--- a/docs/ТВ ЛР №1 Силинцев ВВ.docx
+++ b/docs/ТВ ЛР №1 Силинцев ВВ.docx
@@ -404,47 +404,7 @@
           <w:sz w:val="28"/>
           <w:szCs w:val="28"/>
         </w:rPr>
-        <w:t>Л</w:t>
-      </w:r>
-      <w:r>
-        <w:rPr>
-          <w:rFonts w:eastAsia="Times New Roman" w:cs="Times New Roman"/>
-          <w:sz w:val="28"/>
-          <w:szCs w:val="28"/>
-        </w:rPr>
-        <w:t>абораторн</w:t>
-      </w:r>
-      <w:r>
-        <w:rPr>
-          <w:rFonts w:eastAsia="Times New Roman" w:cs="Times New Roman"/>
-          <w:sz w:val="28"/>
-          <w:szCs w:val="28"/>
-        </w:rPr>
-        <w:t>ая</w:t>
-      </w:r>
-      <w:r>
-        <w:rPr>
-          <w:rFonts w:eastAsia="Times New Roman" w:cs="Times New Roman"/>
-          <w:sz w:val="28"/>
-          <w:szCs w:val="28"/>
-        </w:rPr>
-        <w:t xml:space="preserve"> работ</w:t>
-      </w:r>
-      <w:r>
-        <w:rPr>
-          <w:rFonts w:eastAsia="Times New Roman" w:cs="Times New Roman"/>
-          <w:sz w:val="28"/>
-          <w:szCs w:val="28"/>
-        </w:rPr>
-        <w:t>а</w:t>
-      </w:r>
-      <w:r>
-        <w:rPr>
-          <w:rFonts w:eastAsia="Times New Roman" w:cs="Times New Roman"/>
-          <w:sz w:val="28"/>
-          <w:szCs w:val="28"/>
-        </w:rPr>
-        <w:t xml:space="preserve"> №</w:t>
+        <w:t>Лабораторная работа №</w:t>
       </w:r>
       <w:r>
         <w:rPr>
@@ -462,21 +422,13 @@
         <w:spacing w:lineRule="auto" w:line="360"/>
         <w:ind w:left="709"/>
         <w:jc w:val="center"/>
-        <w:rPr>
-          <w:lang w:val="ru-RU"/>
-        </w:rPr>
-      </w:pPr>
-      <w:r>
-        <w:rPr>
-          <w:lang w:val="ru-RU"/>
-        </w:rPr>
-        <w:t>Те</w:t>
-      </w:r>
-      <w:r>
-        <w:rPr>
-          <w:lang w:val="ru-RU"/>
-        </w:rPr>
-        <w:t>ма</w:t>
+        <w:rPr/>
+      </w:pPr>
+      <w:r>
+        <w:rPr>
+          <w:lang w:val="ru-RU"/>
+        </w:rPr>
+        <w:t>Технологии виртуализации</w:t>
       </w:r>
     </w:p>
     <w:p>
@@ -486,7 +438,9 @@
         <w:ind w:left="709"/>
         <w:jc w:val="center"/>
         <w:rPr>
-          <w:rFonts w:ascii="Times New Roman" w:hAnsi="Times New Roman"/>
+          <w:rFonts w:ascii="Times New Roman" w:hAnsi="Times New Roman" w:eastAsia="Times New Roman" w:cs="Times New Roman"/>
+          <w:sz w:val="28"/>
+          <w:szCs w:val="28"/>
         </w:rPr>
       </w:pPr>
       <w:r>
@@ -495,7 +449,6 @@
           <w:sz w:val="28"/>
           <w:szCs w:val="28"/>
         </w:rPr>
-        <w:t>Вариант №</w:t>
       </w:r>
     </w:p>
     <w:p>
@@ -543,11 +496,9 @@
         <w:pStyle w:val="Normal"/>
         <w:spacing w:lineRule="auto" w:line="360"/>
         <w:ind w:left="709"/>
-        <w:jc w:val="center"/>
-        <w:rPr>
-          <w:rFonts w:ascii="Times New Roman" w:hAnsi="Times New Roman" w:eastAsia="Times New Roman" w:cs="Times New Roman"/>
-          <w:sz w:val="28"/>
-          <w:szCs w:val="28"/>
+        <w:jc w:val="right"/>
+        <w:rPr>
+          <w:rFonts w:ascii="Times New Roman" w:hAnsi="Times New Roman"/>
         </w:rPr>
       </w:pPr>
       <w:r>
@@ -556,6 +507,16 @@
           <w:sz w:val="28"/>
           <w:szCs w:val="28"/>
         </w:rPr>
+        <w:t xml:space="preserve">Группа: </w:t>
+      </w:r>
+      <w:r>
+        <w:rPr>
+          <w:rFonts w:eastAsia="Times New Roman" w:cs="Times New Roman"/>
+          <w:sz w:val="28"/>
+          <w:szCs w:val="28"/>
+          <w:lang w:val="en-US"/>
+        </w:rPr>
+        <w:t>P3414</w:t>
       </w:r>
     </w:p>
     <w:p>
@@ -574,16 +535,7 @@
           <w:sz w:val="28"/>
           <w:szCs w:val="28"/>
         </w:rPr>
-        <w:t xml:space="preserve">Группа: </w:t>
-      </w:r>
-      <w:r>
-        <w:rPr>
-          <w:rFonts w:eastAsia="Times New Roman" w:cs="Times New Roman"/>
-          <w:sz w:val="28"/>
-          <w:szCs w:val="28"/>
-          <w:lang w:val="en-US"/>
-        </w:rPr>
-        <w:t>P3414</w:t>
+        <w:t>Выполнил: Силинцев В.В.</w:t>
       </w:r>
     </w:p>
     <w:p>
@@ -602,26 +554,15 @@
           <w:sz w:val="28"/>
           <w:szCs w:val="28"/>
         </w:rPr>
-        <w:t>Выполнил: Силинцев В.В.</w:t>
-      </w:r>
-    </w:p>
-    <w:p>
-      <w:pPr>
-        <w:pStyle w:val="Normal"/>
-        <w:spacing w:lineRule="auto" w:line="360"/>
-        <w:ind w:left="709"/>
-        <w:jc w:val="right"/>
-        <w:rPr>
-          <w:rFonts w:ascii="Times New Roman" w:hAnsi="Times New Roman"/>
-        </w:rPr>
-      </w:pPr>
+        <w:t xml:space="preserve">Преподаватель: </w:t>
+      </w:r>
       <w:r>
         <w:rPr>
           <w:rFonts w:eastAsia="Times New Roman" w:cs="Times New Roman"/>
           <w:sz w:val="28"/>
           <w:szCs w:val="28"/>
         </w:rPr>
-        <w:t>Преподаватель: Наумова Н.А.</w:t>
+        <w:t>Белозубов А.В.</w:t>
       </w:r>
     </w:p>
     <w:p>
@@ -686,7 +627,7 @@
               <w:rPr>
                 <w:rStyle w:val="Style11"/>
               </w:rPr>
-              <w:t>Задание</w:t>
+              <w:t>Введение</w:t>
               <w:tab/>
               <w:t>3</w:t>
             </w:r>
@@ -714,6 +655,126 @@
         </w:p>
         <w:p>
           <w:pPr>
+            <w:pStyle w:val="TOC2"/>
+            <w:tabs>
+              <w:tab w:val="clear" w:pos="9072"/>
+              <w:tab w:val="right" w:pos="9355" w:leader="dot"/>
+            </w:tabs>
+            <w:rPr/>
+          </w:pPr>
+          <w:hyperlink w:anchor="__RefHeading___Toc235_1058887047">
+            <w:r>
+              <w:rPr>
+                <w:rStyle w:val="Style11"/>
+              </w:rPr>
+              <w:t>Установка гостевой ОС</w:t>
+              <w:tab/>
+              <w:t>4</w:t>
+            </w:r>
+          </w:hyperlink>
+        </w:p>
+        <w:p>
+          <w:pPr>
+            <w:pStyle w:val="TOC2"/>
+            <w:tabs>
+              <w:tab w:val="clear" w:pos="9072"/>
+              <w:tab w:val="right" w:pos="9355" w:leader="dot"/>
+            </w:tabs>
+            <w:rPr/>
+          </w:pPr>
+          <w:hyperlink w:anchor="__RefHeading___Toc276_1261312235">
+            <w:r>
+              <w:rPr>
+                <w:rStyle w:val="Style11"/>
+              </w:rPr>
+              <w:t>Настройка сетевых интерфейсов</w:t>
+              <w:tab/>
+              <w:t>5</w:t>
+            </w:r>
+          </w:hyperlink>
+        </w:p>
+        <w:p>
+          <w:pPr>
+            <w:pStyle w:val="TOC2"/>
+            <w:tabs>
+              <w:tab w:val="clear" w:pos="9072"/>
+              <w:tab w:val="right" w:pos="9355" w:leader="dot"/>
+            </w:tabs>
+            <w:rPr/>
+          </w:pPr>
+          <w:hyperlink w:anchor="__RefHeading___Toc280_1261312235">
+            <w:r>
+              <w:rPr>
+                <w:rStyle w:val="Style11"/>
+              </w:rPr>
+              <w:t>Создание NAT/Сети NAT</w:t>
+              <w:tab/>
+              <w:t>13</w:t>
+            </w:r>
+          </w:hyperlink>
+        </w:p>
+        <w:p>
+          <w:pPr>
+            <w:pStyle w:val="TOC2"/>
+            <w:tabs>
+              <w:tab w:val="clear" w:pos="9072"/>
+              <w:tab w:val="right" w:pos="9355" w:leader="dot"/>
+            </w:tabs>
+            <w:rPr/>
+          </w:pPr>
+          <w:hyperlink w:anchor="__RefHeading___Toc282_1261312235">
+            <w:r>
+              <w:rPr>
+                <w:rStyle w:val="Style11"/>
+              </w:rPr>
+              <w:t>Создание снимка системы</w:t>
+              <w:tab/>
+              <w:t>16</w:t>
+            </w:r>
+          </w:hyperlink>
+        </w:p>
+        <w:p>
+          <w:pPr>
+            <w:pStyle w:val="TOC2"/>
+            <w:tabs>
+              <w:tab w:val="clear" w:pos="9072"/>
+              <w:tab w:val="right" w:pos="9355" w:leader="dot"/>
+            </w:tabs>
+            <w:rPr/>
+          </w:pPr>
+          <w:hyperlink w:anchor="__RefHeading___Toc284_1261312235">
+            <w:r>
+              <w:rPr>
+                <w:rStyle w:val="Style11"/>
+              </w:rPr>
+              <w:t>Создание общей папки и буфер обмена</w:t>
+              <w:tab/>
+              <w:t>18</w:t>
+            </w:r>
+          </w:hyperlink>
+        </w:p>
+        <w:p>
+          <w:pPr>
+            <w:pStyle w:val="TOC2"/>
+            <w:tabs>
+              <w:tab w:val="clear" w:pos="9072"/>
+              <w:tab w:val="right" w:pos="9355" w:leader="dot"/>
+            </w:tabs>
+            <w:rPr/>
+          </w:pPr>
+          <w:hyperlink w:anchor="__RefHeading___Toc286_1261312235">
+            <w:r>
+              <w:rPr>
+                <w:rStyle w:val="Style11"/>
+              </w:rPr>
+              <w:t>Командная строка</w:t>
+              <w:tab/>
+              <w:t>19</w:t>
+            </w:r>
+          </w:hyperlink>
+        </w:p>
+        <w:p>
+          <w:pPr>
             <w:pStyle w:val="TOC1"/>
             <w:tabs>
               <w:tab w:val="clear" w:pos="708"/>
@@ -728,7 +789,7 @@
               </w:rPr>
               <w:t>Заключение</w:t>
               <w:tab/>
-              <w:t>5</w:t>
+              <w:t>21</w:t>
             </w:r>
           </w:hyperlink>
           <w:r>
@@ -776,7 +837,7 @@
           <w:color w:themeColor="text1" w:val="000000"/>
           <w:lang w:val="ru-RU"/>
         </w:rPr>
-        <w:t>Задание</w:t>
+        <w:t>Введение</w:t>
       </w:r>
     </w:p>
     <w:p>
@@ -788,7 +849,19 @@
         <w:rPr>
           <w:lang w:val="ru-RU"/>
         </w:rPr>
-        <w:t>Текст.</w:t>
+        <w:t>В рамках лабораторной работы необходимо изучить основные возможности виртуализации и выполнить установку гостевой операционной системы в виртуальной машине. В процессе работы требуется создать и настроить виртуальную машину, установить на неё ОС, выполнить базовые настройки и проверить её работоспособность.</w:t>
+      </w:r>
+    </w:p>
+    <w:p>
+      <w:pPr>
+        <w:pStyle w:val="BodyText"/>
+        <w:rPr/>
+      </w:pPr>
+      <w:r>
+        <w:rPr>
+          <w:lang w:val="ru-RU"/>
+        </w:rPr>
+        <w:t>Также необходимо настроить различные варианты сетевого взаимодействия виртуальной машины, в частности внутреннюю сеть и NAT, а затем проверить соединение между виртуальными машинами и/или с внешней сетью. Дополнительно требуется изучить работу снимков состояния виртуальной машины, создать и восстановить снимок, настроить общие папки для обмена файлами между основной и гостевой ОС, а также выполнить взаимодействие с виртуальной машинами через командную строку.</w:t>
       </w:r>
     </w:p>
     <w:p>
@@ -828,7 +901,4362 @@
     </w:p>
     <w:p>
       <w:pPr>
+        <w:pStyle w:val="Heading2"/>
+        <w:numPr>
+          <w:ilvl w:val="0"/>
+          <w:numId w:val="0"/>
+        </w:numPr>
+        <w:ind w:firstLine="709" w:left="0"/>
+        <w:rPr/>
+      </w:pPr>
+      <w:bookmarkStart w:id="2" w:name="__RefHeading___Toc235_1058887047"/>
+      <w:bookmarkEnd w:id="2"/>
+      <w:r>
+        <w:rPr/>
+        <w:t>Установка гостевой ОС</w:t>
+      </w:r>
+    </w:p>
+    <w:p>
+      <w:pPr>
         <w:pStyle w:val="BodyText"/>
+        <w:numPr>
+          <w:ilvl w:val="0"/>
+          <w:numId w:val="2"/>
+        </w:numPr>
+        <w:rPr/>
+      </w:pPr>
+      <w:r>
+        <w:rPr/>
+        <w:t xml:space="preserve">Установка гипервизора </w:t>
+      </w:r>
+      <w:r>
+        <w:rPr>
+          <w:lang w:val="en-US"/>
+        </w:rPr>
+        <w:t>VirtualBo</w:t>
+      </w:r>
+      <w:r>
+        <w:rPr>
+          <w:lang w:val="en-US"/>
+        </w:rPr>
+        <w:t>x</w:t>
+      </w:r>
+      <w:r>
+        <w:rPr>
+          <w:lang w:val="en-US"/>
+        </w:rPr>
+        <w:t>.</w:t>
+      </w:r>
+    </w:p>
+    <w:p>
+      <w:pPr>
+        <w:pStyle w:val="BodyText"/>
+        <w:numPr>
+          <w:ilvl w:val="0"/>
+          <w:numId w:val="2"/>
+        </w:numPr>
+        <w:rPr>
+          <w:lang w:val="ru-RU"/>
+        </w:rPr>
+      </w:pPr>
+      <w:r>
+        <w:rPr>
+          <w:lang w:val="ru-RU"/>
+        </w:rPr>
+        <w:t xml:space="preserve">Установка </w:t>
+      </w:r>
+      <w:r>
+        <w:rPr>
+          <w:lang w:val="en-US"/>
+        </w:rPr>
+        <w:t>VM VirtualBox Extension Pack.</w:t>
+      </w:r>
+    </w:p>
+    <w:p>
+      <w:pPr>
+        <w:pStyle w:val="BodyText"/>
+        <w:numPr>
+          <w:ilvl w:val="0"/>
+          <w:numId w:val="2"/>
+        </w:numPr>
+        <w:rPr>
+          <w:lang w:val="ru-RU"/>
+        </w:rPr>
+      </w:pPr>
+      <w:r>
+        <w:rPr>
+          <w:lang w:val="ru-RU"/>
+        </w:rPr>
+        <w:t xml:space="preserve">Загрузка дистрибутивов </w:t>
+      </w:r>
+      <w:r>
+        <w:rPr>
+          <w:lang w:val="en-US"/>
+        </w:rPr>
+        <w:t xml:space="preserve">Windows 10 </w:t>
+      </w:r>
+      <w:r>
+        <w:rPr>
+          <w:lang w:val="ru-RU"/>
+        </w:rPr>
+        <w:t xml:space="preserve">и </w:t>
+      </w:r>
+      <w:r>
+        <w:rPr>
+          <w:lang w:val="en-US"/>
+        </w:rPr>
+        <w:t>Ubuntu 22.04.</w:t>
+      </w:r>
+    </w:p>
+    <w:p>
+      <w:pPr>
+        <w:pStyle w:val="BodyText"/>
+        <w:numPr>
+          <w:ilvl w:val="0"/>
+          <w:numId w:val="2"/>
+        </w:numPr>
+        <w:rPr>
+          <w:lang w:val="ru-RU"/>
+        </w:rPr>
+      </w:pPr>
+      <w:r>
+        <w:rPr>
+          <w:lang w:val="ru-RU"/>
+        </w:rPr>
+        <w:t>Создание виртуальных машин</w:t>
+      </w:r>
+      <w:r>
+        <w:rPr>
+          <w:lang w:val="en-US"/>
+        </w:rPr>
+        <w:t>:</w:t>
+      </w:r>
+    </w:p>
+    <w:p>
+      <w:pPr>
+        <w:pStyle w:val="BodyText"/>
+        <w:numPr>
+          <w:ilvl w:val="1"/>
+          <w:numId w:val="2"/>
+        </w:numPr>
+        <w:rPr/>
+      </w:pPr>
+      <w:r>
+        <w:rPr>
+          <w:lang w:val="en-US"/>
+        </w:rPr>
+        <w:t>WS_SVV_win – Windows 10</w:t>
+      </w:r>
+      <w:r>
+        <w:rPr>
+          <w:lang w:val="ru-RU"/>
+        </w:rPr>
+        <w:t>;</w:t>
+      </w:r>
+    </w:p>
+    <w:p>
+      <w:pPr>
+        <w:pStyle w:val="BodyText"/>
+        <w:numPr>
+          <w:ilvl w:val="1"/>
+          <w:numId w:val="2"/>
+        </w:numPr>
+        <w:rPr/>
+      </w:pPr>
+      <w:r>
+        <w:rPr>
+          <w:lang w:val="en-US"/>
+        </w:rPr>
+        <w:t>WS_SVV_ubuntu – Ubuntu 22.04.</w:t>
+      </w:r>
+    </w:p>
+    <w:p>
+      <w:pPr>
+        <w:pStyle w:val="BodyText"/>
+        <w:rPr>
+          <w:lang w:val="ru-RU"/>
+        </w:rPr>
+      </w:pPr>
+      <w:r>
+        <w:rPr>
+          <w:lang w:val="ru-RU"/>
+        </w:rPr>
+        <w:t>Технические характеристики:</w:t>
+      </w:r>
+    </w:p>
+    <w:p>
+      <w:pPr>
+        <w:pStyle w:val="BodyText"/>
+        <w:numPr>
+          <w:ilvl w:val="1"/>
+          <w:numId w:val="3"/>
+        </w:numPr>
+        <w:rPr>
+          <w:lang w:val="en-US"/>
+        </w:rPr>
+      </w:pPr>
+      <w:r>
+        <w:rPr>
+          <w:lang w:val="en-US"/>
+        </w:rPr>
+        <w:t xml:space="preserve">CPU – 1 </w:t>
+      </w:r>
+      <w:r>
+        <w:rPr>
+          <w:lang w:val="ru-RU"/>
+        </w:rPr>
+        <w:t>ядро;</w:t>
+      </w:r>
+    </w:p>
+    <w:p>
+      <w:pPr>
+        <w:pStyle w:val="BodyText"/>
+        <w:numPr>
+          <w:ilvl w:val="1"/>
+          <w:numId w:val="3"/>
+        </w:numPr>
+        <w:rPr>
+          <w:lang w:val="en-US"/>
+        </w:rPr>
+      </w:pPr>
+      <w:r>
+        <w:rPr>
+          <w:lang w:val="en-US"/>
+        </w:rPr>
+        <w:t>RAM – 2048 MB;</w:t>
+      </w:r>
+    </w:p>
+    <w:p>
+      <w:pPr>
+        <w:pStyle w:val="BodyText"/>
+        <w:numPr>
+          <w:ilvl w:val="1"/>
+          <w:numId w:val="3"/>
+        </w:numPr>
+        <w:rPr>
+          <w:lang w:val="ru-RU"/>
+        </w:rPr>
+      </w:pPr>
+      <w:r>
+        <w:rPr>
+          <w:lang w:val="ru-RU"/>
+        </w:rPr>
+        <w:t xml:space="preserve">Жесткий диск — 20 </w:t>
+      </w:r>
+      <w:r>
+        <w:rPr>
+          <w:lang w:val="en-US"/>
+        </w:rPr>
+        <w:t>GB;</w:t>
+      </w:r>
+    </w:p>
+    <w:p>
+      <w:pPr>
+        <w:pStyle w:val="BodyText"/>
+        <w:numPr>
+          <w:ilvl w:val="1"/>
+          <w:numId w:val="3"/>
+        </w:numPr>
+        <w:rPr>
+          <w:lang w:val="ru-RU"/>
+        </w:rPr>
+      </w:pPr>
+      <w:r>
+        <w:rPr>
+          <w:lang w:val="ru-RU"/>
+        </w:rPr>
+        <w:t>Сетевой интерфейс — внутренняя сеть;</w:t>
+      </w:r>
+    </w:p>
+    <w:p>
+      <w:pPr>
+        <w:pStyle w:val="BodyText"/>
+        <w:numPr>
+          <w:ilvl w:val="1"/>
+          <w:numId w:val="3"/>
+        </w:numPr>
+        <w:rPr>
+          <w:lang w:val="ru-RU"/>
+        </w:rPr>
+      </w:pPr>
+      <w:r>
+        <w:rPr>
+          <w:lang w:val="ru-RU"/>
+        </w:rPr>
+        <w:t>аудио отключено.</w:t>
+      </w:r>
+    </w:p>
+    <w:p>
+      <w:pPr>
+        <w:pStyle w:val="BodyText"/>
+        <w:numPr>
+          <w:ilvl w:val="0"/>
+          <w:numId w:val="2"/>
+        </w:numPr>
+        <w:rPr>
+          <w:lang w:val="ru-RU"/>
+        </w:rPr>
+      </w:pPr>
+      <w:r>
+        <w:rPr>
+          <w:lang w:val="ru-RU"/>
+        </w:rPr>
+        <w:t xml:space="preserve">Установка </w:t>
+      </w:r>
+      <w:r>
+        <w:rPr>
+          <w:lang w:val="ru-RU"/>
+        </w:rPr>
+        <w:t>дополнений гостевых ОС</w:t>
+      </w:r>
+      <w:r>
+        <w:rPr>
+          <w:lang w:val="ru-RU"/>
+        </w:rPr>
+        <w:t>.</w:t>
+      </w:r>
+    </w:p>
+    <w:p>
+      <w:pPr>
+        <w:pStyle w:val="Heading2"/>
+        <w:numPr>
+          <w:ilvl w:val="0"/>
+          <w:numId w:val="0"/>
+        </w:numPr>
+        <w:ind w:firstLine="709" w:left="0"/>
+        <w:rPr/>
+      </w:pPr>
+      <w:r>
+        <w:rPr/>
+      </w:r>
+      <w:r>
+        <w:br w:type="page"/>
+      </w:r>
+    </w:p>
+    <w:p>
+      <w:pPr>
+        <w:pStyle w:val="Heading2"/>
+        <w:numPr>
+          <w:ilvl w:val="0"/>
+          <w:numId w:val="0"/>
+        </w:numPr>
+        <w:ind w:firstLine="709" w:left="0"/>
+        <w:rPr/>
+      </w:pPr>
+      <w:bookmarkStart w:id="3" w:name="__RefHeading___Toc276_1261312235"/>
+      <w:bookmarkEnd w:id="3"/>
+      <w:r>
+        <w:rPr/>
+        <w:t>Настройка сетевых интерфейсов</w:t>
+      </w:r>
+    </w:p>
+    <w:p>
+      <w:pPr>
+        <w:pStyle w:val="Normal"/>
+        <w:numPr>
+          <w:ilvl w:val="0"/>
+          <w:numId w:val="4"/>
+        </w:numPr>
+        <w:rPr/>
+      </w:pPr>
+      <w:r>
+        <w:rPr>
+          <w:lang w:val="ru-RU"/>
+        </w:rPr>
+        <w:t xml:space="preserve">Назначение </w:t>
+      </w:r>
+      <w:r>
+        <w:rPr>
+          <w:lang w:val="en-US"/>
+        </w:rPr>
+        <w:t>IP-</w:t>
+      </w:r>
+      <w:r>
+        <w:rPr>
+          <w:lang w:val="ru-RU"/>
+        </w:rPr>
+        <w:t>адресов гостевым ОС:</w:t>
+      </w:r>
+    </w:p>
+    <w:p>
+      <w:pPr>
+        <w:pStyle w:val="Normal"/>
+        <w:numPr>
+          <w:ilvl w:val="1"/>
+          <w:numId w:val="4"/>
+        </w:numPr>
+        <w:rPr>
+          <w:lang w:val="en-US"/>
+        </w:rPr>
+      </w:pPr>
+      <w:r>
+        <w:rPr>
+          <w:lang w:val="en-US"/>
+        </w:rPr>
+        <w:t>Windows 10 – 192.168.99.1;</w:t>
+      </w:r>
+    </w:p>
+    <w:p>
+      <w:pPr>
+        <w:pStyle w:val="Normal"/>
+        <w:numPr>
+          <w:ilvl w:val="1"/>
+          <w:numId w:val="4"/>
+        </w:numPr>
+        <w:rPr>
+          <w:lang w:val="en-US"/>
+        </w:rPr>
+      </w:pPr>
+      <w:r>
+        <w:rPr>
+          <w:lang w:val="en-US"/>
+        </w:rPr>
+        <w:t>Ubuntu 22.04 – 192.168.99.2.</w:t>
+      </w:r>
+    </w:p>
+    <w:p>
+      <w:pPr>
+        <w:pStyle w:val="Normal"/>
+        <w:rPr>
+          <w:lang w:val="en-US"/>
+        </w:rPr>
+      </w:pPr>
+      <w:r>
+        <w:rPr>
+          <w:lang w:val="en-US"/>
+        </w:rPr>
+      </w:r>
+      <w:r>
+        <mc:AlternateContent>
+          <mc:Choice Requires="wps">
+            <w:drawing>
+              <wp:anchor behindDoc="0" distT="0" distB="0" distL="0" distR="0" simplePos="0" locked="0" layoutInCell="0" allowOverlap="1" relativeHeight="10">
+                <wp:simplePos x="0" y="0"/>
+                <wp:positionH relativeFrom="column">
+                  <wp:align>center</wp:align>
+                </wp:positionH>
+                <wp:positionV relativeFrom="paragraph">
+                  <wp:posOffset>635</wp:posOffset>
+                </wp:positionV>
+                <wp:extent cx="5940425" cy="3963670"/>
+                <wp:effectExtent l="0" t="0" r="0" b="0"/>
+                <wp:wrapSquare wrapText="largest"/>
+                <wp:docPr id="4" name="Врезка5"/>
+                <a:graphic xmlns:a="http://schemas.openxmlformats.org/drawingml/2006/main">
+                  <a:graphicData uri="http://schemas.microsoft.com/office/word/2010/wordprocessingShape">
+                    <wps:wsp>
+                      <wps:cNvSpPr txBox="1"/>
+                      <wps:spPr>
+                        <a:xfrm>
+                          <a:off x="0" y="0"/>
+                          <a:ext cx="5940425" cy="3963670"/>
+                        </a:xfrm>
+                        <a:prstGeom prst="rect"/>
+                        <a:solidFill>
+                          <a:srgbClr val="FFFFFF"/>
+                        </a:solidFill>
+                      </wps:spPr>
+                      <wps:txbx>
+                        <w:txbxContent>
+                          <w:p>
+                            <w:pPr>
+                              <w:pStyle w:val="Style18"/>
+                              <w:spacing w:before="120" w:after="120"/>
+                              <w:rPr/>
+                            </w:pPr>
+                            <w:r>
+                              <w:rPr/>
+                              <w:drawing>
+                                <wp:inline distT="0" distB="0" distL="0" distR="0">
+                                  <wp:extent cx="5940425" cy="3590925"/>
+                                  <wp:effectExtent l="0" t="0" r="0" b="0"/>
+                                  <wp:docPr id="5" name="Изображение2" descr=""/>
+                                  <wp:cNvGraphicFramePr>
+                                    <a:graphicFrameLocks xmlns:a="http://schemas.openxmlformats.org/drawingml/2006/main" noChangeAspect="1"/>
+                                  </wp:cNvGraphicFramePr>
+                                  <a:graphic xmlns:a="http://schemas.openxmlformats.org/drawingml/2006/main">
+                                    <a:graphicData uri="http://schemas.openxmlformats.org/drawingml/2006/picture">
+                                      <pic:pic xmlns:pic="http://schemas.openxmlformats.org/drawingml/2006/picture">
+                                        <pic:nvPicPr>
+                                          <pic:cNvPr id="5" name="Изображение2" descr=""/>
+                                          <pic:cNvPicPr>
+                                            <a:picLocks noChangeAspect="1" noChangeArrowheads="1"/>
+                                          </pic:cNvPicPr>
+                                        </pic:nvPicPr>
+                                        <pic:blipFill>
+                                          <a:blip r:embed="rId2"/>
+                                          <a:stretch>
+                                            <a:fillRect/>
+                                          </a:stretch>
+                                        </pic:blipFill>
+                                        <pic:spPr bwMode="auto">
+                                          <a:xfrm>
+                                            <a:off x="0" y="0"/>
+                                            <a:ext cx="5940425" cy="3590925"/>
+                                          </a:xfrm>
+                                          <a:prstGeom prst="rect">
+                                            <a:avLst/>
+                                          </a:prstGeom>
+                                        </pic:spPr>
+                                      </pic:pic>
+                                    </a:graphicData>
+                                  </a:graphic>
+                                </wp:inline>
+                              </w:drawing>
+                              <w:t xml:space="preserve">Рисунок </w:t>
+                            </w:r>
+                            <w:r>
+                              <w:rPr/>
+                              <w:fldChar w:fldCharType="begin"/>
+                            </w:r>
+                            <w:r>
+                              <w:rPr/>
+                              <w:instrText xml:space="preserve"> SEQ Рисунок \* ARABIC </w:instrText>
+                            </w:r>
+                            <w:r>
+                              <w:rPr/>
+                              <w:fldChar w:fldCharType="separate"/>
+                            </w:r>
+                            <w:r>
+                              <w:rPr/>
+                              <w:t>1</w:t>
+                            </w:r>
+                            <w:r>
+                              <w:rPr/>
+                              <w:fldChar w:fldCharType="end"/>
+                            </w:r>
+                            <w:r>
+                              <w:rPr/>
+                              <w:t>: IP-адрес Windows</w:t>
+                            </w:r>
+                          </w:p>
+                        </w:txbxContent>
+                      </wps:txbx>
+                      <wps:bodyPr anchor="t" lIns="0" tIns="0" rIns="0" bIns="0">
+                        <a:noAutofit/>
+                      </wps:bodyPr>
+                    </wps:wsp>
+                  </a:graphicData>
+                </a:graphic>
+              </wp:anchor>
+            </w:drawing>
+          </mc:Choice>
+          <mc:Fallback>
+            <w:pict>
+              <v:rect style="position:absolute;rotation:-0;width:467.75pt;height:312.1pt;mso-wrap-distance-left:0pt;mso-wrap-distance-right:0pt;mso-wrap-distance-top:0pt;mso-wrap-distance-bottom:0pt;margin-top:0pt;mso-position-vertical:top;mso-position-vertical-relative:text;margin-left:0pt;mso-position-horizontal:center;mso-position-horizontal-relative:text">
+                <v:textbox inset="0in,0in,0in,0in">
+                  <w:txbxContent>
+                    <w:p>
+                      <w:pPr>
+                        <w:pStyle w:val="Style18"/>
+                        <w:spacing w:before="120" w:after="120"/>
+                        <w:rPr/>
+                      </w:pPr>
+                      <w:r>
+                        <w:rPr/>
+                        <w:drawing>
+                          <wp:inline distT="0" distB="0" distL="0" distR="0">
+                            <wp:extent cx="5940425" cy="3590925"/>
+                            <wp:effectExtent l="0" t="0" r="0" b="0"/>
+                            <wp:docPr id="6" name="Изображение2" descr=""/>
+                            <wp:cNvGraphicFramePr>
+                              <a:graphicFrameLocks xmlns:a="http://schemas.openxmlformats.org/drawingml/2006/main" noChangeAspect="1"/>
+                            </wp:cNvGraphicFramePr>
+                            <a:graphic xmlns:a="http://schemas.openxmlformats.org/drawingml/2006/main">
+                              <a:graphicData uri="http://schemas.openxmlformats.org/drawingml/2006/picture">
+                                <pic:pic xmlns:pic="http://schemas.openxmlformats.org/drawingml/2006/picture">
+                                  <pic:nvPicPr>
+                                    <pic:cNvPr id="6" name="Изображение2" descr=""/>
+                                    <pic:cNvPicPr>
+                                      <a:picLocks noChangeAspect="1" noChangeArrowheads="1"/>
+                                    </pic:cNvPicPr>
+                                  </pic:nvPicPr>
+                                  <pic:blipFill>
+                                    <a:blip r:embed="rId3"/>
+                                    <a:stretch>
+                                      <a:fillRect/>
+                                    </a:stretch>
+                                  </pic:blipFill>
+                                  <pic:spPr bwMode="auto">
+                                    <a:xfrm>
+                                      <a:off x="0" y="0"/>
+                                      <a:ext cx="5940425" cy="3590925"/>
+                                    </a:xfrm>
+                                    <a:prstGeom prst="rect">
+                                      <a:avLst/>
+                                    </a:prstGeom>
+                                  </pic:spPr>
+                                </pic:pic>
+                              </a:graphicData>
+                            </a:graphic>
+                          </wp:inline>
+                        </w:drawing>
+                        <w:t xml:space="preserve">Рисунок </w:t>
+                      </w:r>
+                      <w:r>
+                        <w:rPr/>
+                        <w:fldChar w:fldCharType="begin"/>
+                      </w:r>
+                      <w:r>
+                        <w:rPr/>
+                        <w:instrText xml:space="preserve"> SEQ Рисунок \* ARABIC </w:instrText>
+                      </w:r>
+                      <w:r>
+                        <w:rPr/>
+                        <w:fldChar w:fldCharType="separate"/>
+                      </w:r>
+                      <w:r>
+                        <w:rPr/>
+                        <w:t>1</w:t>
+                      </w:r>
+                      <w:r>
+                        <w:rPr/>
+                        <w:fldChar w:fldCharType="end"/>
+                      </w:r>
+                      <w:r>
+                        <w:rPr/>
+                        <w:t>: IP-адрес Windows</w:t>
+                      </w:r>
+                    </w:p>
+                  </w:txbxContent>
+                </v:textbox>
+                <w10:wrap type="square" side="largest"/>
+              </v:rect>
+            </w:pict>
+          </mc:Fallback>
+        </mc:AlternateContent>
+      </w:r>
+    </w:p>
+    <w:p>
+      <w:pPr>
+        <w:pStyle w:val="Normal"/>
+        <w:numPr>
+          <w:ilvl w:val="0"/>
+          <w:numId w:val="0"/>
+        </w:numPr>
+        <w:ind w:hanging="0" w:left="1080"/>
+        <w:rPr>
+          <w:lang w:val="en-US"/>
+        </w:rPr>
+      </w:pPr>
+      <w:r>
+        <w:rPr>
+          <w:lang w:val="en-US"/>
+        </w:rPr>
+        <w:br/>
+      </w:r>
+      <w:r>
+        <w:br w:type="page"/>
+      </w:r>
+      <w:r>
+        <mc:AlternateContent>
+          <mc:Choice Requires="wps">
+            <w:drawing>
+              <wp:anchor behindDoc="0" distT="0" distB="0" distL="0" distR="0" simplePos="0" locked="0" layoutInCell="0" allowOverlap="1" relativeHeight="8">
+                <wp:simplePos x="0" y="0"/>
+                <wp:positionH relativeFrom="column">
+                  <wp:align>center</wp:align>
+                </wp:positionH>
+                <wp:positionV relativeFrom="paragraph">
+                  <wp:posOffset>635</wp:posOffset>
+                </wp:positionV>
+                <wp:extent cx="5483225" cy="5459095"/>
+                <wp:effectExtent l="0" t="0" r="0" b="0"/>
+                <wp:wrapSquare wrapText="largest"/>
+                <wp:docPr id="7" name="Врезка4"/>
+                <a:graphic xmlns:a="http://schemas.openxmlformats.org/drawingml/2006/main">
+                  <a:graphicData uri="http://schemas.microsoft.com/office/word/2010/wordprocessingShape">
+                    <wps:wsp>
+                      <wps:cNvSpPr txBox="1"/>
+                      <wps:spPr>
+                        <a:xfrm>
+                          <a:off x="0" y="0"/>
+                          <a:ext cx="5483225" cy="5459095"/>
+                        </a:xfrm>
+                        <a:prstGeom prst="rect"/>
+                        <a:solidFill>
+                          <a:srgbClr val="FFFFFF"/>
+                        </a:solidFill>
+                      </wps:spPr>
+                      <wps:txbx>
+                        <w:txbxContent>
+                          <w:p>
+                            <w:pPr>
+                              <w:pStyle w:val="Style18"/>
+                              <w:spacing w:before="120" w:after="120"/>
+                              <w:rPr/>
+                            </w:pPr>
+                            <w:r>
+                              <w:rPr/>
+                              <w:drawing>
+                                <wp:inline distT="0" distB="0" distL="0" distR="0">
+                                  <wp:extent cx="5483225" cy="5086350"/>
+                                  <wp:effectExtent l="0" t="0" r="0" b="0"/>
+                                  <wp:docPr id="8" name="Изображение1" descr=""/>
+                                  <wp:cNvGraphicFramePr>
+                                    <a:graphicFrameLocks xmlns:a="http://schemas.openxmlformats.org/drawingml/2006/main" noChangeAspect="1"/>
+                                  </wp:cNvGraphicFramePr>
+                                  <a:graphic xmlns:a="http://schemas.openxmlformats.org/drawingml/2006/main">
+                                    <a:graphicData uri="http://schemas.openxmlformats.org/drawingml/2006/picture">
+                                      <pic:pic xmlns:pic="http://schemas.openxmlformats.org/drawingml/2006/picture">
+                                        <pic:nvPicPr>
+                                          <pic:cNvPr id="8" name="Изображение1" descr=""/>
+                                          <pic:cNvPicPr>
+                                            <a:picLocks noChangeAspect="1" noChangeArrowheads="1"/>
+                                          </pic:cNvPicPr>
+                                        </pic:nvPicPr>
+                                        <pic:blipFill>
+                                          <a:blip r:embed="rId4"/>
+                                          <a:stretch>
+                                            <a:fillRect/>
+                                          </a:stretch>
+                                        </pic:blipFill>
+                                        <pic:spPr bwMode="auto">
+                                          <a:xfrm>
+                                            <a:off x="0" y="0"/>
+                                            <a:ext cx="5483225" cy="5086350"/>
+                                          </a:xfrm>
+                                          <a:prstGeom prst="rect">
+                                            <a:avLst/>
+                                          </a:prstGeom>
+                                        </pic:spPr>
+                                      </pic:pic>
+                                    </a:graphicData>
+                                  </a:graphic>
+                                </wp:inline>
+                              </w:drawing>
+                              <w:t xml:space="preserve">Рисунок </w:t>
+                            </w:r>
+                            <w:r>
+                              <w:rPr/>
+                              <w:fldChar w:fldCharType="begin"/>
+                            </w:r>
+                            <w:r>
+                              <w:rPr/>
+                              <w:instrText xml:space="preserve"> SEQ Рисунок \* ARABIC </w:instrText>
+                            </w:r>
+                            <w:r>
+                              <w:rPr/>
+                              <w:fldChar w:fldCharType="separate"/>
+                            </w:r>
+                            <w:r>
+                              <w:rPr/>
+                              <w:t>2</w:t>
+                            </w:r>
+                            <w:r>
+                              <w:rPr/>
+                              <w:fldChar w:fldCharType="end"/>
+                            </w:r>
+                            <w:r>
+                              <w:rPr/>
+                              <w:t>: IP-адрес Ubuntu</w:t>
+                            </w:r>
+                          </w:p>
+                        </w:txbxContent>
+                      </wps:txbx>
+                      <wps:bodyPr anchor="t" lIns="0" tIns="0" rIns="0" bIns="0">
+                        <a:noAutofit/>
+                      </wps:bodyPr>
+                    </wps:wsp>
+                  </a:graphicData>
+                </a:graphic>
+              </wp:anchor>
+            </w:drawing>
+          </mc:Choice>
+          <mc:Fallback>
+            <w:pict>
+              <v:rect style="position:absolute;rotation:-0;width:431.75pt;height:429.85pt;mso-wrap-distance-left:0pt;mso-wrap-distance-right:0pt;mso-wrap-distance-top:0pt;mso-wrap-distance-bottom:0pt;margin-top:0pt;mso-position-vertical:top;mso-position-vertical-relative:text;margin-left:18pt;mso-position-horizontal:center;mso-position-horizontal-relative:text">
+                <v:textbox inset="0in,0in,0in,0in">
+                  <w:txbxContent>
+                    <w:p>
+                      <w:pPr>
+                        <w:pStyle w:val="Style18"/>
+                        <w:spacing w:before="120" w:after="120"/>
+                        <w:rPr/>
+                      </w:pPr>
+                      <w:r>
+                        <w:rPr/>
+                        <w:drawing>
+                          <wp:inline distT="0" distB="0" distL="0" distR="0">
+                            <wp:extent cx="5483225" cy="5086350"/>
+                            <wp:effectExtent l="0" t="0" r="0" b="0"/>
+                            <wp:docPr id="9" name="Изображение1" descr=""/>
+                            <wp:cNvGraphicFramePr>
+                              <a:graphicFrameLocks xmlns:a="http://schemas.openxmlformats.org/drawingml/2006/main" noChangeAspect="1"/>
+                            </wp:cNvGraphicFramePr>
+                            <a:graphic xmlns:a="http://schemas.openxmlformats.org/drawingml/2006/main">
+                              <a:graphicData uri="http://schemas.openxmlformats.org/drawingml/2006/picture">
+                                <pic:pic xmlns:pic="http://schemas.openxmlformats.org/drawingml/2006/picture">
+                                  <pic:nvPicPr>
+                                    <pic:cNvPr id="9" name="Изображение1" descr=""/>
+                                    <pic:cNvPicPr>
+                                      <a:picLocks noChangeAspect="1" noChangeArrowheads="1"/>
+                                    </pic:cNvPicPr>
+                                  </pic:nvPicPr>
+                                  <pic:blipFill>
+                                    <a:blip r:embed="rId5"/>
+                                    <a:stretch>
+                                      <a:fillRect/>
+                                    </a:stretch>
+                                  </pic:blipFill>
+                                  <pic:spPr bwMode="auto">
+                                    <a:xfrm>
+                                      <a:off x="0" y="0"/>
+                                      <a:ext cx="5483225" cy="5086350"/>
+                                    </a:xfrm>
+                                    <a:prstGeom prst="rect">
+                                      <a:avLst/>
+                                    </a:prstGeom>
+                                  </pic:spPr>
+                                </pic:pic>
+                              </a:graphicData>
+                            </a:graphic>
+                          </wp:inline>
+                        </w:drawing>
+                        <w:t xml:space="preserve">Рисунок </w:t>
+                      </w:r>
+                      <w:r>
+                        <w:rPr/>
+                        <w:fldChar w:fldCharType="begin"/>
+                      </w:r>
+                      <w:r>
+                        <w:rPr/>
+                        <w:instrText xml:space="preserve"> SEQ Рисунок \* ARABIC </w:instrText>
+                      </w:r>
+                      <w:r>
+                        <w:rPr/>
+                        <w:fldChar w:fldCharType="separate"/>
+                      </w:r>
+                      <w:r>
+                        <w:rPr/>
+                        <w:t>2</w:t>
+                      </w:r>
+                      <w:r>
+                        <w:rPr/>
+                        <w:fldChar w:fldCharType="end"/>
+                      </w:r>
+                      <w:r>
+                        <w:rPr/>
+                        <w:t>: IP-адрес Ubuntu</w:t>
+                      </w:r>
+                    </w:p>
+                  </w:txbxContent>
+                </v:textbox>
+                <w10:wrap type="square" side="largest"/>
+              </v:rect>
+            </w:pict>
+          </mc:Fallback>
+        </mc:AlternateContent>
+      </w:r>
+    </w:p>
+    <w:p>
+      <w:pPr>
+        <w:pStyle w:val="Normal"/>
+        <w:numPr>
+          <w:ilvl w:val="0"/>
+          <w:numId w:val="4"/>
+        </w:numPr>
+        <w:rPr/>
+      </w:pPr>
+      <w:r>
+        <w:rPr>
+          <w:lang w:val="ru-RU"/>
+        </w:rPr>
+        <w:t xml:space="preserve">Проверяем сетевое соединение через </w:t>
+      </w:r>
+      <w:r>
+        <w:rPr>
+          <w:lang w:val="en-US"/>
+        </w:rPr>
+        <w:t xml:space="preserve">Ping. </w:t>
+      </w:r>
+      <w:r>
+        <w:rPr>
+          <w:lang w:val="ru-RU"/>
+        </w:rPr>
+        <w:t>Выбран сетевой адаптер «Внутренняя сеть», поэтому доступ к внешним ресурсам отсутствует, но между гостевыми ОС соединение установлено.</w:t>
+      </w:r>
+      <w:r>
+        <w:rPr>
+          <w:lang w:val="en-US"/>
+        </w:rPr>
+        <w:br/>
+      </w:r>
+      <w:r>
+        <mc:AlternateContent>
+          <mc:Choice Requires="wps">
+            <w:drawing>
+              <wp:anchor behindDoc="0" distT="0" distB="0" distL="0" distR="0" simplePos="0" locked="0" layoutInCell="0" allowOverlap="1" relativeHeight="12">
+                <wp:simplePos x="0" y="0"/>
+                <wp:positionH relativeFrom="column">
+                  <wp:align>center</wp:align>
+                </wp:positionH>
+                <wp:positionV relativeFrom="paragraph">
+                  <wp:posOffset>815340</wp:posOffset>
+                </wp:positionV>
+                <wp:extent cx="4773295" cy="3106420"/>
+                <wp:effectExtent l="0" t="0" r="0" b="0"/>
+                <wp:wrapSquare wrapText="largest"/>
+                <wp:docPr id="10" name="Врезка6"/>
+                <a:graphic xmlns:a="http://schemas.openxmlformats.org/drawingml/2006/main">
+                  <a:graphicData uri="http://schemas.microsoft.com/office/word/2010/wordprocessingShape">
+                    <wps:wsp>
+                      <wps:cNvSpPr txBox="1"/>
+                      <wps:spPr>
+                        <a:xfrm>
+                          <a:off x="0" y="0"/>
+                          <a:ext cx="4773295" cy="3106420"/>
+                        </a:xfrm>
+                        <a:prstGeom prst="rect"/>
+                        <a:solidFill>
+                          <a:srgbClr val="FFFFFF"/>
+                        </a:solidFill>
+                      </wps:spPr>
+                      <wps:txbx>
+                        <w:txbxContent>
+                          <w:p>
+                            <w:pPr>
+                              <w:pStyle w:val="Style18"/>
+                              <w:spacing w:before="120" w:after="120"/>
+                              <w:rPr/>
+                            </w:pPr>
+                            <w:r>
+                              <w:rPr/>
+                              <w:drawing>
+                                <wp:inline distT="0" distB="0" distL="0" distR="0">
+                                  <wp:extent cx="5711825" cy="3271520"/>
+                                  <wp:effectExtent l="0" t="0" r="0" b="0"/>
+                                  <wp:docPr id="11" name="Изображение3" descr=""/>
+                                  <wp:cNvGraphicFramePr>
+                                    <a:graphicFrameLocks xmlns:a="http://schemas.openxmlformats.org/drawingml/2006/main" noChangeAspect="1"/>
+                                  </wp:cNvGraphicFramePr>
+                                  <a:graphic xmlns:a="http://schemas.openxmlformats.org/drawingml/2006/main">
+                                    <a:graphicData uri="http://schemas.openxmlformats.org/drawingml/2006/picture">
+                                      <pic:pic xmlns:pic="http://schemas.openxmlformats.org/drawingml/2006/picture">
+                                        <pic:nvPicPr>
+                                          <pic:cNvPr id="11" name="Изображение3" descr=""/>
+                                          <pic:cNvPicPr>
+                                            <a:picLocks noChangeAspect="1" noChangeArrowheads="1"/>
+                                          </pic:cNvPicPr>
+                                        </pic:nvPicPr>
+                                        <pic:blipFill>
+                                          <a:blip r:embed="rId6"/>
+                                          <a:stretch>
+                                            <a:fillRect/>
+                                          </a:stretch>
+                                        </pic:blipFill>
+                                        <pic:spPr bwMode="auto">
+                                          <a:xfrm>
+                                            <a:off x="0" y="0"/>
+                                            <a:ext cx="5711825" cy="3271520"/>
+                                          </a:xfrm>
+                                          <a:prstGeom prst="rect">
+                                            <a:avLst/>
+                                          </a:prstGeom>
+                                        </pic:spPr>
+                                      </pic:pic>
+                                    </a:graphicData>
+                                  </a:graphic>
+                                </wp:inline>
+                              </w:drawing>
+                              <w:t xml:space="preserve">Рисунок </w:t>
+                            </w:r>
+                            <w:r>
+                              <w:rPr/>
+                              <w:fldChar w:fldCharType="begin"/>
+                            </w:r>
+                            <w:r>
+                              <w:rPr/>
+                              <w:instrText xml:space="preserve"> SEQ Рисунок \* ARABIC </w:instrText>
+                            </w:r>
+                            <w:r>
+                              <w:rPr/>
+                              <w:fldChar w:fldCharType="separate"/>
+                            </w:r>
+                            <w:r>
+                              <w:rPr/>
+                              <w:t>3</w:t>
+                            </w:r>
+                            <w:r>
+                              <w:rPr/>
+                              <w:fldChar w:fldCharType="end"/>
+                            </w:r>
+                            <w:r>
+                              <w:rPr/>
+                              <w:t>: Ping Windows</w:t>
+                            </w:r>
+                          </w:p>
+                        </w:txbxContent>
+                      </wps:txbx>
+                      <wps:bodyPr anchor="t" lIns="0" tIns="0" rIns="0" bIns="0">
+                        <a:noAutofit/>
+                      </wps:bodyPr>
+                    </wps:wsp>
+                  </a:graphicData>
+                </a:graphic>
+              </wp:anchor>
+            </w:drawing>
+          </mc:Choice>
+          <mc:Fallback>
+            <w:pict>
+              <v:rect style="position:absolute;rotation:-0;width:375.85pt;height:244.6pt;mso-wrap-distance-left:0pt;mso-wrap-distance-right:0pt;mso-wrap-distance-top:0pt;mso-wrap-distance-bottom:0pt;margin-top:64.2pt;mso-position-vertical-relative:text;margin-left:45.95pt;mso-position-horizontal:center;mso-position-horizontal-relative:text">
+                <v:textbox inset="0in,0in,0in,0in">
+                  <w:txbxContent>
+                    <w:p>
+                      <w:pPr>
+                        <w:pStyle w:val="Style18"/>
+                        <w:spacing w:before="120" w:after="120"/>
+                        <w:rPr/>
+                      </w:pPr>
+                      <w:r>
+                        <w:rPr/>
+                        <w:drawing>
+                          <wp:inline distT="0" distB="0" distL="0" distR="0">
+                            <wp:extent cx="5711825" cy="3271520"/>
+                            <wp:effectExtent l="0" t="0" r="0" b="0"/>
+                            <wp:docPr id="12" name="Изображение3" descr=""/>
+                            <wp:cNvGraphicFramePr>
+                              <a:graphicFrameLocks xmlns:a="http://schemas.openxmlformats.org/drawingml/2006/main" noChangeAspect="1"/>
+                            </wp:cNvGraphicFramePr>
+                            <a:graphic xmlns:a="http://schemas.openxmlformats.org/drawingml/2006/main">
+                              <a:graphicData uri="http://schemas.openxmlformats.org/drawingml/2006/picture">
+                                <pic:pic xmlns:pic="http://schemas.openxmlformats.org/drawingml/2006/picture">
+                                  <pic:nvPicPr>
+                                    <pic:cNvPr id="12" name="Изображение3" descr=""/>
+                                    <pic:cNvPicPr>
+                                      <a:picLocks noChangeAspect="1" noChangeArrowheads="1"/>
+                                    </pic:cNvPicPr>
+                                  </pic:nvPicPr>
+                                  <pic:blipFill>
+                                    <a:blip r:embed="rId7"/>
+                                    <a:stretch>
+                                      <a:fillRect/>
+                                    </a:stretch>
+                                  </pic:blipFill>
+                                  <pic:spPr bwMode="auto">
+                                    <a:xfrm>
+                                      <a:off x="0" y="0"/>
+                                      <a:ext cx="5711825" cy="3271520"/>
+                                    </a:xfrm>
+                                    <a:prstGeom prst="rect">
+                                      <a:avLst/>
+                                    </a:prstGeom>
+                                  </pic:spPr>
+                                </pic:pic>
+                              </a:graphicData>
+                            </a:graphic>
+                          </wp:inline>
+                        </w:drawing>
+                        <w:t xml:space="preserve">Рисунок </w:t>
+                      </w:r>
+                      <w:r>
+                        <w:rPr/>
+                        <w:fldChar w:fldCharType="begin"/>
+                      </w:r>
+                      <w:r>
+                        <w:rPr/>
+                        <w:instrText xml:space="preserve"> SEQ Рисунок \* ARABIC </w:instrText>
+                      </w:r>
+                      <w:r>
+                        <w:rPr/>
+                        <w:fldChar w:fldCharType="separate"/>
+                      </w:r>
+                      <w:r>
+                        <w:rPr/>
+                        <w:t>3</w:t>
+                      </w:r>
+                      <w:r>
+                        <w:rPr/>
+                        <w:fldChar w:fldCharType="end"/>
+                      </w:r>
+                      <w:r>
+                        <w:rPr/>
+                        <w:t>: Ping Windows</w:t>
+                      </w:r>
+                    </w:p>
+                  </w:txbxContent>
+                </v:textbox>
+                <w10:wrap type="square" side="largest"/>
+              </v:rect>
+            </w:pict>
+          </mc:Fallback>
+        </mc:AlternateContent>
+      </w:r>
+    </w:p>
+    <w:p>
+      <w:pPr>
+        <w:pStyle w:val="Normal"/>
+        <w:widowControl/>
+        <w:numPr>
+          <w:ilvl w:val="0"/>
+          <w:numId w:val="0"/>
+        </w:numPr>
+        <w:suppressAutoHyphens w:val="true"/>
+        <w:spacing w:lineRule="auto" w:line="259"/>
+        <w:jc w:val="left"/>
+        <w:rPr>
+          <w:lang w:val="ru-RU"/>
+        </w:rPr>
+      </w:pPr>
+      <w:r>
+        <w:rPr>
+          <w:lang w:val="ru-RU"/>
+        </w:rPr>
+      </w:r>
+      <w:r>
+        <w:br w:type="page"/>
+      </w:r>
+      <w:r>
+        <mc:AlternateContent>
+          <mc:Choice Requires="wps">
+            <w:drawing>
+              <wp:anchor behindDoc="0" distT="0" distB="0" distL="0" distR="0" simplePos="0" locked="0" layoutInCell="0" allowOverlap="1" relativeHeight="14">
+                <wp:simplePos x="0" y="0"/>
+                <wp:positionH relativeFrom="column">
+                  <wp:align>center</wp:align>
+                </wp:positionH>
+                <wp:positionV relativeFrom="line">
+                  <wp:posOffset>635</wp:posOffset>
+                </wp:positionV>
+                <wp:extent cx="4752340" cy="3601085"/>
+                <wp:effectExtent l="0" t="0" r="0" b="0"/>
+                <wp:wrapTopAndBottom/>
+                <wp:docPr id="13" name="Врезка7"/>
+                <a:graphic xmlns:a="http://schemas.openxmlformats.org/drawingml/2006/main">
+                  <a:graphicData uri="http://schemas.microsoft.com/office/word/2010/wordprocessingShape">
+                    <wps:wsp>
+                      <wps:cNvSpPr txBox="1"/>
+                      <wps:spPr>
+                        <a:xfrm>
+                          <a:off x="0" y="0"/>
+                          <a:ext cx="4752340" cy="3601085"/>
+                        </a:xfrm>
+                        <a:prstGeom prst="rect"/>
+                        <a:solidFill>
+                          <a:srgbClr val="FFFFFF"/>
+                        </a:solidFill>
+                      </wps:spPr>
+                      <wps:txbx>
+                        <w:txbxContent>
+                          <w:p>
+                            <w:pPr>
+                              <w:pStyle w:val="Style18"/>
+                              <w:spacing w:before="120" w:after="120"/>
+                              <w:rPr/>
+                            </w:pPr>
+                            <w:r>
+                              <w:rPr/>
+                              <w:drawing>
+                                <wp:inline distT="0" distB="0" distL="0" distR="0">
+                                  <wp:extent cx="4747895" cy="3225800"/>
+                                  <wp:effectExtent l="0" t="0" r="0" b="0"/>
+                                  <wp:docPr id="14" name="Изображение4" descr=""/>
+                                  <wp:cNvGraphicFramePr>
+                                    <a:graphicFrameLocks xmlns:a="http://schemas.openxmlformats.org/drawingml/2006/main" noChangeAspect="1"/>
+                                  </wp:cNvGraphicFramePr>
+                                  <a:graphic xmlns:a="http://schemas.openxmlformats.org/drawingml/2006/main">
+                                    <a:graphicData uri="http://schemas.openxmlformats.org/drawingml/2006/picture">
+                                      <pic:pic xmlns:pic="http://schemas.openxmlformats.org/drawingml/2006/picture">
+                                        <pic:nvPicPr>
+                                          <pic:cNvPr id="14" name="Изображение4" descr=""/>
+                                          <pic:cNvPicPr>
+                                            <a:picLocks noChangeAspect="1" noChangeArrowheads="1"/>
+                                          </pic:cNvPicPr>
+                                        </pic:nvPicPr>
+                                        <pic:blipFill>
+                                          <a:blip r:embed="rId8"/>
+                                          <a:stretch>
+                                            <a:fillRect/>
+                                          </a:stretch>
+                                        </pic:blipFill>
+                                        <pic:spPr bwMode="auto">
+                                          <a:xfrm>
+                                            <a:off x="0" y="0"/>
+                                            <a:ext cx="4747895" cy="3225800"/>
+                                          </a:xfrm>
+                                          <a:prstGeom prst="rect">
+                                            <a:avLst/>
+                                          </a:prstGeom>
+                                        </pic:spPr>
+                                      </pic:pic>
+                                    </a:graphicData>
+                                  </a:graphic>
+                                </wp:inline>
+                              </w:drawing>
+                              <w:t xml:space="preserve">Рисунок </w:t>
+                            </w:r>
+                            <w:r>
+                              <w:rPr/>
+                              <w:fldChar w:fldCharType="begin"/>
+                            </w:r>
+                            <w:r>
+                              <w:rPr/>
+                              <w:instrText xml:space="preserve"> SEQ Рисунок \* ARABIC </w:instrText>
+                            </w:r>
+                            <w:r>
+                              <w:rPr/>
+                              <w:fldChar w:fldCharType="separate"/>
+                            </w:r>
+                            <w:r>
+                              <w:rPr/>
+                              <w:t>4</w:t>
+                            </w:r>
+                            <w:r>
+                              <w:rPr/>
+                              <w:fldChar w:fldCharType="end"/>
+                            </w:r>
+                            <w:r>
+                              <w:rPr/>
+                              <w:t>: Ping Ubuntu</w:t>
+                            </w:r>
+                          </w:p>
+                        </w:txbxContent>
+                      </wps:txbx>
+                      <wps:bodyPr anchor="t" lIns="0" tIns="0" rIns="0" bIns="0">
+                        <a:noAutofit/>
+                      </wps:bodyPr>
+                    </wps:wsp>
+                  </a:graphicData>
+                </a:graphic>
+                <wp14:sizeRelH relativeFrom="margin">
+                  <wp14:pctWidth>80000</wp14:pctWidth>
+                </wp14:sizeRelH>
+              </wp:anchor>
+            </w:drawing>
+          </mc:Choice>
+          <mc:Fallback>
+            <w:pict>
+              <v:rect style="position:absolute;rotation:-0;width:374.2pt;height:283.55pt;mso-wrap-distance-left:0pt;mso-wrap-distance-right:0pt;mso-wrap-distance-top:0pt;mso-wrap-distance-bottom:0pt;margin-top:0pt;mso-position-vertical:top;mso-position-vertical-relative:text;margin-left:46.75pt;mso-position-horizontal:center;mso-position-horizontal-relative:text">
+                <v:textbox inset="0in,0in,0in,0in">
+                  <w:txbxContent>
+                    <w:p>
+                      <w:pPr>
+                        <w:pStyle w:val="Style18"/>
+                        <w:spacing w:before="120" w:after="120"/>
+                        <w:rPr/>
+                      </w:pPr>
+                      <w:r>
+                        <w:rPr/>
+                        <w:drawing>
+                          <wp:inline distT="0" distB="0" distL="0" distR="0">
+                            <wp:extent cx="4747895" cy="3225800"/>
+                            <wp:effectExtent l="0" t="0" r="0" b="0"/>
+                            <wp:docPr id="15" name="Изображение4" descr=""/>
+                            <wp:cNvGraphicFramePr>
+                              <a:graphicFrameLocks xmlns:a="http://schemas.openxmlformats.org/drawingml/2006/main" noChangeAspect="1"/>
+                            </wp:cNvGraphicFramePr>
+                            <a:graphic xmlns:a="http://schemas.openxmlformats.org/drawingml/2006/main">
+                              <a:graphicData uri="http://schemas.openxmlformats.org/drawingml/2006/picture">
+                                <pic:pic xmlns:pic="http://schemas.openxmlformats.org/drawingml/2006/picture">
+                                  <pic:nvPicPr>
+                                    <pic:cNvPr id="15" name="Изображение4" descr=""/>
+                                    <pic:cNvPicPr>
+                                      <a:picLocks noChangeAspect="1" noChangeArrowheads="1"/>
+                                    </pic:cNvPicPr>
+                                  </pic:nvPicPr>
+                                  <pic:blipFill>
+                                    <a:blip r:embed="rId9"/>
+                                    <a:stretch>
+                                      <a:fillRect/>
+                                    </a:stretch>
+                                  </pic:blipFill>
+                                  <pic:spPr bwMode="auto">
+                                    <a:xfrm>
+                                      <a:off x="0" y="0"/>
+                                      <a:ext cx="4747895" cy="3225800"/>
+                                    </a:xfrm>
+                                    <a:prstGeom prst="rect">
+                                      <a:avLst/>
+                                    </a:prstGeom>
+                                  </pic:spPr>
+                                </pic:pic>
+                              </a:graphicData>
+                            </a:graphic>
+                          </wp:inline>
+                        </w:drawing>
+                        <w:t xml:space="preserve">Рисунок </w:t>
+                      </w:r>
+                      <w:r>
+                        <w:rPr/>
+                        <w:fldChar w:fldCharType="begin"/>
+                      </w:r>
+                      <w:r>
+                        <w:rPr/>
+                        <w:instrText xml:space="preserve"> SEQ Рисунок \* ARABIC </w:instrText>
+                      </w:r>
+                      <w:r>
+                        <w:rPr/>
+                        <w:fldChar w:fldCharType="separate"/>
+                      </w:r>
+                      <w:r>
+                        <w:rPr/>
+                        <w:t>4</w:t>
+                      </w:r>
+                      <w:r>
+                        <w:rPr/>
+                        <w:fldChar w:fldCharType="end"/>
+                      </w:r>
+                      <w:r>
+                        <w:rPr/>
+                        <w:t>: Ping Ubuntu</w:t>
+                      </w:r>
+                    </w:p>
+                  </w:txbxContent>
+                </v:textbox>
+                <w10:wrap type="topAndBottom"/>
+              </v:rect>
+            </w:pict>
+          </mc:Fallback>
+        </mc:AlternateContent>
+      </w:r>
+    </w:p>
+    <w:p>
+      <w:pPr>
+        <w:pStyle w:val="Normal"/>
+        <w:numPr>
+          <w:ilvl w:val="0"/>
+          <w:numId w:val="4"/>
+        </w:numPr>
+        <w:rPr>
+          <w:lang w:val="ru-RU"/>
+        </w:rPr>
+      </w:pPr>
+      <w:r>
+        <w:rPr>
+          <w:lang w:val="ru-RU"/>
+        </w:rPr>
+        <w:t>Установка виртуальных адаптеров у гостевых ОС.</w:t>
+        <w:br/>
+        <w:br/>
+      </w:r>
+      <w:r>
+        <mc:AlternateContent>
+          <mc:Choice Requires="wps">
+            <w:drawing>
+              <wp:anchor behindDoc="0" distT="0" distB="0" distL="0" distR="0" simplePos="0" locked="0" layoutInCell="0" allowOverlap="1" relativeHeight="16">
+                <wp:simplePos x="0" y="0"/>
+                <wp:positionH relativeFrom="column">
+                  <wp:align>center</wp:align>
+                </wp:positionH>
+                <wp:positionV relativeFrom="paragraph">
+                  <wp:posOffset>386715</wp:posOffset>
+                </wp:positionV>
+                <wp:extent cx="5711825" cy="3437890"/>
+                <wp:effectExtent l="0" t="0" r="0" b="0"/>
+                <wp:wrapSquare wrapText="largest"/>
+                <wp:docPr id="16" name="Врезка8"/>
+                <a:graphic xmlns:a="http://schemas.openxmlformats.org/drawingml/2006/main">
+                  <a:graphicData uri="http://schemas.microsoft.com/office/word/2010/wordprocessingShape">
+                    <wps:wsp>
+                      <wps:cNvSpPr txBox="1"/>
+                      <wps:spPr>
+                        <a:xfrm>
+                          <a:off x="0" y="0"/>
+                          <a:ext cx="5711825" cy="3437890"/>
+                        </a:xfrm>
+                        <a:prstGeom prst="rect"/>
+                        <a:solidFill>
+                          <a:srgbClr val="FFFFFF"/>
+                        </a:solidFill>
+                      </wps:spPr>
+                      <wps:txbx>
+                        <w:txbxContent>
+                          <w:p>
+                            <w:pPr>
+                              <w:pStyle w:val="Style18"/>
+                              <w:spacing w:before="120" w:after="120"/>
+                              <w:rPr/>
+                            </w:pPr>
+                            <w:r>
+                              <w:rPr/>
+                              <w:drawing>
+                                <wp:inline distT="0" distB="0" distL="0" distR="0">
+                                  <wp:extent cx="5711825" cy="3065145"/>
+                                  <wp:effectExtent l="0" t="0" r="0" b="0"/>
+                                  <wp:docPr id="17" name="Изображение5" descr=""/>
+                                  <wp:cNvGraphicFramePr>
+                                    <a:graphicFrameLocks xmlns:a="http://schemas.openxmlformats.org/drawingml/2006/main" noChangeAspect="1"/>
+                                  </wp:cNvGraphicFramePr>
+                                  <a:graphic xmlns:a="http://schemas.openxmlformats.org/drawingml/2006/main">
+                                    <a:graphicData uri="http://schemas.openxmlformats.org/drawingml/2006/picture">
+                                      <pic:pic xmlns:pic="http://schemas.openxmlformats.org/drawingml/2006/picture">
+                                        <pic:nvPicPr>
+                                          <pic:cNvPr id="17" name="Изображение5" descr=""/>
+                                          <pic:cNvPicPr>
+                                            <a:picLocks noChangeAspect="1" noChangeArrowheads="1"/>
+                                          </pic:cNvPicPr>
+                                        </pic:nvPicPr>
+                                        <pic:blipFill>
+                                          <a:blip r:embed="rId10"/>
+                                          <a:stretch>
+                                            <a:fillRect/>
+                                          </a:stretch>
+                                        </pic:blipFill>
+                                        <pic:spPr bwMode="auto">
+                                          <a:xfrm>
+                                            <a:off x="0" y="0"/>
+                                            <a:ext cx="5711825" cy="3065145"/>
+                                          </a:xfrm>
+                                          <a:prstGeom prst="rect">
+                                            <a:avLst/>
+                                          </a:prstGeom>
+                                        </pic:spPr>
+                                      </pic:pic>
+                                    </a:graphicData>
+                                  </a:graphic>
+                                </wp:inline>
+                              </w:drawing>
+                              <w:t xml:space="preserve">Рисунок </w:t>
+                            </w:r>
+                            <w:r>
+                              <w:rPr/>
+                              <w:fldChar w:fldCharType="begin"/>
+                            </w:r>
+                            <w:r>
+                              <w:rPr/>
+                              <w:instrText xml:space="preserve"> SEQ Рисунок \* ARABIC </w:instrText>
+                            </w:r>
+                            <w:r>
+                              <w:rPr/>
+                              <w:fldChar w:fldCharType="separate"/>
+                            </w:r>
+                            <w:r>
+                              <w:rPr/>
+                              <w:t>5</w:t>
+                            </w:r>
+                            <w:r>
+                              <w:rPr/>
+                              <w:fldChar w:fldCharType="end"/>
+                            </w:r>
+                            <w:r>
+                              <w:rPr/>
+                              <w:t>: Виртуальный адаптер хоста</w:t>
+                            </w:r>
+                          </w:p>
+                        </w:txbxContent>
+                      </wps:txbx>
+                      <wps:bodyPr anchor="t" lIns="0" tIns="0" rIns="0" bIns="0">
+                        <a:noAutofit/>
+                      </wps:bodyPr>
+                    </wps:wsp>
+                  </a:graphicData>
+                </a:graphic>
+              </wp:anchor>
+            </w:drawing>
+          </mc:Choice>
+          <mc:Fallback>
+            <w:pict>
+              <v:rect style="position:absolute;rotation:-0;width:449.75pt;height:270.7pt;mso-wrap-distance-left:0pt;mso-wrap-distance-right:0pt;mso-wrap-distance-top:0pt;mso-wrap-distance-bottom:0pt;margin-top:30.45pt;mso-position-vertical-relative:text;margin-left:9pt;mso-position-horizontal:center;mso-position-horizontal-relative:text">
+                <v:textbox inset="0in,0in,0in,0in">
+                  <w:txbxContent>
+                    <w:p>
+                      <w:pPr>
+                        <w:pStyle w:val="Style18"/>
+                        <w:spacing w:before="120" w:after="120"/>
+                        <w:rPr/>
+                      </w:pPr>
+                      <w:r>
+                        <w:rPr/>
+                        <w:drawing>
+                          <wp:inline distT="0" distB="0" distL="0" distR="0">
+                            <wp:extent cx="5711825" cy="3065145"/>
+                            <wp:effectExtent l="0" t="0" r="0" b="0"/>
+                            <wp:docPr id="18" name="Изображение5" descr=""/>
+                            <wp:cNvGraphicFramePr>
+                              <a:graphicFrameLocks xmlns:a="http://schemas.openxmlformats.org/drawingml/2006/main" noChangeAspect="1"/>
+                            </wp:cNvGraphicFramePr>
+                            <a:graphic xmlns:a="http://schemas.openxmlformats.org/drawingml/2006/main">
+                              <a:graphicData uri="http://schemas.openxmlformats.org/drawingml/2006/picture">
+                                <pic:pic xmlns:pic="http://schemas.openxmlformats.org/drawingml/2006/picture">
+                                  <pic:nvPicPr>
+                                    <pic:cNvPr id="18" name="Изображение5" descr=""/>
+                                    <pic:cNvPicPr>
+                                      <a:picLocks noChangeAspect="1" noChangeArrowheads="1"/>
+                                    </pic:cNvPicPr>
+                                  </pic:nvPicPr>
+                                  <pic:blipFill>
+                                    <a:blip r:embed="rId11"/>
+                                    <a:stretch>
+                                      <a:fillRect/>
+                                    </a:stretch>
+                                  </pic:blipFill>
+                                  <pic:spPr bwMode="auto">
+                                    <a:xfrm>
+                                      <a:off x="0" y="0"/>
+                                      <a:ext cx="5711825" cy="3065145"/>
+                                    </a:xfrm>
+                                    <a:prstGeom prst="rect">
+                                      <a:avLst/>
+                                    </a:prstGeom>
+                                  </pic:spPr>
+                                </pic:pic>
+                              </a:graphicData>
+                            </a:graphic>
+                          </wp:inline>
+                        </w:drawing>
+                        <w:t xml:space="preserve">Рисунок </w:t>
+                      </w:r>
+                      <w:r>
+                        <w:rPr/>
+                        <w:fldChar w:fldCharType="begin"/>
+                      </w:r>
+                      <w:r>
+                        <w:rPr/>
+                        <w:instrText xml:space="preserve"> SEQ Рисунок \* ARABIC </w:instrText>
+                      </w:r>
+                      <w:r>
+                        <w:rPr/>
+                        <w:fldChar w:fldCharType="separate"/>
+                      </w:r>
+                      <w:r>
+                        <w:rPr/>
+                        <w:t>5</w:t>
+                      </w:r>
+                      <w:r>
+                        <w:rPr/>
+                        <w:fldChar w:fldCharType="end"/>
+                      </w:r>
+                      <w:r>
+                        <w:rPr/>
+                        <w:t>: Виртуальный адаптер хоста</w:t>
+                      </w:r>
+                    </w:p>
+                  </w:txbxContent>
+                </v:textbox>
+                <w10:wrap type="square" side="largest"/>
+              </v:rect>
+            </w:pict>
+          </mc:Fallback>
+        </mc:AlternateContent>
+      </w:r>
+      <w:r>
+        <mc:AlternateContent>
+          <mc:Choice Requires="wps">
+            <w:drawing>
+              <wp:anchor behindDoc="0" distT="0" distB="0" distL="0" distR="0" simplePos="0" locked="0" layoutInCell="0" allowOverlap="1" relativeHeight="18">
+                <wp:simplePos x="0" y="0"/>
+                <wp:positionH relativeFrom="column">
+                  <wp:align>center</wp:align>
+                </wp:positionH>
+                <wp:positionV relativeFrom="paragraph">
+                  <wp:posOffset>4220845</wp:posOffset>
+                </wp:positionV>
+                <wp:extent cx="5711825" cy="2906395"/>
+                <wp:effectExtent l="0" t="0" r="0" b="0"/>
+                <wp:wrapSquare wrapText="largest"/>
+                <wp:docPr id="19" name="Врезка9"/>
+                <a:graphic xmlns:a="http://schemas.openxmlformats.org/drawingml/2006/main">
+                  <a:graphicData uri="http://schemas.microsoft.com/office/word/2010/wordprocessingShape">
+                    <wps:wsp>
+                      <wps:cNvSpPr txBox="1"/>
+                      <wps:spPr>
+                        <a:xfrm>
+                          <a:off x="0" y="0"/>
+                          <a:ext cx="5711825" cy="2906395"/>
+                        </a:xfrm>
+                        <a:prstGeom prst="rect"/>
+                        <a:solidFill>
+                          <a:srgbClr val="FFFFFF"/>
+                        </a:solidFill>
+                      </wps:spPr>
+                      <wps:txbx>
+                        <w:txbxContent>
+                          <w:p>
+                            <w:pPr>
+                              <w:pStyle w:val="Style18"/>
+                              <w:spacing w:before="120" w:after="120"/>
+                              <w:rPr/>
+                            </w:pPr>
+                            <w:r>
+                              <w:rPr/>
+                              <w:drawing>
+                                <wp:inline distT="0" distB="0" distL="0" distR="0">
+                                  <wp:extent cx="5711825" cy="2533650"/>
+                                  <wp:effectExtent l="0" t="0" r="0" b="0"/>
+                                  <wp:docPr id="20" name="Изображение7" descr=""/>
+                                  <wp:cNvGraphicFramePr>
+                                    <a:graphicFrameLocks xmlns:a="http://schemas.openxmlformats.org/drawingml/2006/main" noChangeAspect="1"/>
+                                  </wp:cNvGraphicFramePr>
+                                  <a:graphic xmlns:a="http://schemas.openxmlformats.org/drawingml/2006/main">
+                                    <a:graphicData uri="http://schemas.openxmlformats.org/drawingml/2006/picture">
+                                      <pic:pic xmlns:pic="http://schemas.openxmlformats.org/drawingml/2006/picture">
+                                        <pic:nvPicPr>
+                                          <pic:cNvPr id="20" name="Изображение7" descr=""/>
+                                          <pic:cNvPicPr>
+                                            <a:picLocks noChangeAspect="1" noChangeArrowheads="1"/>
+                                          </pic:cNvPicPr>
+                                        </pic:nvPicPr>
+                                        <pic:blipFill>
+                                          <a:blip r:embed="rId12"/>
+                                          <a:stretch>
+                                            <a:fillRect/>
+                                          </a:stretch>
+                                        </pic:blipFill>
+                                        <pic:spPr bwMode="auto">
+                                          <a:xfrm>
+                                            <a:off x="0" y="0"/>
+                                            <a:ext cx="5711825" cy="2533650"/>
+                                          </a:xfrm>
+                                          <a:prstGeom prst="rect">
+                                            <a:avLst/>
+                                          </a:prstGeom>
+                                        </pic:spPr>
+                                      </pic:pic>
+                                    </a:graphicData>
+                                  </a:graphic>
+                                </wp:inline>
+                              </w:drawing>
+                              <w:t xml:space="preserve">Рисунок </w:t>
+                            </w:r>
+                            <w:r>
+                              <w:rPr/>
+                              <w:fldChar w:fldCharType="begin"/>
+                            </w:r>
+                            <w:r>
+                              <w:rPr/>
+                              <w:instrText xml:space="preserve"> SEQ Рисунок \* ARABIC </w:instrText>
+                            </w:r>
+                            <w:r>
+                              <w:rPr/>
+                              <w:fldChar w:fldCharType="separate"/>
+                            </w:r>
+                            <w:r>
+                              <w:rPr/>
+                              <w:t>6</w:t>
+                            </w:r>
+                            <w:r>
+                              <w:rPr/>
+                              <w:fldChar w:fldCharType="end"/>
+                            </w:r>
+                            <w:r>
+                              <w:rPr/>
+                              <w:t>: Виртуальный адаптер ВМ</w:t>
+                            </w:r>
+                          </w:p>
+                        </w:txbxContent>
+                      </wps:txbx>
+                      <wps:bodyPr anchor="t" lIns="0" tIns="0" rIns="0" bIns="0">
+                        <a:noAutofit/>
+                      </wps:bodyPr>
+                    </wps:wsp>
+                  </a:graphicData>
+                </a:graphic>
+              </wp:anchor>
+            </w:drawing>
+          </mc:Choice>
+          <mc:Fallback>
+            <w:pict>
+              <v:rect style="position:absolute;rotation:-0;width:449.75pt;height:228.85pt;mso-wrap-distance-left:0pt;mso-wrap-distance-right:0pt;mso-wrap-distance-top:0pt;mso-wrap-distance-bottom:0pt;margin-top:332.35pt;mso-position-vertical-relative:text;margin-left:9pt;mso-position-horizontal:center;mso-position-horizontal-relative:text">
+                <v:textbox inset="0in,0in,0in,0in">
+                  <w:txbxContent>
+                    <w:p>
+                      <w:pPr>
+                        <w:pStyle w:val="Style18"/>
+                        <w:spacing w:before="120" w:after="120"/>
+                        <w:rPr/>
+                      </w:pPr>
+                      <w:r>
+                        <w:rPr/>
+                        <w:drawing>
+                          <wp:inline distT="0" distB="0" distL="0" distR="0">
+                            <wp:extent cx="5711825" cy="2533650"/>
+                            <wp:effectExtent l="0" t="0" r="0" b="0"/>
+                            <wp:docPr id="21" name="Изображение7" descr=""/>
+                            <wp:cNvGraphicFramePr>
+                              <a:graphicFrameLocks xmlns:a="http://schemas.openxmlformats.org/drawingml/2006/main" noChangeAspect="1"/>
+                            </wp:cNvGraphicFramePr>
+                            <a:graphic xmlns:a="http://schemas.openxmlformats.org/drawingml/2006/main">
+                              <a:graphicData uri="http://schemas.openxmlformats.org/drawingml/2006/picture">
+                                <pic:pic xmlns:pic="http://schemas.openxmlformats.org/drawingml/2006/picture">
+                                  <pic:nvPicPr>
+                                    <pic:cNvPr id="21" name="Изображение7" descr=""/>
+                                    <pic:cNvPicPr>
+                                      <a:picLocks noChangeAspect="1" noChangeArrowheads="1"/>
+                                    </pic:cNvPicPr>
+                                  </pic:nvPicPr>
+                                  <pic:blipFill>
+                                    <a:blip r:embed="rId13"/>
+                                    <a:stretch>
+                                      <a:fillRect/>
+                                    </a:stretch>
+                                  </pic:blipFill>
+                                  <pic:spPr bwMode="auto">
+                                    <a:xfrm>
+                                      <a:off x="0" y="0"/>
+                                      <a:ext cx="5711825" cy="2533650"/>
+                                    </a:xfrm>
+                                    <a:prstGeom prst="rect">
+                                      <a:avLst/>
+                                    </a:prstGeom>
+                                  </pic:spPr>
+                                </pic:pic>
+                              </a:graphicData>
+                            </a:graphic>
+                          </wp:inline>
+                        </w:drawing>
+                        <w:t xml:space="preserve">Рисунок </w:t>
+                      </w:r>
+                      <w:r>
+                        <w:rPr/>
+                        <w:fldChar w:fldCharType="begin"/>
+                      </w:r>
+                      <w:r>
+                        <w:rPr/>
+                        <w:instrText xml:space="preserve"> SEQ Рисунок \* ARABIC </w:instrText>
+                      </w:r>
+                      <w:r>
+                        <w:rPr/>
+                        <w:fldChar w:fldCharType="separate"/>
+                      </w:r>
+                      <w:r>
+                        <w:rPr/>
+                        <w:t>6</w:t>
+                      </w:r>
+                      <w:r>
+                        <w:rPr/>
+                        <w:fldChar w:fldCharType="end"/>
+                      </w:r>
+                      <w:r>
+                        <w:rPr/>
+                        <w:t>: Виртуальный адаптер ВМ</w:t>
+                      </w:r>
+                    </w:p>
+                  </w:txbxContent>
+                </v:textbox>
+                <w10:wrap type="square" side="largest"/>
+              </v:rect>
+            </w:pict>
+          </mc:Fallback>
+        </mc:AlternateContent>
+      </w:r>
+    </w:p>
+    <w:p>
+      <w:pPr>
+        <w:pStyle w:val="Normal"/>
+        <w:widowControl/>
+        <w:numPr>
+          <w:ilvl w:val="0"/>
+          <w:numId w:val="0"/>
+        </w:numPr>
+        <w:suppressAutoHyphens w:val="true"/>
+        <w:spacing w:lineRule="auto" w:line="259"/>
+        <w:jc w:val="left"/>
+        <w:rPr>
+          <w:lang w:val="ru-RU"/>
+        </w:rPr>
+      </w:pPr>
+      <w:r>
+        <w:rPr>
+          <w:lang w:val="ru-RU"/>
+        </w:rPr>
+      </w:r>
+      <w:r>
+        <w:br w:type="page"/>
+      </w:r>
+    </w:p>
+    <w:p>
+      <w:pPr>
+        <w:pStyle w:val="Normal"/>
+        <w:numPr>
+          <w:ilvl w:val="0"/>
+          <w:numId w:val="4"/>
+        </w:numPr>
+        <w:rPr>
+          <w:lang w:val="ru-RU"/>
+        </w:rPr>
+      </w:pPr>
+      <w:r>
+        <w:rPr>
+          <w:lang w:val="ru-RU"/>
+        </w:rPr>
+        <w:t>Настраиваем автоматическое получение адреса у гостевых ОС.</w:t>
+        <w:br/>
+        <w:br/>
+        <w:br/>
+      </w:r>
+      <w:r>
+        <mc:AlternateContent>
+          <mc:Choice Requires="wps">
+            <w:drawing>
+              <wp:anchor behindDoc="0" distT="0" distB="0" distL="0" distR="0" simplePos="0" locked="0" layoutInCell="0" allowOverlap="1" relativeHeight="20">
+                <wp:simplePos x="0" y="0"/>
+                <wp:positionH relativeFrom="column">
+                  <wp:posOffset>1349375</wp:posOffset>
+                </wp:positionH>
+                <wp:positionV relativeFrom="paragraph">
+                  <wp:posOffset>281305</wp:posOffset>
+                </wp:positionV>
+                <wp:extent cx="3168015" cy="4168775"/>
+                <wp:effectExtent l="0" t="0" r="0" b="0"/>
+                <wp:wrapSquare wrapText="right"/>
+                <wp:docPr id="22" name="Врезка10"/>
+                <a:graphic xmlns:a="http://schemas.openxmlformats.org/drawingml/2006/main">
+                  <a:graphicData uri="http://schemas.microsoft.com/office/word/2010/wordprocessingShape">
+                    <wps:wsp>
+                      <wps:cNvSpPr txBox="1"/>
+                      <wps:spPr>
+                        <a:xfrm>
+                          <a:off x="0" y="0"/>
+                          <a:ext cx="3168015" cy="4168775"/>
+                        </a:xfrm>
+                        <a:prstGeom prst="rect"/>
+                        <a:solidFill>
+                          <a:srgbClr val="FFFFFF"/>
+                        </a:solidFill>
+                      </wps:spPr>
+                      <wps:txbx>
+                        <w:txbxContent>
+                          <w:p>
+                            <w:pPr>
+                              <w:pStyle w:val="Style18"/>
+                              <w:spacing w:before="120" w:after="120"/>
+                              <w:rPr/>
+                            </w:pPr>
+                            <w:r>
+                              <w:rPr/>
+                              <w:drawing>
+                                <wp:inline distT="0" distB="0" distL="0" distR="0">
+                                  <wp:extent cx="3714750" cy="4192905"/>
+                                  <wp:effectExtent l="0" t="0" r="0" b="0"/>
+                                  <wp:docPr id="23" name="Изображение6" descr=""/>
+                                  <wp:cNvGraphicFramePr>
+                                    <a:graphicFrameLocks xmlns:a="http://schemas.openxmlformats.org/drawingml/2006/main" noChangeAspect="1"/>
+                                  </wp:cNvGraphicFramePr>
+                                  <a:graphic xmlns:a="http://schemas.openxmlformats.org/drawingml/2006/main">
+                                    <a:graphicData uri="http://schemas.openxmlformats.org/drawingml/2006/picture">
+                                      <pic:pic xmlns:pic="http://schemas.openxmlformats.org/drawingml/2006/picture">
+                                        <pic:nvPicPr>
+                                          <pic:cNvPr id="23" name="Изображение6" descr=""/>
+                                          <pic:cNvPicPr>
+                                            <a:picLocks noChangeAspect="1" noChangeArrowheads="1"/>
+                                          </pic:cNvPicPr>
+                                        </pic:nvPicPr>
+                                        <pic:blipFill>
+                                          <a:blip r:embed="rId14"/>
+                                          <a:stretch>
+                                            <a:fillRect/>
+                                          </a:stretch>
+                                        </pic:blipFill>
+                                        <pic:spPr bwMode="auto">
+                                          <a:xfrm>
+                                            <a:off x="0" y="0"/>
+                                            <a:ext cx="3714750" cy="4192905"/>
+                                          </a:xfrm>
+                                          <a:prstGeom prst="rect">
+                                            <a:avLst/>
+                                          </a:prstGeom>
+                                        </pic:spPr>
+                                      </pic:pic>
+                                    </a:graphicData>
+                                  </a:graphic>
+                                </wp:inline>
+                              </w:drawing>
+                              <w:t xml:space="preserve">Рисунок </w:t>
+                            </w:r>
+                            <w:r>
+                              <w:rPr/>
+                              <w:fldChar w:fldCharType="begin"/>
+                            </w:r>
+                            <w:r>
+                              <w:rPr/>
+                              <w:instrText xml:space="preserve"> SEQ Рисунок \* ARABIC </w:instrText>
+                            </w:r>
+                            <w:r>
+                              <w:rPr/>
+                              <w:fldChar w:fldCharType="separate"/>
+                            </w:r>
+                            <w:r>
+                              <w:rPr/>
+                              <w:t>7</w:t>
+                            </w:r>
+                            <w:r>
+                              <w:rPr/>
+                              <w:fldChar w:fldCharType="end"/>
+                            </w:r>
+                            <w:r>
+                              <w:rPr/>
+                              <w:t>: Автоматическое получение адреса Windows</w:t>
+                            </w:r>
+                          </w:p>
+                        </w:txbxContent>
+                      </wps:txbx>
+                      <wps:bodyPr anchor="t" lIns="0" tIns="0" rIns="0" bIns="0">
+                        <a:noAutofit/>
+                      </wps:bodyPr>
+                    </wps:wsp>
+                  </a:graphicData>
+                </a:graphic>
+              </wp:anchor>
+            </w:drawing>
+          </mc:Choice>
+          <mc:Fallback>
+            <w:pict>
+              <v:rect style="position:absolute;rotation:-0;width:249.45pt;height:328.25pt;mso-wrap-distance-left:0pt;mso-wrap-distance-right:0pt;mso-wrap-distance-top:0pt;mso-wrap-distance-bottom:0pt;margin-top:22.15pt;mso-position-vertical-relative:text;margin-left:106.25pt;mso-position-horizontal-relative:text">
+                <v:textbox inset="0in,0in,0in,0in">
+                  <w:txbxContent>
+                    <w:p>
+                      <w:pPr>
+                        <w:pStyle w:val="Style18"/>
+                        <w:spacing w:before="120" w:after="120"/>
+                        <w:rPr/>
+                      </w:pPr>
+                      <w:r>
+                        <w:rPr/>
+                        <w:drawing>
+                          <wp:inline distT="0" distB="0" distL="0" distR="0">
+                            <wp:extent cx="3714750" cy="4192905"/>
+                            <wp:effectExtent l="0" t="0" r="0" b="0"/>
+                            <wp:docPr id="24" name="Изображение6" descr=""/>
+                            <wp:cNvGraphicFramePr>
+                              <a:graphicFrameLocks xmlns:a="http://schemas.openxmlformats.org/drawingml/2006/main" noChangeAspect="1"/>
+                            </wp:cNvGraphicFramePr>
+                            <a:graphic xmlns:a="http://schemas.openxmlformats.org/drawingml/2006/main">
+                              <a:graphicData uri="http://schemas.openxmlformats.org/drawingml/2006/picture">
+                                <pic:pic xmlns:pic="http://schemas.openxmlformats.org/drawingml/2006/picture">
+                                  <pic:nvPicPr>
+                                    <pic:cNvPr id="24" name="Изображение6" descr=""/>
+                                    <pic:cNvPicPr>
+                                      <a:picLocks noChangeAspect="1" noChangeArrowheads="1"/>
+                                    </pic:cNvPicPr>
+                                  </pic:nvPicPr>
+                                  <pic:blipFill>
+                                    <a:blip r:embed="rId15"/>
+                                    <a:stretch>
+                                      <a:fillRect/>
+                                    </a:stretch>
+                                  </pic:blipFill>
+                                  <pic:spPr bwMode="auto">
+                                    <a:xfrm>
+                                      <a:off x="0" y="0"/>
+                                      <a:ext cx="3714750" cy="4192905"/>
+                                    </a:xfrm>
+                                    <a:prstGeom prst="rect">
+                                      <a:avLst/>
+                                    </a:prstGeom>
+                                  </pic:spPr>
+                                </pic:pic>
+                              </a:graphicData>
+                            </a:graphic>
+                          </wp:inline>
+                        </w:drawing>
+                        <w:t xml:space="preserve">Рисунок </w:t>
+                      </w:r>
+                      <w:r>
+                        <w:rPr/>
+                        <w:fldChar w:fldCharType="begin"/>
+                      </w:r>
+                      <w:r>
+                        <w:rPr/>
+                        <w:instrText xml:space="preserve"> SEQ Рисунок \* ARABIC </w:instrText>
+                      </w:r>
+                      <w:r>
+                        <w:rPr/>
+                        <w:fldChar w:fldCharType="separate"/>
+                      </w:r>
+                      <w:r>
+                        <w:rPr/>
+                        <w:t>7</w:t>
+                      </w:r>
+                      <w:r>
+                        <w:rPr/>
+                        <w:fldChar w:fldCharType="end"/>
+                      </w:r>
+                      <w:r>
+                        <w:rPr/>
+                        <w:t>: Автоматическое получение адреса Windows</w:t>
+                      </w:r>
+                    </w:p>
+                  </w:txbxContent>
+                </v:textbox>
+                <w10:wrap type="square" side="right"/>
+              </v:rect>
+            </w:pict>
+          </mc:Fallback>
+        </mc:AlternateContent>
+      </w:r>
+    </w:p>
+    <w:p>
+      <w:pPr>
+        <w:pStyle w:val="Normal"/>
+        <w:rPr>
+          <w:lang w:val="ru-RU"/>
+        </w:rPr>
+      </w:pPr>
+      <w:r>
+        <w:rPr>
+          <w:lang w:val="ru-RU"/>
+        </w:rPr>
+      </w:r>
+    </w:p>
+    <w:p>
+      <w:pPr>
+        <w:pStyle w:val="Normal"/>
+        <w:rPr>
+          <w:lang w:val="ru-RU"/>
+        </w:rPr>
+      </w:pPr>
+      <w:r>
+        <w:rPr>
+          <w:lang w:val="ru-RU"/>
+        </w:rPr>
+      </w:r>
+    </w:p>
+    <w:p>
+      <w:pPr>
+        <w:pStyle w:val="Normal"/>
+        <w:rPr>
+          <w:lang w:val="ru-RU"/>
+        </w:rPr>
+      </w:pPr>
+      <w:r>
+        <w:rPr>
+          <w:lang w:val="ru-RU"/>
+        </w:rPr>
+      </w:r>
+    </w:p>
+    <w:p>
+      <w:pPr>
+        <w:pStyle w:val="Normal"/>
+        <w:rPr>
+          <w:lang w:val="ru-RU"/>
+        </w:rPr>
+      </w:pPr>
+      <w:r>
+        <w:rPr>
+          <w:lang w:val="ru-RU"/>
+        </w:rPr>
+      </w:r>
+    </w:p>
+    <w:p>
+      <w:pPr>
+        <w:pStyle w:val="Normal"/>
+        <w:rPr>
+          <w:lang w:val="ru-RU"/>
+        </w:rPr>
+      </w:pPr>
+      <w:r>
+        <w:rPr>
+          <w:lang w:val="ru-RU"/>
+        </w:rPr>
+      </w:r>
+    </w:p>
+    <w:p>
+      <w:pPr>
+        <w:pStyle w:val="Normal"/>
+        <w:rPr>
+          <w:lang w:val="ru-RU"/>
+        </w:rPr>
+      </w:pPr>
+      <w:r>
+        <w:rPr>
+          <w:lang w:val="ru-RU"/>
+        </w:rPr>
+      </w:r>
+    </w:p>
+    <w:p>
+      <w:pPr>
+        <w:pStyle w:val="Normal"/>
+        <w:rPr>
+          <w:lang w:val="ru-RU"/>
+        </w:rPr>
+      </w:pPr>
+      <w:r>
+        <w:rPr>
+          <w:lang w:val="ru-RU"/>
+        </w:rPr>
+      </w:r>
+    </w:p>
+    <w:p>
+      <w:pPr>
+        <w:pStyle w:val="Normal"/>
+        <w:rPr>
+          <w:lang w:val="ru-RU"/>
+        </w:rPr>
+      </w:pPr>
+      <w:r>
+        <w:rPr>
+          <w:lang w:val="ru-RU"/>
+        </w:rPr>
+      </w:r>
+    </w:p>
+    <w:p>
+      <w:pPr>
+        <w:pStyle w:val="Normal"/>
+        <w:rPr>
+          <w:lang w:val="ru-RU"/>
+        </w:rPr>
+      </w:pPr>
+      <w:r>
+        <w:rPr>
+          <w:lang w:val="ru-RU"/>
+        </w:rPr>
+      </w:r>
+    </w:p>
+    <w:p>
+      <w:pPr>
+        <w:pStyle w:val="Normal"/>
+        <w:rPr>
+          <w:lang w:val="ru-RU"/>
+        </w:rPr>
+      </w:pPr>
+      <w:r>
+        <w:rPr>
+          <w:lang w:val="ru-RU"/>
+        </w:rPr>
+      </w:r>
+    </w:p>
+    <w:p>
+      <w:pPr>
+        <w:pStyle w:val="Normal"/>
+        <w:rPr>
+          <w:lang w:val="ru-RU"/>
+        </w:rPr>
+      </w:pPr>
+      <w:r>
+        <w:rPr>
+          <w:lang w:val="ru-RU"/>
+        </w:rPr>
+      </w:r>
+    </w:p>
+    <w:p>
+      <w:pPr>
+        <w:pStyle w:val="Normal"/>
+        <w:rPr>
+          <w:lang w:val="ru-RU"/>
+        </w:rPr>
+      </w:pPr>
+      <w:r>
+        <w:rPr>
+          <w:lang w:val="ru-RU"/>
+        </w:rPr>
+      </w:r>
+    </w:p>
+    <w:p>
+      <w:pPr>
+        <w:pStyle w:val="Normal"/>
+        <w:rPr>
+          <w:lang w:val="ru-RU"/>
+        </w:rPr>
+      </w:pPr>
+      <w:r>
+        <w:rPr>
+          <w:lang w:val="ru-RU"/>
+        </w:rPr>
+      </w:r>
+      <w:r>
+        <mc:AlternateContent>
+          <mc:Choice Requires="wps">
+            <w:drawing>
+              <wp:anchor behindDoc="0" distT="0" distB="0" distL="0" distR="0" simplePos="0" locked="0" layoutInCell="0" allowOverlap="1" relativeHeight="22">
+                <wp:simplePos x="0" y="0"/>
+                <wp:positionH relativeFrom="column">
+                  <wp:align>center</wp:align>
+                </wp:positionH>
+                <wp:positionV relativeFrom="paragraph">
+                  <wp:posOffset>-93980</wp:posOffset>
+                </wp:positionV>
+                <wp:extent cx="3665855" cy="3196590"/>
+                <wp:effectExtent l="0" t="0" r="0" b="0"/>
+                <wp:wrapSquare wrapText="largest"/>
+                <wp:docPr id="25" name="Врезка11"/>
+                <a:graphic xmlns:a="http://schemas.openxmlformats.org/drawingml/2006/main">
+                  <a:graphicData uri="http://schemas.microsoft.com/office/word/2010/wordprocessingShape">
+                    <wps:wsp>
+                      <wps:cNvSpPr txBox="1"/>
+                      <wps:spPr>
+                        <a:xfrm>
+                          <a:off x="0" y="0"/>
+                          <a:ext cx="3665855" cy="3196590"/>
+                        </a:xfrm>
+                        <a:prstGeom prst="rect"/>
+                        <a:solidFill>
+                          <a:srgbClr val="FFFFFF"/>
+                        </a:solidFill>
+                      </wps:spPr>
+                      <wps:txbx>
+                        <w:txbxContent>
+                          <w:p>
+                            <w:pPr>
+                              <w:pStyle w:val="Style18"/>
+                              <w:spacing w:before="120" w:after="120"/>
+                              <w:rPr/>
+                            </w:pPr>
+                            <w:r>
+                              <w:rPr/>
+                              <w:drawing>
+                                <wp:inline distT="0" distB="0" distL="0" distR="0">
+                                  <wp:extent cx="4022090" cy="2856865"/>
+                                  <wp:effectExtent l="0" t="0" r="0" b="0"/>
+                                  <wp:docPr id="26" name="Изображение8" descr=""/>
+                                  <wp:cNvGraphicFramePr>
+                                    <a:graphicFrameLocks xmlns:a="http://schemas.openxmlformats.org/drawingml/2006/main" noChangeAspect="1"/>
+                                  </wp:cNvGraphicFramePr>
+                                  <a:graphic xmlns:a="http://schemas.openxmlformats.org/drawingml/2006/main">
+                                    <a:graphicData uri="http://schemas.openxmlformats.org/drawingml/2006/picture">
+                                      <pic:pic xmlns:pic="http://schemas.openxmlformats.org/drawingml/2006/picture">
+                                        <pic:nvPicPr>
+                                          <pic:cNvPr id="26" name="Изображение8" descr=""/>
+                                          <pic:cNvPicPr>
+                                            <a:picLocks noChangeAspect="1" noChangeArrowheads="1"/>
+                                          </pic:cNvPicPr>
+                                        </pic:nvPicPr>
+                                        <pic:blipFill>
+                                          <a:blip r:embed="rId16"/>
+                                          <a:stretch>
+                                            <a:fillRect/>
+                                          </a:stretch>
+                                        </pic:blipFill>
+                                        <pic:spPr bwMode="auto">
+                                          <a:xfrm>
+                                            <a:off x="0" y="0"/>
+                                            <a:ext cx="4022090" cy="2856865"/>
+                                          </a:xfrm>
+                                          <a:prstGeom prst="rect">
+                                            <a:avLst/>
+                                          </a:prstGeom>
+                                        </pic:spPr>
+                                      </pic:pic>
+                                    </a:graphicData>
+                                  </a:graphic>
+                                </wp:inline>
+                              </w:drawing>
+                              <w:t xml:space="preserve">Рисунок </w:t>
+                            </w:r>
+                            <w:r>
+                              <w:rPr/>
+                              <w:fldChar w:fldCharType="begin"/>
+                            </w:r>
+                            <w:r>
+                              <w:rPr/>
+                              <w:instrText xml:space="preserve"> SEQ Рисунок \* ARABIC </w:instrText>
+                            </w:r>
+                            <w:r>
+                              <w:rPr/>
+                              <w:fldChar w:fldCharType="separate"/>
+                            </w:r>
+                            <w:r>
+                              <w:rPr/>
+                              <w:t>8</w:t>
+                            </w:r>
+                            <w:r>
+                              <w:rPr/>
+                              <w:fldChar w:fldCharType="end"/>
+                            </w:r>
+                            <w:r>
+                              <w:rPr/>
+                              <w:t>: Автоматическое получение адреса Ubuntu</w:t>
+                            </w:r>
+                          </w:p>
+                        </w:txbxContent>
+                      </wps:txbx>
+                      <wps:bodyPr anchor="t" lIns="0" tIns="0" rIns="0" bIns="0">
+                        <a:noAutofit/>
+                      </wps:bodyPr>
+                    </wps:wsp>
+                  </a:graphicData>
+                </a:graphic>
+              </wp:anchor>
+            </w:drawing>
+          </mc:Choice>
+          <mc:Fallback>
+            <w:pict>
+              <v:rect style="position:absolute;rotation:-0;width:288.65pt;height:251.7pt;mso-wrap-distance-left:0pt;mso-wrap-distance-right:0pt;mso-wrap-distance-top:0pt;mso-wrap-distance-bottom:0pt;margin-top:-7.4pt;mso-position-vertical-relative:text;margin-left:89.55pt;mso-position-horizontal:center;mso-position-horizontal-relative:text">
+                <v:textbox inset="0in,0in,0in,0in">
+                  <w:txbxContent>
+                    <w:p>
+                      <w:pPr>
+                        <w:pStyle w:val="Style18"/>
+                        <w:spacing w:before="120" w:after="120"/>
+                        <w:rPr/>
+                      </w:pPr>
+                      <w:r>
+                        <w:rPr/>
+                        <w:drawing>
+                          <wp:inline distT="0" distB="0" distL="0" distR="0">
+                            <wp:extent cx="4022090" cy="2856865"/>
+                            <wp:effectExtent l="0" t="0" r="0" b="0"/>
+                            <wp:docPr id="27" name="Изображение8" descr=""/>
+                            <wp:cNvGraphicFramePr>
+                              <a:graphicFrameLocks xmlns:a="http://schemas.openxmlformats.org/drawingml/2006/main" noChangeAspect="1"/>
+                            </wp:cNvGraphicFramePr>
+                            <a:graphic xmlns:a="http://schemas.openxmlformats.org/drawingml/2006/main">
+                              <a:graphicData uri="http://schemas.openxmlformats.org/drawingml/2006/picture">
+                                <pic:pic xmlns:pic="http://schemas.openxmlformats.org/drawingml/2006/picture">
+                                  <pic:nvPicPr>
+                                    <pic:cNvPr id="27" name="Изображение8" descr=""/>
+                                    <pic:cNvPicPr>
+                                      <a:picLocks noChangeAspect="1" noChangeArrowheads="1"/>
+                                    </pic:cNvPicPr>
+                                  </pic:nvPicPr>
+                                  <pic:blipFill>
+                                    <a:blip r:embed="rId17"/>
+                                    <a:stretch>
+                                      <a:fillRect/>
+                                    </a:stretch>
+                                  </pic:blipFill>
+                                  <pic:spPr bwMode="auto">
+                                    <a:xfrm>
+                                      <a:off x="0" y="0"/>
+                                      <a:ext cx="4022090" cy="2856865"/>
+                                    </a:xfrm>
+                                    <a:prstGeom prst="rect">
+                                      <a:avLst/>
+                                    </a:prstGeom>
+                                  </pic:spPr>
+                                </pic:pic>
+                              </a:graphicData>
+                            </a:graphic>
+                          </wp:inline>
+                        </w:drawing>
+                        <w:t xml:space="preserve">Рисунок </w:t>
+                      </w:r>
+                      <w:r>
+                        <w:rPr/>
+                        <w:fldChar w:fldCharType="begin"/>
+                      </w:r>
+                      <w:r>
+                        <w:rPr/>
+                        <w:instrText xml:space="preserve"> SEQ Рисунок \* ARABIC </w:instrText>
+                      </w:r>
+                      <w:r>
+                        <w:rPr/>
+                        <w:fldChar w:fldCharType="separate"/>
+                      </w:r>
+                      <w:r>
+                        <w:rPr/>
+                        <w:t>8</w:t>
+                      </w:r>
+                      <w:r>
+                        <w:rPr/>
+                        <w:fldChar w:fldCharType="end"/>
+                      </w:r>
+                      <w:r>
+                        <w:rPr/>
+                        <w:t>: Автоматическое получение адреса Ubuntu</w:t>
+                      </w:r>
+                    </w:p>
+                  </w:txbxContent>
+                </v:textbox>
+                <w10:wrap type="square" side="largest"/>
+              </v:rect>
+            </w:pict>
+          </mc:Fallback>
+        </mc:AlternateContent>
+      </w:r>
+    </w:p>
+    <w:p>
+      <w:pPr>
+        <w:pStyle w:val="Normal"/>
+        <w:rPr>
+          <w:lang w:val="ru-RU"/>
+        </w:rPr>
+      </w:pPr>
+      <w:r>
+        <w:rPr>
+          <w:lang w:val="ru-RU"/>
+        </w:rPr>
+      </w:r>
+    </w:p>
+    <w:p>
+      <w:pPr>
+        <w:pStyle w:val="Normal"/>
+        <w:rPr>
+          <w:lang w:val="ru-RU"/>
+        </w:rPr>
+      </w:pPr>
+      <w:r>
+        <w:rPr>
+          <w:lang w:val="ru-RU"/>
+        </w:rPr>
+      </w:r>
+      <w:r>
+        <w:br w:type="page"/>
+      </w:r>
+    </w:p>
+    <w:p>
+      <w:pPr>
+        <w:pStyle w:val="Normal"/>
+        <w:numPr>
+          <w:ilvl w:val="0"/>
+          <w:numId w:val="4"/>
+        </w:numPr>
+        <w:rPr>
+          <w:lang w:val="ru-RU"/>
+        </w:rPr>
+      </w:pPr>
+      <w:r>
+        <w:rPr>
+          <w:lang w:val="ru-RU"/>
+        </w:rPr>
+        <w:t xml:space="preserve">Проверим получение адреса из диапазона </w:t>
+      </w:r>
+      <w:r>
+        <w:rPr>
+          <w:lang w:val="en-US"/>
+        </w:rPr>
+        <w:t>DCHP-</w:t>
+      </w:r>
+      <w:r>
+        <w:rPr>
+          <w:lang w:val="ru-RU"/>
+        </w:rPr>
+        <w:t>сервера.</w:t>
+        <w:br/>
+      </w:r>
+      <w:r>
+        <mc:AlternateContent>
+          <mc:Choice Requires="wps">
+            <w:drawing>
+              <wp:anchor behindDoc="0" distT="0" distB="0" distL="0" distR="0" simplePos="0" locked="0" layoutInCell="0" allowOverlap="1" relativeHeight="24">
+                <wp:simplePos x="0" y="0"/>
+                <wp:positionH relativeFrom="column">
+                  <wp:align>center</wp:align>
+                </wp:positionH>
+                <wp:positionV relativeFrom="paragraph">
+                  <wp:posOffset>396240</wp:posOffset>
+                </wp:positionV>
+                <wp:extent cx="5711825" cy="3399790"/>
+                <wp:effectExtent l="0" t="0" r="0" b="0"/>
+                <wp:wrapSquare wrapText="largest"/>
+                <wp:docPr id="28" name="Врезка12"/>
+                <a:graphic xmlns:a="http://schemas.openxmlformats.org/drawingml/2006/main">
+                  <a:graphicData uri="http://schemas.microsoft.com/office/word/2010/wordprocessingShape">
+                    <wps:wsp>
+                      <wps:cNvSpPr txBox="1"/>
+                      <wps:spPr>
+                        <a:xfrm>
+                          <a:off x="0" y="0"/>
+                          <a:ext cx="5711825" cy="3399790"/>
+                        </a:xfrm>
+                        <a:prstGeom prst="rect"/>
+                        <a:solidFill>
+                          <a:srgbClr val="FFFFFF"/>
+                        </a:solidFill>
+                      </wps:spPr>
+                      <wps:txbx>
+                        <w:txbxContent>
+                          <w:p>
+                            <w:pPr>
+                              <w:pStyle w:val="Style18"/>
+                              <w:spacing w:before="120" w:after="120"/>
+                              <w:rPr/>
+                            </w:pPr>
+                            <w:r>
+                              <w:rPr/>
+                              <w:drawing>
+                                <wp:inline distT="0" distB="0" distL="0" distR="0">
+                                  <wp:extent cx="5711825" cy="3027045"/>
+                                  <wp:effectExtent l="0" t="0" r="0" b="0"/>
+                                  <wp:docPr id="29" name="Изображение9" descr=""/>
+                                  <wp:cNvGraphicFramePr>
+                                    <a:graphicFrameLocks xmlns:a="http://schemas.openxmlformats.org/drawingml/2006/main" noChangeAspect="1"/>
+                                  </wp:cNvGraphicFramePr>
+                                  <a:graphic xmlns:a="http://schemas.openxmlformats.org/drawingml/2006/main">
+                                    <a:graphicData uri="http://schemas.openxmlformats.org/drawingml/2006/picture">
+                                      <pic:pic xmlns:pic="http://schemas.openxmlformats.org/drawingml/2006/picture">
+                                        <pic:nvPicPr>
+                                          <pic:cNvPr id="29" name="Изображение9" descr=""/>
+                                          <pic:cNvPicPr>
+                                            <a:picLocks noChangeAspect="1" noChangeArrowheads="1"/>
+                                          </pic:cNvPicPr>
+                                        </pic:nvPicPr>
+                                        <pic:blipFill>
+                                          <a:blip r:embed="rId18"/>
+                                          <a:stretch>
+                                            <a:fillRect/>
+                                          </a:stretch>
+                                        </pic:blipFill>
+                                        <pic:spPr bwMode="auto">
+                                          <a:xfrm>
+                                            <a:off x="0" y="0"/>
+                                            <a:ext cx="5711825" cy="3027045"/>
+                                          </a:xfrm>
+                                          <a:prstGeom prst="rect">
+                                            <a:avLst/>
+                                          </a:prstGeom>
+                                        </pic:spPr>
+                                      </pic:pic>
+                                    </a:graphicData>
+                                  </a:graphic>
+                                </wp:inline>
+                              </w:drawing>
+                              <w:t xml:space="preserve">Рисунок </w:t>
+                            </w:r>
+                            <w:r>
+                              <w:rPr/>
+                              <w:fldChar w:fldCharType="begin"/>
+                            </w:r>
+                            <w:r>
+                              <w:rPr/>
+                              <w:instrText xml:space="preserve"> SEQ Рисунок \* ARABIC </w:instrText>
+                            </w:r>
+                            <w:r>
+                              <w:rPr/>
+                              <w:fldChar w:fldCharType="separate"/>
+                            </w:r>
+                            <w:r>
+                              <w:rPr/>
+                              <w:t>9</w:t>
+                            </w:r>
+                            <w:r>
+                              <w:rPr/>
+                              <w:fldChar w:fldCharType="end"/>
+                            </w:r>
+                            <w:r>
+                              <w:rPr/>
+                              <w:t>: Автоматический IP-адрес Windows</w:t>
+                            </w:r>
+                          </w:p>
+                        </w:txbxContent>
+                      </wps:txbx>
+                      <wps:bodyPr anchor="t" lIns="0" tIns="0" rIns="0" bIns="0">
+                        <a:noAutofit/>
+                      </wps:bodyPr>
+                    </wps:wsp>
+                  </a:graphicData>
+                </a:graphic>
+              </wp:anchor>
+            </w:drawing>
+          </mc:Choice>
+          <mc:Fallback>
+            <w:pict>
+              <v:rect style="position:absolute;rotation:-0;width:449.75pt;height:267.7pt;mso-wrap-distance-left:0pt;mso-wrap-distance-right:0pt;mso-wrap-distance-top:0pt;mso-wrap-distance-bottom:0pt;margin-top:31.2pt;mso-position-vertical-relative:text;margin-left:9pt;mso-position-horizontal:center;mso-position-horizontal-relative:text">
+                <v:textbox inset="0in,0in,0in,0in">
+                  <w:txbxContent>
+                    <w:p>
+                      <w:pPr>
+                        <w:pStyle w:val="Style18"/>
+                        <w:spacing w:before="120" w:after="120"/>
+                        <w:rPr/>
+                      </w:pPr>
+                      <w:r>
+                        <w:rPr/>
+                        <w:drawing>
+                          <wp:inline distT="0" distB="0" distL="0" distR="0">
+                            <wp:extent cx="5711825" cy="3027045"/>
+                            <wp:effectExtent l="0" t="0" r="0" b="0"/>
+                            <wp:docPr id="30" name="Изображение9" descr=""/>
+                            <wp:cNvGraphicFramePr>
+                              <a:graphicFrameLocks xmlns:a="http://schemas.openxmlformats.org/drawingml/2006/main" noChangeAspect="1"/>
+                            </wp:cNvGraphicFramePr>
+                            <a:graphic xmlns:a="http://schemas.openxmlformats.org/drawingml/2006/main">
+                              <a:graphicData uri="http://schemas.openxmlformats.org/drawingml/2006/picture">
+                                <pic:pic xmlns:pic="http://schemas.openxmlformats.org/drawingml/2006/picture">
+                                  <pic:nvPicPr>
+                                    <pic:cNvPr id="30" name="Изображение9" descr=""/>
+                                    <pic:cNvPicPr>
+                                      <a:picLocks noChangeAspect="1" noChangeArrowheads="1"/>
+                                    </pic:cNvPicPr>
+                                  </pic:nvPicPr>
+                                  <pic:blipFill>
+                                    <a:blip r:embed="rId19"/>
+                                    <a:stretch>
+                                      <a:fillRect/>
+                                    </a:stretch>
+                                  </pic:blipFill>
+                                  <pic:spPr bwMode="auto">
+                                    <a:xfrm>
+                                      <a:off x="0" y="0"/>
+                                      <a:ext cx="5711825" cy="3027045"/>
+                                    </a:xfrm>
+                                    <a:prstGeom prst="rect">
+                                      <a:avLst/>
+                                    </a:prstGeom>
+                                  </pic:spPr>
+                                </pic:pic>
+                              </a:graphicData>
+                            </a:graphic>
+                          </wp:inline>
+                        </w:drawing>
+                        <w:t xml:space="preserve">Рисунок </w:t>
+                      </w:r>
+                      <w:r>
+                        <w:rPr/>
+                        <w:fldChar w:fldCharType="begin"/>
+                      </w:r>
+                      <w:r>
+                        <w:rPr/>
+                        <w:instrText xml:space="preserve"> SEQ Рисунок \* ARABIC </w:instrText>
+                      </w:r>
+                      <w:r>
+                        <w:rPr/>
+                        <w:fldChar w:fldCharType="separate"/>
+                      </w:r>
+                      <w:r>
+                        <w:rPr/>
+                        <w:t>9</w:t>
+                      </w:r>
+                      <w:r>
+                        <w:rPr/>
+                        <w:fldChar w:fldCharType="end"/>
+                      </w:r>
+                      <w:r>
+                        <w:rPr/>
+                        <w:t>: Автоматический IP-адрес Windows</w:t>
+                      </w:r>
+                    </w:p>
+                  </w:txbxContent>
+                </v:textbox>
+                <w10:wrap type="square" side="largest"/>
+              </v:rect>
+            </w:pict>
+          </mc:Fallback>
+        </mc:AlternateContent>
+      </w:r>
+    </w:p>
+    <w:p>
+      <w:pPr>
+        <w:pStyle w:val="Normal"/>
+        <w:widowControl/>
+        <w:numPr>
+          <w:ilvl w:val="0"/>
+          <w:numId w:val="0"/>
+        </w:numPr>
+        <w:suppressAutoHyphens w:val="true"/>
+        <w:spacing w:lineRule="auto" w:line="259"/>
+        <w:jc w:val="left"/>
+        <w:rPr>
+          <w:lang w:val="ru-RU"/>
+        </w:rPr>
+      </w:pPr>
+      <w:r>
+        <w:rPr>
+          <w:lang w:val="ru-RU"/>
+        </w:rPr>
+      </w:r>
+      <w:r>
+        <w:br w:type="page"/>
+      </w:r>
+      <w:r>
+        <mc:AlternateContent>
+          <mc:Choice Requires="wps">
+            <w:drawing>
+              <wp:anchor behindDoc="0" distT="0" distB="0" distL="0" distR="0" simplePos="0" locked="0" layoutInCell="0" allowOverlap="1" relativeHeight="26">
+                <wp:simplePos x="0" y="0"/>
+                <wp:positionH relativeFrom="column">
+                  <wp:align>center</wp:align>
+                </wp:positionH>
+                <wp:positionV relativeFrom="paragraph">
+                  <wp:posOffset>15240</wp:posOffset>
+                </wp:positionV>
+                <wp:extent cx="5711825" cy="2346325"/>
+                <wp:effectExtent l="0" t="0" r="0" b="0"/>
+                <wp:wrapSquare wrapText="largest"/>
+                <wp:docPr id="31" name="Врезка13"/>
+                <a:graphic xmlns:a="http://schemas.openxmlformats.org/drawingml/2006/main">
+                  <a:graphicData uri="http://schemas.microsoft.com/office/word/2010/wordprocessingShape">
+                    <wps:wsp>
+                      <wps:cNvSpPr txBox="1"/>
+                      <wps:spPr>
+                        <a:xfrm>
+                          <a:off x="0" y="0"/>
+                          <a:ext cx="5711825" cy="2346325"/>
+                        </a:xfrm>
+                        <a:prstGeom prst="rect"/>
+                        <a:solidFill>
+                          <a:srgbClr val="FFFFFF"/>
+                        </a:solidFill>
+                      </wps:spPr>
+                      <wps:txbx>
+                        <w:txbxContent>
+                          <w:p>
+                            <w:pPr>
+                              <w:pStyle w:val="Style18"/>
+                              <w:spacing w:before="120" w:after="120"/>
+                              <w:rPr/>
+                            </w:pPr>
+                            <w:r>
+                              <w:rPr/>
+                              <w:drawing>
+                                <wp:inline distT="0" distB="0" distL="0" distR="0">
+                                  <wp:extent cx="5711825" cy="1973580"/>
+                                  <wp:effectExtent l="0" t="0" r="0" b="0"/>
+                                  <wp:docPr id="32" name="Изображение10" descr=""/>
+                                  <wp:cNvGraphicFramePr>
+                                    <a:graphicFrameLocks xmlns:a="http://schemas.openxmlformats.org/drawingml/2006/main" noChangeAspect="1"/>
+                                  </wp:cNvGraphicFramePr>
+                                  <a:graphic xmlns:a="http://schemas.openxmlformats.org/drawingml/2006/main">
+                                    <a:graphicData uri="http://schemas.openxmlformats.org/drawingml/2006/picture">
+                                      <pic:pic xmlns:pic="http://schemas.openxmlformats.org/drawingml/2006/picture">
+                                        <pic:nvPicPr>
+                                          <pic:cNvPr id="32" name="Изображение10" descr=""/>
+                                          <pic:cNvPicPr>
+                                            <a:picLocks noChangeAspect="1" noChangeArrowheads="1"/>
+                                          </pic:cNvPicPr>
+                                        </pic:nvPicPr>
+                                        <pic:blipFill>
+                                          <a:blip r:embed="rId20"/>
+                                          <a:stretch>
+                                            <a:fillRect/>
+                                          </a:stretch>
+                                        </pic:blipFill>
+                                        <pic:spPr bwMode="auto">
+                                          <a:xfrm>
+                                            <a:off x="0" y="0"/>
+                                            <a:ext cx="5711825" cy="1973580"/>
+                                          </a:xfrm>
+                                          <a:prstGeom prst="rect">
+                                            <a:avLst/>
+                                          </a:prstGeom>
+                                        </pic:spPr>
+                                      </pic:pic>
+                                    </a:graphicData>
+                                  </a:graphic>
+                                </wp:inline>
+                              </w:drawing>
+                              <w:t xml:space="preserve">Рисунок </w:t>
+                            </w:r>
+                            <w:r>
+                              <w:rPr/>
+                              <w:fldChar w:fldCharType="begin"/>
+                            </w:r>
+                            <w:r>
+                              <w:rPr/>
+                              <w:instrText xml:space="preserve"> SEQ Рисунок \* ARABIC </w:instrText>
+                            </w:r>
+                            <w:r>
+                              <w:rPr/>
+                              <w:fldChar w:fldCharType="separate"/>
+                            </w:r>
+                            <w:r>
+                              <w:rPr/>
+                              <w:t>10</w:t>
+                            </w:r>
+                            <w:r>
+                              <w:rPr/>
+                              <w:fldChar w:fldCharType="end"/>
+                            </w:r>
+                            <w:r>
+                              <w:rPr/>
+                              <w:t>: Автоматический IP-адрес Ubuntu</w:t>
+                            </w:r>
+                          </w:p>
+                        </w:txbxContent>
+                      </wps:txbx>
+                      <wps:bodyPr anchor="t" lIns="0" tIns="0" rIns="0" bIns="0">
+                        <a:noAutofit/>
+                      </wps:bodyPr>
+                    </wps:wsp>
+                  </a:graphicData>
+                </a:graphic>
+              </wp:anchor>
+            </w:drawing>
+          </mc:Choice>
+          <mc:Fallback>
+            <w:pict>
+              <v:rect style="position:absolute;rotation:-0;width:449.75pt;height:184.75pt;mso-wrap-distance-left:0pt;mso-wrap-distance-right:0pt;mso-wrap-distance-top:0pt;mso-wrap-distance-bottom:0pt;margin-top:1.2pt;mso-position-vertical-relative:text;margin-left:9pt;mso-position-horizontal:center;mso-position-horizontal-relative:text">
+                <v:textbox inset="0in,0in,0in,0in">
+                  <w:txbxContent>
+                    <w:p>
+                      <w:pPr>
+                        <w:pStyle w:val="Style18"/>
+                        <w:spacing w:before="120" w:after="120"/>
+                        <w:rPr/>
+                      </w:pPr>
+                      <w:r>
+                        <w:rPr/>
+                        <w:drawing>
+                          <wp:inline distT="0" distB="0" distL="0" distR="0">
+                            <wp:extent cx="5711825" cy="1973580"/>
+                            <wp:effectExtent l="0" t="0" r="0" b="0"/>
+                            <wp:docPr id="33" name="Изображение10" descr=""/>
+                            <wp:cNvGraphicFramePr>
+                              <a:graphicFrameLocks xmlns:a="http://schemas.openxmlformats.org/drawingml/2006/main" noChangeAspect="1"/>
+                            </wp:cNvGraphicFramePr>
+                            <a:graphic xmlns:a="http://schemas.openxmlformats.org/drawingml/2006/main">
+                              <a:graphicData uri="http://schemas.openxmlformats.org/drawingml/2006/picture">
+                                <pic:pic xmlns:pic="http://schemas.openxmlformats.org/drawingml/2006/picture">
+                                  <pic:nvPicPr>
+                                    <pic:cNvPr id="33" name="Изображение10" descr=""/>
+                                    <pic:cNvPicPr>
+                                      <a:picLocks noChangeAspect="1" noChangeArrowheads="1"/>
+                                    </pic:cNvPicPr>
+                                  </pic:nvPicPr>
+                                  <pic:blipFill>
+                                    <a:blip r:embed="rId21"/>
+                                    <a:stretch>
+                                      <a:fillRect/>
+                                    </a:stretch>
+                                  </pic:blipFill>
+                                  <pic:spPr bwMode="auto">
+                                    <a:xfrm>
+                                      <a:off x="0" y="0"/>
+                                      <a:ext cx="5711825" cy="1973580"/>
+                                    </a:xfrm>
+                                    <a:prstGeom prst="rect">
+                                      <a:avLst/>
+                                    </a:prstGeom>
+                                  </pic:spPr>
+                                </pic:pic>
+                              </a:graphicData>
+                            </a:graphic>
+                          </wp:inline>
+                        </w:drawing>
+                        <w:t xml:space="preserve">Рисунок </w:t>
+                      </w:r>
+                      <w:r>
+                        <w:rPr/>
+                        <w:fldChar w:fldCharType="begin"/>
+                      </w:r>
+                      <w:r>
+                        <w:rPr/>
+                        <w:instrText xml:space="preserve"> SEQ Рисунок \* ARABIC </w:instrText>
+                      </w:r>
+                      <w:r>
+                        <w:rPr/>
+                        <w:fldChar w:fldCharType="separate"/>
+                      </w:r>
+                      <w:r>
+                        <w:rPr/>
+                        <w:t>10</w:t>
+                      </w:r>
+                      <w:r>
+                        <w:rPr/>
+                        <w:fldChar w:fldCharType="end"/>
+                      </w:r>
+                      <w:r>
+                        <w:rPr/>
+                        <w:t>: Автоматический IP-адрес Ubuntu</w:t>
+                      </w:r>
+                    </w:p>
+                  </w:txbxContent>
+                </v:textbox>
+                <w10:wrap type="square" side="largest"/>
+              </v:rect>
+            </w:pict>
+          </mc:Fallback>
+        </mc:AlternateContent>
+      </w:r>
+    </w:p>
+    <w:p>
+      <w:pPr>
+        <w:pStyle w:val="Normal"/>
+        <w:numPr>
+          <w:ilvl w:val="0"/>
+          <w:numId w:val="4"/>
+        </w:numPr>
+        <w:rPr>
+          <w:lang w:val="ru-RU"/>
+        </w:rPr>
+      </w:pPr>
+      <w:r>
+        <w:rPr>
+          <w:lang w:val="ru-RU"/>
+        </w:rPr>
+        <w:t>Создаем новый сетевой адаптер с адресом 192.168.99.1.</w:t>
+        <w:br/>
+      </w:r>
+      <w:r>
+        <mc:AlternateContent>
+          <mc:Choice Requires="wps">
+            <w:drawing>
+              <wp:anchor behindDoc="0" distT="0" distB="0" distL="0" distR="0" simplePos="0" locked="0" layoutInCell="0" allowOverlap="1" relativeHeight="28">
+                <wp:simplePos x="0" y="0"/>
+                <wp:positionH relativeFrom="column">
+                  <wp:align>center</wp:align>
+                </wp:positionH>
+                <wp:positionV relativeFrom="paragraph">
+                  <wp:posOffset>410210</wp:posOffset>
+                </wp:positionV>
+                <wp:extent cx="5711825" cy="3414395"/>
+                <wp:effectExtent l="0" t="0" r="0" b="0"/>
+                <wp:wrapSquare wrapText="largest"/>
+                <wp:docPr id="34" name="Врезка14"/>
+                <a:graphic xmlns:a="http://schemas.openxmlformats.org/drawingml/2006/main">
+                  <a:graphicData uri="http://schemas.microsoft.com/office/word/2010/wordprocessingShape">
+                    <wps:wsp>
+                      <wps:cNvSpPr txBox="1"/>
+                      <wps:spPr>
+                        <a:xfrm>
+                          <a:off x="0" y="0"/>
+                          <a:ext cx="5711825" cy="3414395"/>
+                        </a:xfrm>
+                        <a:prstGeom prst="rect"/>
+                        <a:solidFill>
+                          <a:srgbClr val="FFFFFF"/>
+                        </a:solidFill>
+                      </wps:spPr>
+                      <wps:txbx>
+                        <w:txbxContent>
+                          <w:p>
+                            <w:pPr>
+                              <w:pStyle w:val="Style18"/>
+                              <w:spacing w:before="120" w:after="120"/>
+                              <w:rPr/>
+                            </w:pPr>
+                            <w:r>
+                              <w:rPr/>
+                              <w:drawing>
+                                <wp:inline distT="0" distB="0" distL="0" distR="0">
+                                  <wp:extent cx="5711825" cy="3041650"/>
+                                  <wp:effectExtent l="0" t="0" r="0" b="0"/>
+                                  <wp:docPr id="35" name="Изображение11" descr=""/>
+                                  <wp:cNvGraphicFramePr>
+                                    <a:graphicFrameLocks xmlns:a="http://schemas.openxmlformats.org/drawingml/2006/main" noChangeAspect="1"/>
+                                  </wp:cNvGraphicFramePr>
+                                  <a:graphic xmlns:a="http://schemas.openxmlformats.org/drawingml/2006/main">
+                                    <a:graphicData uri="http://schemas.openxmlformats.org/drawingml/2006/picture">
+                                      <pic:pic xmlns:pic="http://schemas.openxmlformats.org/drawingml/2006/picture">
+                                        <pic:nvPicPr>
+                                          <pic:cNvPr id="35" name="Изображение11" descr=""/>
+                                          <pic:cNvPicPr>
+                                            <a:picLocks noChangeAspect="1" noChangeArrowheads="1"/>
+                                          </pic:cNvPicPr>
+                                        </pic:nvPicPr>
+                                        <pic:blipFill>
+                                          <a:blip r:embed="rId22"/>
+                                          <a:stretch>
+                                            <a:fillRect/>
+                                          </a:stretch>
+                                        </pic:blipFill>
+                                        <pic:spPr bwMode="auto">
+                                          <a:xfrm>
+                                            <a:off x="0" y="0"/>
+                                            <a:ext cx="5711825" cy="3041650"/>
+                                          </a:xfrm>
+                                          <a:prstGeom prst="rect">
+                                            <a:avLst/>
+                                          </a:prstGeom>
+                                        </pic:spPr>
+                                      </pic:pic>
+                                    </a:graphicData>
+                                  </a:graphic>
+                                </wp:inline>
+                              </w:drawing>
+                              <w:t xml:space="preserve">Рисунок </w:t>
+                            </w:r>
+                            <w:r>
+                              <w:rPr/>
+                              <w:fldChar w:fldCharType="begin"/>
+                            </w:r>
+                            <w:r>
+                              <w:rPr/>
+                              <w:instrText xml:space="preserve"> SEQ Рисунок \* ARABIC </w:instrText>
+                            </w:r>
+                            <w:r>
+                              <w:rPr/>
+                              <w:fldChar w:fldCharType="separate"/>
+                            </w:r>
+                            <w:r>
+                              <w:rPr/>
+                              <w:t>11</w:t>
+                            </w:r>
+                            <w:r>
+                              <w:rPr/>
+                              <w:fldChar w:fldCharType="end"/>
+                            </w:r>
+                            <w:r>
+                              <w:rPr/>
+                              <w:t>: Новый сетевой адаптер</w:t>
+                            </w:r>
+                          </w:p>
+                        </w:txbxContent>
+                      </wps:txbx>
+                      <wps:bodyPr anchor="t" lIns="0" tIns="0" rIns="0" bIns="0">
+                        <a:noAutofit/>
+                      </wps:bodyPr>
+                    </wps:wsp>
+                  </a:graphicData>
+                </a:graphic>
+              </wp:anchor>
+            </w:drawing>
+          </mc:Choice>
+          <mc:Fallback>
+            <w:pict>
+              <v:rect style="position:absolute;rotation:-0;width:449.75pt;height:268.85pt;mso-wrap-distance-left:0pt;mso-wrap-distance-right:0pt;mso-wrap-distance-top:0pt;mso-wrap-distance-bottom:0pt;margin-top:32.3pt;mso-position-vertical-relative:text;margin-left:9pt;mso-position-horizontal:center;mso-position-horizontal-relative:text">
+                <v:textbox inset="0in,0in,0in,0in">
+                  <w:txbxContent>
+                    <w:p>
+                      <w:pPr>
+                        <w:pStyle w:val="Style18"/>
+                        <w:spacing w:before="120" w:after="120"/>
+                        <w:rPr/>
+                      </w:pPr>
+                      <w:r>
+                        <w:rPr/>
+                        <w:drawing>
+                          <wp:inline distT="0" distB="0" distL="0" distR="0">
+                            <wp:extent cx="5711825" cy="3041650"/>
+                            <wp:effectExtent l="0" t="0" r="0" b="0"/>
+                            <wp:docPr id="36" name="Изображение11" descr=""/>
+                            <wp:cNvGraphicFramePr>
+                              <a:graphicFrameLocks xmlns:a="http://schemas.openxmlformats.org/drawingml/2006/main" noChangeAspect="1"/>
+                            </wp:cNvGraphicFramePr>
+                            <a:graphic xmlns:a="http://schemas.openxmlformats.org/drawingml/2006/main">
+                              <a:graphicData uri="http://schemas.openxmlformats.org/drawingml/2006/picture">
+                                <pic:pic xmlns:pic="http://schemas.openxmlformats.org/drawingml/2006/picture">
+                                  <pic:nvPicPr>
+                                    <pic:cNvPr id="36" name="Изображение11" descr=""/>
+                                    <pic:cNvPicPr>
+                                      <a:picLocks noChangeAspect="1" noChangeArrowheads="1"/>
+                                    </pic:cNvPicPr>
+                                  </pic:nvPicPr>
+                                  <pic:blipFill>
+                                    <a:blip r:embed="rId23"/>
+                                    <a:stretch>
+                                      <a:fillRect/>
+                                    </a:stretch>
+                                  </pic:blipFill>
+                                  <pic:spPr bwMode="auto">
+                                    <a:xfrm>
+                                      <a:off x="0" y="0"/>
+                                      <a:ext cx="5711825" cy="3041650"/>
+                                    </a:xfrm>
+                                    <a:prstGeom prst="rect">
+                                      <a:avLst/>
+                                    </a:prstGeom>
+                                  </pic:spPr>
+                                </pic:pic>
+                              </a:graphicData>
+                            </a:graphic>
+                          </wp:inline>
+                        </w:drawing>
+                        <w:t xml:space="preserve">Рисунок </w:t>
+                      </w:r>
+                      <w:r>
+                        <w:rPr/>
+                        <w:fldChar w:fldCharType="begin"/>
+                      </w:r>
+                      <w:r>
+                        <w:rPr/>
+                        <w:instrText xml:space="preserve"> SEQ Рисунок \* ARABIC </w:instrText>
+                      </w:r>
+                      <w:r>
+                        <w:rPr/>
+                        <w:fldChar w:fldCharType="separate"/>
+                      </w:r>
+                      <w:r>
+                        <w:rPr/>
+                        <w:t>11</w:t>
+                      </w:r>
+                      <w:r>
+                        <w:rPr/>
+                        <w:fldChar w:fldCharType="end"/>
+                      </w:r>
+                      <w:r>
+                        <w:rPr/>
+                        <w:t>: Новый сетевой адаптер</w:t>
+                      </w:r>
+                    </w:p>
+                  </w:txbxContent>
+                </v:textbox>
+                <w10:wrap type="square" side="largest"/>
+              </v:rect>
+            </w:pict>
+          </mc:Fallback>
+        </mc:AlternateContent>
+      </w:r>
+    </w:p>
+    <w:p>
+      <w:pPr>
+        <w:pStyle w:val="Normal"/>
+        <w:widowControl/>
+        <w:numPr>
+          <w:ilvl w:val="0"/>
+          <w:numId w:val="0"/>
+        </w:numPr>
+        <w:suppressAutoHyphens w:val="true"/>
+        <w:spacing w:lineRule="auto" w:line="259"/>
+        <w:jc w:val="left"/>
+        <w:rPr>
+          <w:lang w:val="ru-RU"/>
+        </w:rPr>
+      </w:pPr>
+      <w:r>
+        <w:rPr>
+          <w:lang w:val="ru-RU"/>
+        </w:rPr>
+      </w:r>
+      <w:r>
+        <w:br w:type="page"/>
+      </w:r>
+    </w:p>
+    <w:p>
+      <w:pPr>
+        <w:pStyle w:val="Normal"/>
+        <w:numPr>
+          <w:ilvl w:val="0"/>
+          <w:numId w:val="4"/>
+        </w:numPr>
+        <w:rPr>
+          <w:lang w:val="ru-RU"/>
+        </w:rPr>
+      </w:pPr>
+      <w:r>
+        <w:rPr>
+          <w:lang w:val="ru-RU"/>
+        </w:rPr>
+        <w:t>Проверяем соединение в сети с новым адаптером. Получаем схожую ситуацию с пунктом 2.</w:t>
+        <w:br/>
+        <w:br/>
+        <w:br/>
+        <w:br/>
+        <w:br/>
+      </w:r>
+      <w:r>
+        <mc:AlternateContent>
+          <mc:Choice Requires="wps">
+            <w:drawing>
+              <wp:anchor behindDoc="0" distT="0" distB="0" distL="0" distR="0" simplePos="0" locked="0" layoutInCell="0" allowOverlap="1" relativeHeight="30">
+                <wp:simplePos x="0" y="0"/>
+                <wp:positionH relativeFrom="column">
+                  <wp:posOffset>328930</wp:posOffset>
+                </wp:positionH>
+                <wp:positionV relativeFrom="paragraph">
+                  <wp:posOffset>527050</wp:posOffset>
+                </wp:positionV>
+                <wp:extent cx="5281930" cy="3434080"/>
+                <wp:effectExtent l="0" t="0" r="0" b="0"/>
+                <wp:wrapSquare wrapText="largest"/>
+                <wp:docPr id="37" name="Врезка15"/>
+                <a:graphic xmlns:a="http://schemas.openxmlformats.org/drawingml/2006/main">
+                  <a:graphicData uri="http://schemas.microsoft.com/office/word/2010/wordprocessingShape">
+                    <wps:wsp>
+                      <wps:cNvSpPr txBox="1"/>
+                      <wps:spPr>
+                        <a:xfrm>
+                          <a:off x="0" y="0"/>
+                          <a:ext cx="5281930" cy="3434080"/>
+                        </a:xfrm>
+                        <a:prstGeom prst="rect"/>
+                        <a:solidFill>
+                          <a:srgbClr val="FFFFFF"/>
+                        </a:solidFill>
+                      </wps:spPr>
+                      <wps:txbx>
+                        <w:txbxContent>
+                          <w:p>
+                            <w:pPr>
+                              <w:pStyle w:val="Style18"/>
+                              <w:spacing w:before="120" w:after="120"/>
+                              <w:rPr/>
+                            </w:pPr>
+                            <w:r>
+                              <w:rPr/>
+                              <w:drawing>
+                                <wp:inline distT="0" distB="0" distL="0" distR="0">
+                                  <wp:extent cx="5281930" cy="3061335"/>
+                                  <wp:effectExtent l="0" t="0" r="0" b="0"/>
+                                  <wp:docPr id="38" name="Изображение12" descr=""/>
+                                  <wp:cNvGraphicFramePr>
+                                    <a:graphicFrameLocks xmlns:a="http://schemas.openxmlformats.org/drawingml/2006/main" noChangeAspect="1"/>
+                                  </wp:cNvGraphicFramePr>
+                                  <a:graphic xmlns:a="http://schemas.openxmlformats.org/drawingml/2006/main">
+                                    <a:graphicData uri="http://schemas.openxmlformats.org/drawingml/2006/picture">
+                                      <pic:pic xmlns:pic="http://schemas.openxmlformats.org/drawingml/2006/picture">
+                                        <pic:nvPicPr>
+                                          <pic:cNvPr id="38" name="Изображение12" descr=""/>
+                                          <pic:cNvPicPr>
+                                            <a:picLocks noChangeAspect="1" noChangeArrowheads="1"/>
+                                          </pic:cNvPicPr>
+                                        </pic:nvPicPr>
+                                        <pic:blipFill>
+                                          <a:blip r:embed="rId24"/>
+                                          <a:stretch>
+                                            <a:fillRect/>
+                                          </a:stretch>
+                                        </pic:blipFill>
+                                        <pic:spPr bwMode="auto">
+                                          <a:xfrm>
+                                            <a:off x="0" y="0"/>
+                                            <a:ext cx="5281930" cy="3061335"/>
+                                          </a:xfrm>
+                                          <a:prstGeom prst="rect">
+                                            <a:avLst/>
+                                          </a:prstGeom>
+                                        </pic:spPr>
+                                      </pic:pic>
+                                    </a:graphicData>
+                                  </a:graphic>
+                                </wp:inline>
+                              </w:drawing>
+                              <w:t xml:space="preserve">Рисунок </w:t>
+                            </w:r>
+                            <w:r>
+                              <w:rPr/>
+                              <w:fldChar w:fldCharType="begin"/>
+                            </w:r>
+                            <w:r>
+                              <w:rPr/>
+                              <w:instrText xml:space="preserve"> SEQ Рисунок \* ARABIC </w:instrText>
+                            </w:r>
+                            <w:r>
+                              <w:rPr/>
+                              <w:fldChar w:fldCharType="separate"/>
+                            </w:r>
+                            <w:r>
+                              <w:rPr/>
+                              <w:t>12</w:t>
+                            </w:r>
+                            <w:r>
+                              <w:rPr/>
+                              <w:fldChar w:fldCharType="end"/>
+                            </w:r>
+                            <w:r>
+                              <w:rPr/>
+                              <w:t>: Ping Windows</w:t>
+                            </w:r>
+                          </w:p>
+                        </w:txbxContent>
+                      </wps:txbx>
+                      <wps:bodyPr anchor="t" lIns="0" tIns="0" rIns="0" bIns="0">
+                        <a:noAutofit/>
+                      </wps:bodyPr>
+                    </wps:wsp>
+                  </a:graphicData>
+                </a:graphic>
+              </wp:anchor>
+            </w:drawing>
+          </mc:Choice>
+          <mc:Fallback>
+            <w:pict>
+              <v:rect style="position:absolute;rotation:-0;width:415.9pt;height:270.4pt;mso-wrap-distance-left:0pt;mso-wrap-distance-right:0pt;mso-wrap-distance-top:0pt;mso-wrap-distance-bottom:0pt;margin-top:41.5pt;mso-position-vertical-relative:text;margin-left:25.9pt;mso-position-horizontal-relative:text">
+                <v:textbox inset="0in,0in,0in,0in">
+                  <w:txbxContent>
+                    <w:p>
+                      <w:pPr>
+                        <w:pStyle w:val="Style18"/>
+                        <w:spacing w:before="120" w:after="120"/>
+                        <w:rPr/>
+                      </w:pPr>
+                      <w:r>
+                        <w:rPr/>
+                        <w:drawing>
+                          <wp:inline distT="0" distB="0" distL="0" distR="0">
+                            <wp:extent cx="5281930" cy="3061335"/>
+                            <wp:effectExtent l="0" t="0" r="0" b="0"/>
+                            <wp:docPr id="39" name="Изображение12" descr=""/>
+                            <wp:cNvGraphicFramePr>
+                              <a:graphicFrameLocks xmlns:a="http://schemas.openxmlformats.org/drawingml/2006/main" noChangeAspect="1"/>
+                            </wp:cNvGraphicFramePr>
+                            <a:graphic xmlns:a="http://schemas.openxmlformats.org/drawingml/2006/main">
+                              <a:graphicData uri="http://schemas.openxmlformats.org/drawingml/2006/picture">
+                                <pic:pic xmlns:pic="http://schemas.openxmlformats.org/drawingml/2006/picture">
+                                  <pic:nvPicPr>
+                                    <pic:cNvPr id="39" name="Изображение12" descr=""/>
+                                    <pic:cNvPicPr>
+                                      <a:picLocks noChangeAspect="1" noChangeArrowheads="1"/>
+                                    </pic:cNvPicPr>
+                                  </pic:nvPicPr>
+                                  <pic:blipFill>
+                                    <a:blip r:embed="rId25"/>
+                                    <a:stretch>
+                                      <a:fillRect/>
+                                    </a:stretch>
+                                  </pic:blipFill>
+                                  <pic:spPr bwMode="auto">
+                                    <a:xfrm>
+                                      <a:off x="0" y="0"/>
+                                      <a:ext cx="5281930" cy="3061335"/>
+                                    </a:xfrm>
+                                    <a:prstGeom prst="rect">
+                                      <a:avLst/>
+                                    </a:prstGeom>
+                                  </pic:spPr>
+                                </pic:pic>
+                              </a:graphicData>
+                            </a:graphic>
+                          </wp:inline>
+                        </w:drawing>
+                        <w:t xml:space="preserve">Рисунок </w:t>
+                      </w:r>
+                      <w:r>
+                        <w:rPr/>
+                        <w:fldChar w:fldCharType="begin"/>
+                      </w:r>
+                      <w:r>
+                        <w:rPr/>
+                        <w:instrText xml:space="preserve"> SEQ Рисунок \* ARABIC </w:instrText>
+                      </w:r>
+                      <w:r>
+                        <w:rPr/>
+                        <w:fldChar w:fldCharType="separate"/>
+                      </w:r>
+                      <w:r>
+                        <w:rPr/>
+                        <w:t>12</w:t>
+                      </w:r>
+                      <w:r>
+                        <w:rPr/>
+                        <w:fldChar w:fldCharType="end"/>
+                      </w:r>
+                      <w:r>
+                        <w:rPr/>
+                        <w:t>: Ping Windows</w:t>
+                      </w:r>
+                    </w:p>
+                  </w:txbxContent>
+                </v:textbox>
+                <w10:wrap type="square" side="largest"/>
+              </v:rect>
+            </w:pict>
+          </mc:Fallback>
+        </mc:AlternateContent>
+      </w:r>
+      <w:r>
+        <mc:AlternateContent>
+          <mc:Choice Requires="wps">
+            <w:drawing>
+              <wp:anchor behindDoc="0" distT="0" distB="0" distL="0" distR="0" simplePos="0" locked="0" layoutInCell="0" allowOverlap="1" relativeHeight="32">
+                <wp:simplePos x="0" y="0"/>
+                <wp:positionH relativeFrom="column">
+                  <wp:align>center</wp:align>
+                </wp:positionH>
+                <wp:positionV relativeFrom="paragraph">
+                  <wp:posOffset>4642485</wp:posOffset>
+                </wp:positionV>
+                <wp:extent cx="4801870" cy="2933700"/>
+                <wp:effectExtent l="0" t="0" r="0" b="0"/>
+                <wp:wrapSquare wrapText="largest"/>
+                <wp:docPr id="40" name="Врезка16"/>
+                <a:graphic xmlns:a="http://schemas.openxmlformats.org/drawingml/2006/main">
+                  <a:graphicData uri="http://schemas.microsoft.com/office/word/2010/wordprocessingShape">
+                    <wps:wsp>
+                      <wps:cNvSpPr txBox="1"/>
+                      <wps:spPr>
+                        <a:xfrm>
+                          <a:off x="0" y="0"/>
+                          <a:ext cx="4801870" cy="2933700"/>
+                        </a:xfrm>
+                        <a:prstGeom prst="rect"/>
+                        <a:solidFill>
+                          <a:srgbClr val="FFFFFF"/>
+                        </a:solidFill>
+                      </wps:spPr>
+                      <wps:txbx>
+                        <w:txbxContent>
+                          <w:p>
+                            <w:pPr>
+                              <w:pStyle w:val="Style18"/>
+                              <w:spacing w:before="120" w:after="120"/>
+                              <w:rPr/>
+                            </w:pPr>
+                            <w:r>
+                              <w:rPr/>
+                              <w:drawing>
+                                <wp:inline distT="0" distB="0" distL="0" distR="0">
+                                  <wp:extent cx="4801870" cy="2560955"/>
+                                  <wp:effectExtent l="0" t="0" r="0" b="0"/>
+                                  <wp:docPr id="41" name="Изображение13" descr=""/>
+                                  <wp:cNvGraphicFramePr>
+                                    <a:graphicFrameLocks xmlns:a="http://schemas.openxmlformats.org/drawingml/2006/main" noChangeAspect="1"/>
+                                  </wp:cNvGraphicFramePr>
+                                  <a:graphic xmlns:a="http://schemas.openxmlformats.org/drawingml/2006/main">
+                                    <a:graphicData uri="http://schemas.openxmlformats.org/drawingml/2006/picture">
+                                      <pic:pic xmlns:pic="http://schemas.openxmlformats.org/drawingml/2006/picture">
+                                        <pic:nvPicPr>
+                                          <pic:cNvPr id="41" name="Изображение13" descr=""/>
+                                          <pic:cNvPicPr>
+                                            <a:picLocks noChangeAspect="1" noChangeArrowheads="1"/>
+                                          </pic:cNvPicPr>
+                                        </pic:nvPicPr>
+                                        <pic:blipFill>
+                                          <a:blip r:embed="rId26"/>
+                                          <a:stretch>
+                                            <a:fillRect/>
+                                          </a:stretch>
+                                        </pic:blipFill>
+                                        <pic:spPr bwMode="auto">
+                                          <a:xfrm>
+                                            <a:off x="0" y="0"/>
+                                            <a:ext cx="4801870" cy="2560955"/>
+                                          </a:xfrm>
+                                          <a:prstGeom prst="rect">
+                                            <a:avLst/>
+                                          </a:prstGeom>
+                                        </pic:spPr>
+                                      </pic:pic>
+                                    </a:graphicData>
+                                  </a:graphic>
+                                </wp:inline>
+                              </w:drawing>
+                              <w:t xml:space="preserve">Рисунок </w:t>
+                            </w:r>
+                            <w:r>
+                              <w:rPr/>
+                              <w:fldChar w:fldCharType="begin"/>
+                            </w:r>
+                            <w:r>
+                              <w:rPr/>
+                              <w:instrText xml:space="preserve"> SEQ Рисунок \* ARABIC </w:instrText>
+                            </w:r>
+                            <w:r>
+                              <w:rPr/>
+                              <w:fldChar w:fldCharType="separate"/>
+                            </w:r>
+                            <w:r>
+                              <w:rPr/>
+                              <w:t>13</w:t>
+                            </w:r>
+                            <w:r>
+                              <w:rPr/>
+                              <w:fldChar w:fldCharType="end"/>
+                            </w:r>
+                            <w:r>
+                              <w:rPr/>
+                              <w:t>: Ping Ubuntu</w:t>
+                            </w:r>
+                          </w:p>
+                        </w:txbxContent>
+                      </wps:txbx>
+                      <wps:bodyPr anchor="t" lIns="0" tIns="0" rIns="0" bIns="0">
+                        <a:noAutofit/>
+                      </wps:bodyPr>
+                    </wps:wsp>
+                  </a:graphicData>
+                </a:graphic>
+              </wp:anchor>
+            </w:drawing>
+          </mc:Choice>
+          <mc:Fallback>
+            <w:pict>
+              <v:rect style="position:absolute;rotation:-0;width:378.1pt;height:231pt;mso-wrap-distance-left:0pt;mso-wrap-distance-right:0pt;mso-wrap-distance-top:0pt;mso-wrap-distance-bottom:0pt;margin-top:365.55pt;mso-position-vertical-relative:text;margin-left:44.8pt;mso-position-horizontal:center;mso-position-horizontal-relative:text">
+                <v:textbox inset="0in,0in,0in,0in">
+                  <w:txbxContent>
+                    <w:p>
+                      <w:pPr>
+                        <w:pStyle w:val="Style18"/>
+                        <w:spacing w:before="120" w:after="120"/>
+                        <w:rPr/>
+                      </w:pPr>
+                      <w:r>
+                        <w:rPr/>
+                        <w:drawing>
+                          <wp:inline distT="0" distB="0" distL="0" distR="0">
+                            <wp:extent cx="4801870" cy="2560955"/>
+                            <wp:effectExtent l="0" t="0" r="0" b="0"/>
+                            <wp:docPr id="42" name="Изображение13" descr=""/>
+                            <wp:cNvGraphicFramePr>
+                              <a:graphicFrameLocks xmlns:a="http://schemas.openxmlformats.org/drawingml/2006/main" noChangeAspect="1"/>
+                            </wp:cNvGraphicFramePr>
+                            <a:graphic xmlns:a="http://schemas.openxmlformats.org/drawingml/2006/main">
+                              <a:graphicData uri="http://schemas.openxmlformats.org/drawingml/2006/picture">
+                                <pic:pic xmlns:pic="http://schemas.openxmlformats.org/drawingml/2006/picture">
+                                  <pic:nvPicPr>
+                                    <pic:cNvPr id="42" name="Изображение13" descr=""/>
+                                    <pic:cNvPicPr>
+                                      <a:picLocks noChangeAspect="1" noChangeArrowheads="1"/>
+                                    </pic:cNvPicPr>
+                                  </pic:nvPicPr>
+                                  <pic:blipFill>
+                                    <a:blip r:embed="rId27"/>
+                                    <a:stretch>
+                                      <a:fillRect/>
+                                    </a:stretch>
+                                  </pic:blipFill>
+                                  <pic:spPr bwMode="auto">
+                                    <a:xfrm>
+                                      <a:off x="0" y="0"/>
+                                      <a:ext cx="4801870" cy="2560955"/>
+                                    </a:xfrm>
+                                    <a:prstGeom prst="rect">
+                                      <a:avLst/>
+                                    </a:prstGeom>
+                                  </pic:spPr>
+                                </pic:pic>
+                              </a:graphicData>
+                            </a:graphic>
+                          </wp:inline>
+                        </w:drawing>
+                        <w:t xml:space="preserve">Рисунок </w:t>
+                      </w:r>
+                      <w:r>
+                        <w:rPr/>
+                        <w:fldChar w:fldCharType="begin"/>
+                      </w:r>
+                      <w:r>
+                        <w:rPr/>
+                        <w:instrText xml:space="preserve"> SEQ Рисунок \* ARABIC </w:instrText>
+                      </w:r>
+                      <w:r>
+                        <w:rPr/>
+                        <w:fldChar w:fldCharType="separate"/>
+                      </w:r>
+                      <w:r>
+                        <w:rPr/>
+                        <w:t>13</w:t>
+                      </w:r>
+                      <w:r>
+                        <w:rPr/>
+                        <w:fldChar w:fldCharType="end"/>
+                      </w:r>
+                      <w:r>
+                        <w:rPr/>
+                        <w:t>: Ping Ubuntu</w:t>
+                      </w:r>
+                    </w:p>
+                  </w:txbxContent>
+                </v:textbox>
+                <w10:wrap type="square" side="largest"/>
+              </v:rect>
+            </w:pict>
+          </mc:Fallback>
+        </mc:AlternateContent>
+      </w:r>
+    </w:p>
+    <w:p>
+      <w:pPr>
+        <w:pStyle w:val="Normal"/>
+        <w:rPr>
+          <w:lang w:val="ru-RU"/>
+        </w:rPr>
+      </w:pPr>
+      <w:r>
+        <w:rPr>
+          <w:lang w:val="ru-RU"/>
+        </w:rPr>
+      </w:r>
+      <w:r>
+        <w:br w:type="page"/>
+      </w:r>
+    </w:p>
+    <w:p>
+      <w:pPr>
+        <w:pStyle w:val="Heading2"/>
+        <w:numPr>
+          <w:ilvl w:val="0"/>
+          <w:numId w:val="0"/>
+        </w:numPr>
+        <w:ind w:firstLine="709"/>
+        <w:rPr/>
+      </w:pPr>
+      <w:bookmarkStart w:id="4" w:name="__RefHeading___Toc280_1261312235"/>
+      <w:bookmarkEnd w:id="4"/>
+      <w:r>
+        <w:rPr/>
+        <w:t xml:space="preserve">Создание </w:t>
+      </w:r>
+      <w:r>
+        <w:rPr>
+          <w:lang w:val="en-US"/>
+        </w:rPr>
+        <w:t>NAT/</w:t>
+      </w:r>
+      <w:r>
+        <w:rPr>
+          <w:lang w:val="ru-RU"/>
+        </w:rPr>
+        <w:t xml:space="preserve">Сети </w:t>
+      </w:r>
+      <w:r>
+        <w:rPr>
+          <w:lang w:val="en-US"/>
+        </w:rPr>
+        <w:t>NAT</w:t>
+      </w:r>
+    </w:p>
+    <w:p>
+      <w:pPr>
+        <w:pStyle w:val="BodyText"/>
+        <w:numPr>
+          <w:ilvl w:val="0"/>
+          <w:numId w:val="5"/>
+        </w:numPr>
+        <w:rPr/>
+      </w:pPr>
+      <w:r>
+        <w:rPr>
+          <w:lang w:val="ru-RU"/>
+        </w:rPr>
+        <w:t xml:space="preserve">Настраиваем </w:t>
+      </w:r>
+      <w:r>
+        <w:rPr>
+          <w:lang w:val="en-US"/>
+        </w:rPr>
+        <w:t xml:space="preserve">NAT </w:t>
+      </w:r>
+      <w:r>
+        <w:rPr>
+          <w:lang w:val="ru-RU"/>
+        </w:rPr>
+        <w:t xml:space="preserve">сеть на гостевых ОС. </w:t>
+      </w:r>
+      <w:r>
+        <w:rPr>
+          <w:lang w:val="en-US"/>
+        </w:rPr>
+        <w:t>IP-</w:t>
+      </w:r>
+      <w:r>
+        <w:rPr>
+          <w:lang w:val="ru-RU"/>
+        </w:rPr>
+        <w:t>адреса совпадают, выход в интернет есть.</w:t>
+      </w:r>
+    </w:p>
+    <w:p>
+      <w:pPr>
+        <w:pStyle w:val="BodyText"/>
+        <w:numPr>
+          <w:ilvl w:val="0"/>
+          <w:numId w:val="0"/>
+        </w:numPr>
+        <w:ind w:hanging="0" w:left="720"/>
+        <w:rPr>
+          <w:lang w:val="ru-RU"/>
+        </w:rPr>
+      </w:pPr>
+      <w:r>
+        <w:rPr/>
+      </w:r>
+      <w:r>
+        <mc:AlternateContent>
+          <mc:Choice Requires="wps">
+            <w:drawing>
+              <wp:anchor behindDoc="0" distT="0" distB="0" distL="0" distR="0" simplePos="0" locked="0" layoutInCell="0" allowOverlap="1" relativeHeight="34">
+                <wp:simplePos x="0" y="0"/>
+                <wp:positionH relativeFrom="column">
+                  <wp:align>center</wp:align>
+                </wp:positionH>
+                <wp:positionV relativeFrom="paragraph">
+                  <wp:posOffset>635</wp:posOffset>
+                </wp:positionV>
+                <wp:extent cx="4655820" cy="3148965"/>
+                <wp:effectExtent l="0" t="0" r="0" b="0"/>
+                <wp:wrapSquare wrapText="largest"/>
+                <wp:docPr id="43" name="Врезка17"/>
+                <a:graphic xmlns:a="http://schemas.openxmlformats.org/drawingml/2006/main">
+                  <a:graphicData uri="http://schemas.microsoft.com/office/word/2010/wordprocessingShape">
+                    <wps:wsp>
+                      <wps:cNvSpPr txBox="1"/>
+                      <wps:spPr>
+                        <a:xfrm>
+                          <a:off x="0" y="0"/>
+                          <a:ext cx="4655820" cy="3148965"/>
+                        </a:xfrm>
+                        <a:prstGeom prst="rect"/>
+                        <a:solidFill>
+                          <a:srgbClr val="FFFFFF"/>
+                        </a:solidFill>
+                      </wps:spPr>
+                      <wps:txbx>
+                        <w:txbxContent>
+                          <w:p>
+                            <w:pPr>
+                              <w:pStyle w:val="Style18"/>
+                              <w:spacing w:before="120" w:after="120"/>
+                              <w:rPr/>
+                            </w:pPr>
+                            <w:r>
+                              <w:rPr/>
+                              <w:drawing>
+                                <wp:inline distT="0" distB="0" distL="0" distR="0">
+                                  <wp:extent cx="5711825" cy="3406140"/>
+                                  <wp:effectExtent l="0" t="0" r="0" b="0"/>
+                                  <wp:docPr id="44" name="Изображение14" descr=""/>
+                                  <wp:cNvGraphicFramePr>
+                                    <a:graphicFrameLocks xmlns:a="http://schemas.openxmlformats.org/drawingml/2006/main" noChangeAspect="1"/>
+                                  </wp:cNvGraphicFramePr>
+                                  <a:graphic xmlns:a="http://schemas.openxmlformats.org/drawingml/2006/main">
+                                    <a:graphicData uri="http://schemas.openxmlformats.org/drawingml/2006/picture">
+                                      <pic:pic xmlns:pic="http://schemas.openxmlformats.org/drawingml/2006/picture">
+                                        <pic:nvPicPr>
+                                          <pic:cNvPr id="44" name="Изображение14" descr=""/>
+                                          <pic:cNvPicPr>
+                                            <a:picLocks noChangeAspect="1" noChangeArrowheads="1"/>
+                                          </pic:cNvPicPr>
+                                        </pic:nvPicPr>
+                                        <pic:blipFill>
+                                          <a:blip r:embed="rId28"/>
+                                          <a:stretch>
+                                            <a:fillRect/>
+                                          </a:stretch>
+                                        </pic:blipFill>
+                                        <pic:spPr bwMode="auto">
+                                          <a:xfrm>
+                                            <a:off x="0" y="0"/>
+                                            <a:ext cx="5711825" cy="3406140"/>
+                                          </a:xfrm>
+                                          <a:prstGeom prst="rect">
+                                            <a:avLst/>
+                                          </a:prstGeom>
+                                        </pic:spPr>
+                                      </pic:pic>
+                                    </a:graphicData>
+                                  </a:graphic>
+                                </wp:inline>
+                              </w:drawing>
+                              <w:t xml:space="preserve">Рисунок </w:t>
+                            </w:r>
+                            <w:r>
+                              <w:rPr/>
+                              <w:fldChar w:fldCharType="begin"/>
+                            </w:r>
+                            <w:r>
+                              <w:rPr/>
+                              <w:instrText xml:space="preserve"> SEQ Рисунок \* ARABIC </w:instrText>
+                            </w:r>
+                            <w:r>
+                              <w:rPr/>
+                              <w:fldChar w:fldCharType="separate"/>
+                            </w:r>
+                            <w:r>
+                              <w:rPr/>
+                              <w:t>14</w:t>
+                            </w:r>
+                            <w:r>
+                              <w:rPr/>
+                              <w:fldChar w:fldCharType="end"/>
+                            </w:r>
+                            <w:r>
+                              <w:rPr/>
+                              <w:t>: Ping Ubuntu</w:t>
+                            </w:r>
+                          </w:p>
+                        </w:txbxContent>
+                      </wps:txbx>
+                      <wps:bodyPr anchor="t" lIns="0" tIns="0" rIns="0" bIns="0">
+                        <a:noAutofit/>
+                      </wps:bodyPr>
+                    </wps:wsp>
+                  </a:graphicData>
+                </a:graphic>
+              </wp:anchor>
+            </w:drawing>
+          </mc:Choice>
+          <mc:Fallback>
+            <w:pict>
+              <v:rect style="position:absolute;rotation:-0;width:366.6pt;height:247.95pt;mso-wrap-distance-left:0pt;mso-wrap-distance-right:0pt;mso-wrap-distance-top:0pt;mso-wrap-distance-bottom:0pt;margin-top:0pt;mso-position-vertical:top;mso-position-vertical-relative:text;margin-left:50.55pt;mso-position-horizontal:center;mso-position-horizontal-relative:text">
+                <v:textbox inset="0in,0in,0in,0in">
+                  <w:txbxContent>
+                    <w:p>
+                      <w:pPr>
+                        <w:pStyle w:val="Style18"/>
+                        <w:spacing w:before="120" w:after="120"/>
+                        <w:rPr/>
+                      </w:pPr>
+                      <w:r>
+                        <w:rPr/>
+                        <w:drawing>
+                          <wp:inline distT="0" distB="0" distL="0" distR="0">
+                            <wp:extent cx="5711825" cy="3406140"/>
+                            <wp:effectExtent l="0" t="0" r="0" b="0"/>
+                            <wp:docPr id="45" name="Изображение14" descr=""/>
+                            <wp:cNvGraphicFramePr>
+                              <a:graphicFrameLocks xmlns:a="http://schemas.openxmlformats.org/drawingml/2006/main" noChangeAspect="1"/>
+                            </wp:cNvGraphicFramePr>
+                            <a:graphic xmlns:a="http://schemas.openxmlformats.org/drawingml/2006/main">
+                              <a:graphicData uri="http://schemas.openxmlformats.org/drawingml/2006/picture">
+                                <pic:pic xmlns:pic="http://schemas.openxmlformats.org/drawingml/2006/picture">
+                                  <pic:nvPicPr>
+                                    <pic:cNvPr id="45" name="Изображение14" descr=""/>
+                                    <pic:cNvPicPr>
+                                      <a:picLocks noChangeAspect="1" noChangeArrowheads="1"/>
+                                    </pic:cNvPicPr>
+                                  </pic:nvPicPr>
+                                  <pic:blipFill>
+                                    <a:blip r:embed="rId29"/>
+                                    <a:stretch>
+                                      <a:fillRect/>
+                                    </a:stretch>
+                                  </pic:blipFill>
+                                  <pic:spPr bwMode="auto">
+                                    <a:xfrm>
+                                      <a:off x="0" y="0"/>
+                                      <a:ext cx="5711825" cy="3406140"/>
+                                    </a:xfrm>
+                                    <a:prstGeom prst="rect">
+                                      <a:avLst/>
+                                    </a:prstGeom>
+                                  </pic:spPr>
+                                </pic:pic>
+                              </a:graphicData>
+                            </a:graphic>
+                          </wp:inline>
+                        </w:drawing>
+                        <w:t xml:space="preserve">Рисунок </w:t>
+                      </w:r>
+                      <w:r>
+                        <w:rPr/>
+                        <w:fldChar w:fldCharType="begin"/>
+                      </w:r>
+                      <w:r>
+                        <w:rPr/>
+                        <w:instrText xml:space="preserve"> SEQ Рисунок \* ARABIC </w:instrText>
+                      </w:r>
+                      <w:r>
+                        <w:rPr/>
+                        <w:fldChar w:fldCharType="separate"/>
+                      </w:r>
+                      <w:r>
+                        <w:rPr/>
+                        <w:t>14</w:t>
+                      </w:r>
+                      <w:r>
+                        <w:rPr/>
+                        <w:fldChar w:fldCharType="end"/>
+                      </w:r>
+                      <w:r>
+                        <w:rPr/>
+                        <w:t>: Ping Ubuntu</w:t>
+                      </w:r>
+                    </w:p>
+                  </w:txbxContent>
+                </v:textbox>
+                <w10:wrap type="square" side="largest"/>
+              </v:rect>
+            </w:pict>
+          </mc:Fallback>
+        </mc:AlternateContent>
+      </w:r>
+      <w:r>
+        <mc:AlternateContent>
+          <mc:Choice Requires="wps">
+            <w:drawing>
+              <wp:anchor behindDoc="0" distT="0" distB="0" distL="0" distR="0" simplePos="0" locked="0" layoutInCell="0" allowOverlap="1" relativeHeight="36">
+                <wp:simplePos x="0" y="0"/>
+                <wp:positionH relativeFrom="column">
+                  <wp:align>center</wp:align>
+                </wp:positionH>
+                <wp:positionV relativeFrom="paragraph">
+                  <wp:posOffset>3625850</wp:posOffset>
+                </wp:positionV>
+                <wp:extent cx="4230370" cy="3216275"/>
+                <wp:effectExtent l="0" t="0" r="0" b="0"/>
+                <wp:wrapSquare wrapText="largest"/>
+                <wp:docPr id="46" name="Врезка18"/>
+                <a:graphic xmlns:a="http://schemas.openxmlformats.org/drawingml/2006/main">
+                  <a:graphicData uri="http://schemas.microsoft.com/office/word/2010/wordprocessingShape">
+                    <wps:wsp>
+                      <wps:cNvSpPr txBox="1"/>
+                      <wps:spPr>
+                        <a:xfrm>
+                          <a:off x="0" y="0"/>
+                          <a:ext cx="4230370" cy="3216275"/>
+                        </a:xfrm>
+                        <a:prstGeom prst="rect"/>
+                        <a:solidFill>
+                          <a:srgbClr val="FFFFFF"/>
+                        </a:solidFill>
+                      </wps:spPr>
+                      <wps:txbx>
+                        <w:txbxContent>
+                          <w:p>
+                            <w:pPr>
+                              <w:pStyle w:val="Style18"/>
+                              <w:spacing w:before="120" w:after="120"/>
+                              <w:rPr/>
+                            </w:pPr>
+                            <w:r>
+                              <w:rPr/>
+                              <w:drawing>
+                                <wp:inline distT="0" distB="0" distL="0" distR="0">
+                                  <wp:extent cx="4982210" cy="3349625"/>
+                                  <wp:effectExtent l="0" t="0" r="0" b="0"/>
+                                  <wp:docPr id="47" name="Изображение15" descr=""/>
+                                  <wp:cNvGraphicFramePr>
+                                    <a:graphicFrameLocks xmlns:a="http://schemas.openxmlformats.org/drawingml/2006/main" noChangeAspect="1"/>
+                                  </wp:cNvGraphicFramePr>
+                                  <a:graphic xmlns:a="http://schemas.openxmlformats.org/drawingml/2006/main">
+                                    <a:graphicData uri="http://schemas.openxmlformats.org/drawingml/2006/picture">
+                                      <pic:pic xmlns:pic="http://schemas.openxmlformats.org/drawingml/2006/picture">
+                                        <pic:nvPicPr>
+                                          <pic:cNvPr id="47" name="Изображение15" descr=""/>
+                                          <pic:cNvPicPr>
+                                            <a:picLocks noChangeAspect="1" noChangeArrowheads="1"/>
+                                          </pic:cNvPicPr>
+                                        </pic:nvPicPr>
+                                        <pic:blipFill>
+                                          <a:blip r:embed="rId30"/>
+                                          <a:stretch>
+                                            <a:fillRect/>
+                                          </a:stretch>
+                                        </pic:blipFill>
+                                        <pic:spPr bwMode="auto">
+                                          <a:xfrm>
+                                            <a:off x="0" y="0"/>
+                                            <a:ext cx="4982210" cy="3349625"/>
+                                          </a:xfrm>
+                                          <a:prstGeom prst="rect">
+                                            <a:avLst/>
+                                          </a:prstGeom>
+                                        </pic:spPr>
+                                      </pic:pic>
+                                    </a:graphicData>
+                                  </a:graphic>
+                                </wp:inline>
+                              </w:drawing>
+                              <w:t xml:space="preserve">Рисунок </w:t>
+                            </w:r>
+                            <w:r>
+                              <w:rPr/>
+                              <w:fldChar w:fldCharType="begin"/>
+                            </w:r>
+                            <w:r>
+                              <w:rPr/>
+                              <w:instrText xml:space="preserve"> SEQ Рисунок \* ARABIC </w:instrText>
+                            </w:r>
+                            <w:r>
+                              <w:rPr/>
+                              <w:fldChar w:fldCharType="separate"/>
+                            </w:r>
+                            <w:r>
+                              <w:rPr/>
+                              <w:t>15</w:t>
+                            </w:r>
+                            <w:r>
+                              <w:rPr/>
+                              <w:fldChar w:fldCharType="end"/>
+                            </w:r>
+                            <w:r>
+                              <w:rPr/>
+                              <w:t>: Ping Windows</w:t>
+                            </w:r>
+                          </w:p>
+                        </w:txbxContent>
+                      </wps:txbx>
+                      <wps:bodyPr anchor="t" lIns="0" tIns="0" rIns="0" bIns="0">
+                        <a:noAutofit/>
+                      </wps:bodyPr>
+                    </wps:wsp>
+                  </a:graphicData>
+                </a:graphic>
+              </wp:anchor>
+            </w:drawing>
+          </mc:Choice>
+          <mc:Fallback>
+            <w:pict>
+              <v:rect style="position:absolute;rotation:-0;width:333.1pt;height:253.25pt;mso-wrap-distance-left:0pt;mso-wrap-distance-right:0pt;mso-wrap-distance-top:0pt;mso-wrap-distance-bottom:0pt;margin-top:285.5pt;mso-position-vertical-relative:text;margin-left:67.3pt;mso-position-horizontal:center;mso-position-horizontal-relative:text">
+                <v:textbox inset="0in,0in,0in,0in">
+                  <w:txbxContent>
+                    <w:p>
+                      <w:pPr>
+                        <w:pStyle w:val="Style18"/>
+                        <w:spacing w:before="120" w:after="120"/>
+                        <w:rPr/>
+                      </w:pPr>
+                      <w:r>
+                        <w:rPr/>
+                        <w:drawing>
+                          <wp:inline distT="0" distB="0" distL="0" distR="0">
+                            <wp:extent cx="4982210" cy="3349625"/>
+                            <wp:effectExtent l="0" t="0" r="0" b="0"/>
+                            <wp:docPr id="48" name="Изображение15" descr=""/>
+                            <wp:cNvGraphicFramePr>
+                              <a:graphicFrameLocks xmlns:a="http://schemas.openxmlformats.org/drawingml/2006/main" noChangeAspect="1"/>
+                            </wp:cNvGraphicFramePr>
+                            <a:graphic xmlns:a="http://schemas.openxmlformats.org/drawingml/2006/main">
+                              <a:graphicData uri="http://schemas.openxmlformats.org/drawingml/2006/picture">
+                                <pic:pic xmlns:pic="http://schemas.openxmlformats.org/drawingml/2006/picture">
+                                  <pic:nvPicPr>
+                                    <pic:cNvPr id="48" name="Изображение15" descr=""/>
+                                    <pic:cNvPicPr>
+                                      <a:picLocks noChangeAspect="1" noChangeArrowheads="1"/>
+                                    </pic:cNvPicPr>
+                                  </pic:nvPicPr>
+                                  <pic:blipFill>
+                                    <a:blip r:embed="rId31"/>
+                                    <a:stretch>
+                                      <a:fillRect/>
+                                    </a:stretch>
+                                  </pic:blipFill>
+                                  <pic:spPr bwMode="auto">
+                                    <a:xfrm>
+                                      <a:off x="0" y="0"/>
+                                      <a:ext cx="4982210" cy="3349625"/>
+                                    </a:xfrm>
+                                    <a:prstGeom prst="rect">
+                                      <a:avLst/>
+                                    </a:prstGeom>
+                                  </pic:spPr>
+                                </pic:pic>
+                              </a:graphicData>
+                            </a:graphic>
+                          </wp:inline>
+                        </w:drawing>
+                        <w:t xml:space="preserve">Рисунок </w:t>
+                      </w:r>
+                      <w:r>
+                        <w:rPr/>
+                        <w:fldChar w:fldCharType="begin"/>
+                      </w:r>
+                      <w:r>
+                        <w:rPr/>
+                        <w:instrText xml:space="preserve"> SEQ Рисунок \* ARABIC </w:instrText>
+                      </w:r>
+                      <w:r>
+                        <w:rPr/>
+                        <w:fldChar w:fldCharType="separate"/>
+                      </w:r>
+                      <w:r>
+                        <w:rPr/>
+                        <w:t>15</w:t>
+                      </w:r>
+                      <w:r>
+                        <w:rPr/>
+                        <w:fldChar w:fldCharType="end"/>
+                      </w:r>
+                      <w:r>
+                        <w:rPr/>
+                        <w:t>: Ping Windows</w:t>
+                      </w:r>
+                    </w:p>
+                  </w:txbxContent>
+                </v:textbox>
+                <w10:wrap type="square" side="largest"/>
+              </v:rect>
+            </w:pict>
+          </mc:Fallback>
+        </mc:AlternateContent>
+      </w:r>
+    </w:p>
+    <w:p>
+      <w:pPr>
+        <w:pStyle w:val="BodyText"/>
+        <w:widowControl/>
+        <w:numPr>
+          <w:ilvl w:val="0"/>
+          <w:numId w:val="0"/>
+        </w:numPr>
+        <w:suppressAutoHyphens w:val="true"/>
+        <w:spacing w:lineRule="auto" w:line="360"/>
+        <w:ind w:firstLine="709"/>
+        <w:jc w:val="both"/>
+        <w:rPr>
+          <w:lang w:val="ru-RU"/>
+        </w:rPr>
+      </w:pPr>
+      <w:r>
+        <w:rPr/>
+      </w:r>
+    </w:p>
+    <w:p>
+      <w:pPr>
+        <w:pStyle w:val="BodyText"/>
+        <w:widowControl/>
+        <w:numPr>
+          <w:ilvl w:val="0"/>
+          <w:numId w:val="0"/>
+        </w:numPr>
+        <w:suppressAutoHyphens w:val="true"/>
+        <w:spacing w:lineRule="auto" w:line="360"/>
+        <w:ind w:firstLine="709"/>
+        <w:jc w:val="both"/>
+        <w:rPr>
+          <w:lang w:val="ru-RU"/>
+        </w:rPr>
+      </w:pPr>
+      <w:r>
+        <w:rPr/>
+      </w:r>
+      <w:r>
+        <w:br w:type="page"/>
+      </w:r>
+    </w:p>
+    <w:p>
+      <w:pPr>
+        <w:pStyle w:val="BodyText"/>
+        <w:numPr>
+          <w:ilvl w:val="0"/>
+          <w:numId w:val="5"/>
+        </w:numPr>
+        <w:rPr/>
+      </w:pPr>
+      <w:r>
+        <w:rPr>
+          <w:lang w:val="ru-RU"/>
+        </w:rPr>
+        <w:t xml:space="preserve">Создаем сеть </w:t>
+      </w:r>
+      <w:r>
+        <w:rPr>
+          <w:lang w:val="en-US"/>
+        </w:rPr>
+        <w:t xml:space="preserve">NatNetwork </w:t>
+      </w:r>
+      <w:r>
+        <w:rPr>
+          <w:lang w:val="ru-RU"/>
+        </w:rPr>
+        <w:t>с адресом 10.45.33.0/24 и проверяем соединение гостевых ОС.</w:t>
+      </w:r>
+    </w:p>
+    <w:p>
+      <w:pPr>
+        <w:pStyle w:val="BodyText"/>
+        <w:numPr>
+          <w:ilvl w:val="0"/>
+          <w:numId w:val="0"/>
+        </w:numPr>
+        <w:ind w:hanging="0" w:left="720"/>
+        <w:rPr>
+          <w:lang w:val="ru-RU"/>
+        </w:rPr>
+      </w:pPr>
+      <w:r>
+        <w:rPr/>
+      </w:r>
+      <w:r>
+        <mc:AlternateContent>
+          <mc:Choice Requires="wps">
+            <w:drawing>
+              <wp:anchor behindDoc="0" distT="0" distB="0" distL="0" distR="0" simplePos="0" locked="0" layoutInCell="0" allowOverlap="1" relativeHeight="38">
+                <wp:simplePos x="0" y="0"/>
+                <wp:positionH relativeFrom="column">
+                  <wp:align>center</wp:align>
+                </wp:positionH>
+                <wp:positionV relativeFrom="paragraph">
+                  <wp:posOffset>635</wp:posOffset>
+                </wp:positionV>
+                <wp:extent cx="4406900" cy="3206115"/>
+                <wp:effectExtent l="0" t="0" r="0" b="0"/>
+                <wp:wrapSquare wrapText="largest"/>
+                <wp:docPr id="49" name="Врезка19"/>
+                <a:graphic xmlns:a="http://schemas.openxmlformats.org/drawingml/2006/main">
+                  <a:graphicData uri="http://schemas.microsoft.com/office/word/2010/wordprocessingShape">
+                    <wps:wsp>
+                      <wps:cNvSpPr txBox="1"/>
+                      <wps:spPr>
+                        <a:xfrm>
+                          <a:off x="0" y="0"/>
+                          <a:ext cx="4406900" cy="3206115"/>
+                        </a:xfrm>
+                        <a:prstGeom prst="rect"/>
+                        <a:solidFill>
+                          <a:srgbClr val="FFFFFF"/>
+                        </a:solidFill>
+                      </wps:spPr>
+                      <wps:txbx>
+                        <w:txbxContent>
+                          <w:p>
+                            <w:pPr>
+                              <w:pStyle w:val="Style18"/>
+                              <w:spacing w:before="120" w:after="120"/>
+                              <w:rPr/>
+                            </w:pPr>
+                            <w:r>
+                              <w:rPr/>
+                              <w:drawing>
+                                <wp:inline distT="0" distB="0" distL="0" distR="0">
+                                  <wp:extent cx="5711825" cy="3670300"/>
+                                  <wp:effectExtent l="0" t="0" r="0" b="0"/>
+                                  <wp:docPr id="50" name="Изображение16" descr=""/>
+                                  <wp:cNvGraphicFramePr>
+                                    <a:graphicFrameLocks xmlns:a="http://schemas.openxmlformats.org/drawingml/2006/main" noChangeAspect="1"/>
+                                  </wp:cNvGraphicFramePr>
+                                  <a:graphic xmlns:a="http://schemas.openxmlformats.org/drawingml/2006/main">
+                                    <a:graphicData uri="http://schemas.openxmlformats.org/drawingml/2006/picture">
+                                      <pic:pic xmlns:pic="http://schemas.openxmlformats.org/drawingml/2006/picture">
+                                        <pic:nvPicPr>
+                                          <pic:cNvPr id="50" name="Изображение16" descr=""/>
+                                          <pic:cNvPicPr>
+                                            <a:picLocks noChangeAspect="1" noChangeArrowheads="1"/>
+                                          </pic:cNvPicPr>
+                                        </pic:nvPicPr>
+                                        <pic:blipFill>
+                                          <a:blip r:embed="rId32"/>
+                                          <a:stretch>
+                                            <a:fillRect/>
+                                          </a:stretch>
+                                        </pic:blipFill>
+                                        <pic:spPr bwMode="auto">
+                                          <a:xfrm>
+                                            <a:off x="0" y="0"/>
+                                            <a:ext cx="5711825" cy="3670300"/>
+                                          </a:xfrm>
+                                          <a:prstGeom prst="rect">
+                                            <a:avLst/>
+                                          </a:prstGeom>
+                                        </pic:spPr>
+                                      </pic:pic>
+                                    </a:graphicData>
+                                  </a:graphic>
+                                </wp:inline>
+                              </w:drawing>
+                              <w:t xml:space="preserve">Рисунок </w:t>
+                            </w:r>
+                            <w:r>
+                              <w:rPr/>
+                              <w:fldChar w:fldCharType="begin"/>
+                            </w:r>
+                            <w:r>
+                              <w:rPr/>
+                              <w:instrText xml:space="preserve"> SEQ Рисунок \* ARABIC </w:instrText>
+                            </w:r>
+                            <w:r>
+                              <w:rPr/>
+                              <w:fldChar w:fldCharType="separate"/>
+                            </w:r>
+                            <w:r>
+                              <w:rPr/>
+                              <w:t>16</w:t>
+                            </w:r>
+                            <w:r>
+                              <w:rPr/>
+                              <w:fldChar w:fldCharType="end"/>
+                            </w:r>
+                            <w:r>
+                              <w:rPr/>
+                              <w:t>: Ping Ubuntu</w:t>
+                            </w:r>
+                          </w:p>
+                        </w:txbxContent>
+                      </wps:txbx>
+                      <wps:bodyPr anchor="t" lIns="0" tIns="0" rIns="0" bIns="0">
+                        <a:noAutofit/>
+                      </wps:bodyPr>
+                    </wps:wsp>
+                  </a:graphicData>
+                </a:graphic>
+              </wp:anchor>
+            </w:drawing>
+          </mc:Choice>
+          <mc:Fallback>
+            <w:pict>
+              <v:rect style="position:absolute;rotation:-0;width:347pt;height:252.45pt;mso-wrap-distance-left:0pt;mso-wrap-distance-right:0pt;mso-wrap-distance-top:0pt;mso-wrap-distance-bottom:0pt;margin-top:0pt;mso-position-vertical:top;mso-position-vertical-relative:text;margin-left:60.35pt;mso-position-horizontal:center;mso-position-horizontal-relative:text">
+                <v:textbox inset="0in,0in,0in,0in">
+                  <w:txbxContent>
+                    <w:p>
+                      <w:pPr>
+                        <w:pStyle w:val="Style18"/>
+                        <w:spacing w:before="120" w:after="120"/>
+                        <w:rPr/>
+                      </w:pPr>
+                      <w:r>
+                        <w:rPr/>
+                        <w:drawing>
+                          <wp:inline distT="0" distB="0" distL="0" distR="0">
+                            <wp:extent cx="5711825" cy="3670300"/>
+                            <wp:effectExtent l="0" t="0" r="0" b="0"/>
+                            <wp:docPr id="51" name="Изображение16" descr=""/>
+                            <wp:cNvGraphicFramePr>
+                              <a:graphicFrameLocks xmlns:a="http://schemas.openxmlformats.org/drawingml/2006/main" noChangeAspect="1"/>
+                            </wp:cNvGraphicFramePr>
+                            <a:graphic xmlns:a="http://schemas.openxmlformats.org/drawingml/2006/main">
+                              <a:graphicData uri="http://schemas.openxmlformats.org/drawingml/2006/picture">
+                                <pic:pic xmlns:pic="http://schemas.openxmlformats.org/drawingml/2006/picture">
+                                  <pic:nvPicPr>
+                                    <pic:cNvPr id="51" name="Изображение16" descr=""/>
+                                    <pic:cNvPicPr>
+                                      <a:picLocks noChangeAspect="1" noChangeArrowheads="1"/>
+                                    </pic:cNvPicPr>
+                                  </pic:nvPicPr>
+                                  <pic:blipFill>
+                                    <a:blip r:embed="rId33"/>
+                                    <a:stretch>
+                                      <a:fillRect/>
+                                    </a:stretch>
+                                  </pic:blipFill>
+                                  <pic:spPr bwMode="auto">
+                                    <a:xfrm>
+                                      <a:off x="0" y="0"/>
+                                      <a:ext cx="5711825" cy="3670300"/>
+                                    </a:xfrm>
+                                    <a:prstGeom prst="rect">
+                                      <a:avLst/>
+                                    </a:prstGeom>
+                                  </pic:spPr>
+                                </pic:pic>
+                              </a:graphicData>
+                            </a:graphic>
+                          </wp:inline>
+                        </w:drawing>
+                        <w:t xml:space="preserve">Рисунок </w:t>
+                      </w:r>
+                      <w:r>
+                        <w:rPr/>
+                        <w:fldChar w:fldCharType="begin"/>
+                      </w:r>
+                      <w:r>
+                        <w:rPr/>
+                        <w:instrText xml:space="preserve"> SEQ Рисунок \* ARABIC </w:instrText>
+                      </w:r>
+                      <w:r>
+                        <w:rPr/>
+                        <w:fldChar w:fldCharType="separate"/>
+                      </w:r>
+                      <w:r>
+                        <w:rPr/>
+                        <w:t>16</w:t>
+                      </w:r>
+                      <w:r>
+                        <w:rPr/>
+                        <w:fldChar w:fldCharType="end"/>
+                      </w:r>
+                      <w:r>
+                        <w:rPr/>
+                        <w:t>: Ping Ubuntu</w:t>
+                      </w:r>
+                    </w:p>
+                  </w:txbxContent>
+                </v:textbox>
+                <w10:wrap type="square" side="largest"/>
+              </v:rect>
+            </w:pict>
+          </mc:Fallback>
+        </mc:AlternateContent>
+      </w:r>
+    </w:p>
+    <w:p>
+      <w:pPr>
+        <w:pStyle w:val="BodyText"/>
+        <w:widowControl/>
+        <w:numPr>
+          <w:ilvl w:val="0"/>
+          <w:numId w:val="0"/>
+        </w:numPr>
+        <w:suppressAutoHyphens w:val="true"/>
+        <w:spacing w:lineRule="auto" w:line="360"/>
+        <w:ind w:firstLine="709"/>
+        <w:jc w:val="both"/>
+        <w:rPr>
+          <w:lang w:val="ru-RU"/>
+        </w:rPr>
+      </w:pPr>
+      <w:r>
+        <w:rPr/>
+      </w:r>
+    </w:p>
+    <w:p>
+      <w:pPr>
+        <w:pStyle w:val="BodyText"/>
+        <w:widowControl/>
+        <w:numPr>
+          <w:ilvl w:val="0"/>
+          <w:numId w:val="0"/>
+        </w:numPr>
+        <w:suppressAutoHyphens w:val="true"/>
+        <w:spacing w:lineRule="auto" w:line="360"/>
+        <w:ind w:firstLine="709"/>
+        <w:jc w:val="both"/>
+        <w:rPr>
+          <w:lang w:val="ru-RU"/>
+        </w:rPr>
+      </w:pPr>
+      <w:r>
+        <w:rPr/>
+      </w:r>
+    </w:p>
+    <w:p>
+      <w:pPr>
+        <w:pStyle w:val="BodyText"/>
+        <w:widowControl/>
+        <w:numPr>
+          <w:ilvl w:val="0"/>
+          <w:numId w:val="0"/>
+        </w:numPr>
+        <w:suppressAutoHyphens w:val="true"/>
+        <w:spacing w:lineRule="auto" w:line="360"/>
+        <w:ind w:firstLine="709"/>
+        <w:jc w:val="both"/>
+        <w:rPr>
+          <w:lang w:val="ru-RU"/>
+        </w:rPr>
+      </w:pPr>
+      <w:r>
+        <w:rPr/>
+      </w:r>
+    </w:p>
+    <w:p>
+      <w:pPr>
+        <w:pStyle w:val="BodyText"/>
+        <w:widowControl/>
+        <w:numPr>
+          <w:ilvl w:val="0"/>
+          <w:numId w:val="0"/>
+        </w:numPr>
+        <w:suppressAutoHyphens w:val="true"/>
         <w:spacing w:lineRule="auto" w:line="360"/>
         <w:ind w:firstLine="709"/>
         <w:jc w:val="both"/>
@@ -838,10 +5266,3156 @@
         <w:rPr>
           <w:lang w:val="ru-RU"/>
         </w:rPr>
-        <w:t>Текст.</w:t>
+        <w:br/>
+        <w:br/>
+        <w:br/>
+        <w:br/>
+        <w:br/>
+        <w:br/>
+        <w:br/>
+        <w:br/>
       </w:r>
       <w:r>
         <w:br w:type="page"/>
+      </w:r>
+      <w:r>
+        <mc:AlternateContent>
+          <mc:Choice Requires="wps">
+            <w:drawing>
+              <wp:anchor behindDoc="0" distT="0" distB="0" distL="0" distR="0" simplePos="0" locked="0" layoutInCell="0" allowOverlap="1" relativeHeight="40">
+                <wp:simplePos x="0" y="0"/>
+                <wp:positionH relativeFrom="column">
+                  <wp:align>center</wp:align>
+                </wp:positionH>
+                <wp:positionV relativeFrom="paragraph">
+                  <wp:posOffset>1817370</wp:posOffset>
+                </wp:positionV>
+                <wp:extent cx="3999230" cy="3548380"/>
+                <wp:effectExtent l="0" t="0" r="0" b="0"/>
+                <wp:wrapSquare wrapText="largest"/>
+                <wp:docPr id="52" name="Врезка20"/>
+                <a:graphic xmlns:a="http://schemas.openxmlformats.org/drawingml/2006/main">
+                  <a:graphicData uri="http://schemas.microsoft.com/office/word/2010/wordprocessingShape">
+                    <wps:wsp>
+                      <wps:cNvSpPr txBox="1"/>
+                      <wps:spPr>
+                        <a:xfrm>
+                          <a:off x="0" y="0"/>
+                          <a:ext cx="3999230" cy="3548380"/>
+                        </a:xfrm>
+                        <a:prstGeom prst="rect"/>
+                        <a:solidFill>
+                          <a:srgbClr val="FFFFFF"/>
+                        </a:solidFill>
+                      </wps:spPr>
+                      <wps:txbx>
+                        <w:txbxContent>
+                          <w:p>
+                            <w:pPr>
+                              <w:pStyle w:val="Style18"/>
+                              <w:spacing w:before="120" w:after="120"/>
+                              <w:rPr/>
+                            </w:pPr>
+                            <w:r>
+                              <w:rPr/>
+                              <w:drawing>
+                                <wp:inline distT="0" distB="0" distL="0" distR="0">
+                                  <wp:extent cx="3999230" cy="3175635"/>
+                                  <wp:effectExtent l="0" t="0" r="0" b="0"/>
+                                  <wp:docPr id="53" name="Изображение17" descr=""/>
+                                  <wp:cNvGraphicFramePr>
+                                    <a:graphicFrameLocks xmlns:a="http://schemas.openxmlformats.org/drawingml/2006/main" noChangeAspect="1"/>
+                                  </wp:cNvGraphicFramePr>
+                                  <a:graphic xmlns:a="http://schemas.openxmlformats.org/drawingml/2006/main">
+                                    <a:graphicData uri="http://schemas.openxmlformats.org/drawingml/2006/picture">
+                                      <pic:pic xmlns:pic="http://schemas.openxmlformats.org/drawingml/2006/picture">
+                                        <pic:nvPicPr>
+                                          <pic:cNvPr id="53" name="Изображение17" descr=""/>
+                                          <pic:cNvPicPr>
+                                            <a:picLocks noChangeAspect="1" noChangeArrowheads="1"/>
+                                          </pic:cNvPicPr>
+                                        </pic:nvPicPr>
+                                        <pic:blipFill>
+                                          <a:blip r:embed="rId34"/>
+                                          <a:stretch>
+                                            <a:fillRect/>
+                                          </a:stretch>
+                                        </pic:blipFill>
+                                        <pic:spPr bwMode="auto">
+                                          <a:xfrm>
+                                            <a:off x="0" y="0"/>
+                                            <a:ext cx="3999230" cy="3175635"/>
+                                          </a:xfrm>
+                                          <a:prstGeom prst="rect">
+                                            <a:avLst/>
+                                          </a:prstGeom>
+                                        </pic:spPr>
+                                      </pic:pic>
+                                    </a:graphicData>
+                                  </a:graphic>
+                                </wp:inline>
+                              </w:drawing>
+                              <w:t xml:space="preserve">Рисунок </w:t>
+                            </w:r>
+                            <w:r>
+                              <w:rPr/>
+                              <w:fldChar w:fldCharType="begin"/>
+                            </w:r>
+                            <w:r>
+                              <w:rPr/>
+                              <w:instrText xml:space="preserve"> SEQ Рисунок \* ARABIC </w:instrText>
+                            </w:r>
+                            <w:r>
+                              <w:rPr/>
+                              <w:fldChar w:fldCharType="separate"/>
+                            </w:r>
+                            <w:r>
+                              <w:rPr/>
+                              <w:t>17</w:t>
+                            </w:r>
+                            <w:r>
+                              <w:rPr/>
+                              <w:fldChar w:fldCharType="end"/>
+                            </w:r>
+                            <w:r>
+                              <w:rPr/>
+                              <w:t>: Ping Windows</w:t>
+                            </w:r>
+                          </w:p>
+                        </w:txbxContent>
+                      </wps:txbx>
+                      <wps:bodyPr anchor="t" lIns="0" tIns="0" rIns="0" bIns="0">
+                        <a:noAutofit/>
+                      </wps:bodyPr>
+                    </wps:wsp>
+                  </a:graphicData>
+                </a:graphic>
+              </wp:anchor>
+            </w:drawing>
+          </mc:Choice>
+          <mc:Fallback>
+            <w:pict>
+              <v:rect style="position:absolute;rotation:-0;width:314.9pt;height:279.4pt;mso-wrap-distance-left:0pt;mso-wrap-distance-right:0pt;mso-wrap-distance-top:0pt;mso-wrap-distance-bottom:0pt;margin-top:143.1pt;mso-position-vertical-relative:text;margin-left:76.4pt;mso-position-horizontal:center;mso-position-horizontal-relative:text">
+                <v:textbox inset="0in,0in,0in,0in">
+                  <w:txbxContent>
+                    <w:p>
+                      <w:pPr>
+                        <w:pStyle w:val="Style18"/>
+                        <w:spacing w:before="120" w:after="120"/>
+                        <w:rPr/>
+                      </w:pPr>
+                      <w:r>
+                        <w:rPr/>
+                        <w:drawing>
+                          <wp:inline distT="0" distB="0" distL="0" distR="0">
+                            <wp:extent cx="3999230" cy="3175635"/>
+                            <wp:effectExtent l="0" t="0" r="0" b="0"/>
+                            <wp:docPr id="54" name="Изображение17" descr=""/>
+                            <wp:cNvGraphicFramePr>
+                              <a:graphicFrameLocks xmlns:a="http://schemas.openxmlformats.org/drawingml/2006/main" noChangeAspect="1"/>
+                            </wp:cNvGraphicFramePr>
+                            <a:graphic xmlns:a="http://schemas.openxmlformats.org/drawingml/2006/main">
+                              <a:graphicData uri="http://schemas.openxmlformats.org/drawingml/2006/picture">
+                                <pic:pic xmlns:pic="http://schemas.openxmlformats.org/drawingml/2006/picture">
+                                  <pic:nvPicPr>
+                                    <pic:cNvPr id="54" name="Изображение17" descr=""/>
+                                    <pic:cNvPicPr>
+                                      <a:picLocks noChangeAspect="1" noChangeArrowheads="1"/>
+                                    </pic:cNvPicPr>
+                                  </pic:nvPicPr>
+                                  <pic:blipFill>
+                                    <a:blip r:embed="rId35"/>
+                                    <a:stretch>
+                                      <a:fillRect/>
+                                    </a:stretch>
+                                  </pic:blipFill>
+                                  <pic:spPr bwMode="auto">
+                                    <a:xfrm>
+                                      <a:off x="0" y="0"/>
+                                      <a:ext cx="3999230" cy="3175635"/>
+                                    </a:xfrm>
+                                    <a:prstGeom prst="rect">
+                                      <a:avLst/>
+                                    </a:prstGeom>
+                                  </pic:spPr>
+                                </pic:pic>
+                              </a:graphicData>
+                            </a:graphic>
+                          </wp:inline>
+                        </w:drawing>
+                        <w:t xml:space="preserve">Рисунок </w:t>
+                      </w:r>
+                      <w:r>
+                        <w:rPr/>
+                        <w:fldChar w:fldCharType="begin"/>
+                      </w:r>
+                      <w:r>
+                        <w:rPr/>
+                        <w:instrText xml:space="preserve"> SEQ Рисунок \* ARABIC </w:instrText>
+                      </w:r>
+                      <w:r>
+                        <w:rPr/>
+                        <w:fldChar w:fldCharType="separate"/>
+                      </w:r>
+                      <w:r>
+                        <w:rPr/>
+                        <w:t>17</w:t>
+                      </w:r>
+                      <w:r>
+                        <w:rPr/>
+                        <w:fldChar w:fldCharType="end"/>
+                      </w:r>
+                      <w:r>
+                        <w:rPr/>
+                        <w:t>: Ping Windows</w:t>
+                      </w:r>
+                    </w:p>
+                  </w:txbxContent>
+                </v:textbox>
+                <w10:wrap type="square" side="largest"/>
+              </v:rect>
+            </w:pict>
+          </mc:Fallback>
+        </mc:AlternateContent>
+      </w:r>
+    </w:p>
+    <w:p>
+      <w:pPr>
+        <w:pStyle w:val="BodyText"/>
+        <w:numPr>
+          <w:ilvl w:val="0"/>
+          <w:numId w:val="5"/>
+        </w:numPr>
+        <w:rPr/>
+      </w:pPr>
+      <w:r>
+        <w:rPr>
+          <w:lang w:val="ru-RU"/>
+        </w:rPr>
+        <w:t>Создаем сеть NatNetwork1 с адресом 10.22.77.0/24 и проверяем соединение гостевых ОС. Связь между гостевыми ОС отсутствует, так как они находятся в разных сетях, но доступ интернет остается.</w:t>
+      </w:r>
+    </w:p>
+    <w:p>
+      <w:pPr>
+        <w:pStyle w:val="Heading2"/>
+        <w:numPr>
+          <w:ilvl w:val="0"/>
+          <w:numId w:val="0"/>
+        </w:numPr>
+        <w:ind w:firstLine="709"/>
+        <w:rPr/>
+      </w:pPr>
+      <w:r>
+        <w:rPr/>
+      </w:r>
+      <w:r>
+        <w:br w:type="page"/>
+      </w:r>
+      <w:r>
+        <mc:AlternateContent>
+          <mc:Choice Requires="wps">
+            <w:drawing>
+              <wp:anchor behindDoc="0" distT="0" distB="0" distL="0" distR="0" simplePos="0" locked="0" layoutInCell="0" allowOverlap="1" relativeHeight="42">
+                <wp:simplePos x="0" y="0"/>
+                <wp:positionH relativeFrom="column">
+                  <wp:align>center</wp:align>
+                </wp:positionH>
+                <wp:positionV relativeFrom="paragraph">
+                  <wp:posOffset>36830</wp:posOffset>
+                </wp:positionV>
+                <wp:extent cx="5711825" cy="3921760"/>
+                <wp:effectExtent l="0" t="0" r="0" b="0"/>
+                <wp:wrapSquare wrapText="largest"/>
+                <wp:docPr id="55" name="Врезка21"/>
+                <a:graphic xmlns:a="http://schemas.openxmlformats.org/drawingml/2006/main">
+                  <a:graphicData uri="http://schemas.microsoft.com/office/word/2010/wordprocessingShape">
+                    <wps:wsp>
+                      <wps:cNvSpPr txBox="1"/>
+                      <wps:spPr>
+                        <a:xfrm>
+                          <a:off x="0" y="0"/>
+                          <a:ext cx="5711825" cy="3921760"/>
+                        </a:xfrm>
+                        <a:prstGeom prst="rect"/>
+                        <a:solidFill>
+                          <a:srgbClr val="FFFFFF"/>
+                        </a:solidFill>
+                      </wps:spPr>
+                      <wps:txbx>
+                        <w:txbxContent>
+                          <w:p>
+                            <w:pPr>
+                              <w:pStyle w:val="Style18"/>
+                              <w:spacing w:before="120" w:after="120"/>
+                              <w:rPr/>
+                            </w:pPr>
+                            <w:r>
+                              <w:rPr/>
+                              <w:drawing>
+                                <wp:inline distT="0" distB="0" distL="0" distR="0">
+                                  <wp:extent cx="5711825" cy="3549015"/>
+                                  <wp:effectExtent l="0" t="0" r="0" b="0"/>
+                                  <wp:docPr id="56" name="Изображение18" descr=""/>
+                                  <wp:cNvGraphicFramePr>
+                                    <a:graphicFrameLocks xmlns:a="http://schemas.openxmlformats.org/drawingml/2006/main" noChangeAspect="1"/>
+                                  </wp:cNvGraphicFramePr>
+                                  <a:graphic xmlns:a="http://schemas.openxmlformats.org/drawingml/2006/main">
+                                    <a:graphicData uri="http://schemas.openxmlformats.org/drawingml/2006/picture">
+                                      <pic:pic xmlns:pic="http://schemas.openxmlformats.org/drawingml/2006/picture">
+                                        <pic:nvPicPr>
+                                          <pic:cNvPr id="56" name="Изображение18" descr=""/>
+                                          <pic:cNvPicPr>
+                                            <a:picLocks noChangeAspect="1" noChangeArrowheads="1"/>
+                                          </pic:cNvPicPr>
+                                        </pic:nvPicPr>
+                                        <pic:blipFill>
+                                          <a:blip r:embed="rId36"/>
+                                          <a:stretch>
+                                            <a:fillRect/>
+                                          </a:stretch>
+                                        </pic:blipFill>
+                                        <pic:spPr bwMode="auto">
+                                          <a:xfrm>
+                                            <a:off x="0" y="0"/>
+                                            <a:ext cx="5711825" cy="3549015"/>
+                                          </a:xfrm>
+                                          <a:prstGeom prst="rect">
+                                            <a:avLst/>
+                                          </a:prstGeom>
+                                        </pic:spPr>
+                                      </pic:pic>
+                                    </a:graphicData>
+                                  </a:graphic>
+                                </wp:inline>
+                              </w:drawing>
+                              <w:t xml:space="preserve">Рисунок </w:t>
+                            </w:r>
+                            <w:r>
+                              <w:rPr/>
+                              <w:fldChar w:fldCharType="begin"/>
+                            </w:r>
+                            <w:r>
+                              <w:rPr/>
+                              <w:instrText xml:space="preserve"> SEQ Рисунок \* ARABIC </w:instrText>
+                            </w:r>
+                            <w:r>
+                              <w:rPr/>
+                              <w:fldChar w:fldCharType="separate"/>
+                            </w:r>
+                            <w:r>
+                              <w:rPr/>
+                              <w:t>18</w:t>
+                            </w:r>
+                            <w:r>
+                              <w:rPr/>
+                              <w:fldChar w:fldCharType="end"/>
+                            </w:r>
+                            <w:r>
+                              <w:rPr/>
+                              <w:t>: Ping Ubuntu</w:t>
+                            </w:r>
+                          </w:p>
+                        </w:txbxContent>
+                      </wps:txbx>
+                      <wps:bodyPr anchor="t" lIns="0" tIns="0" rIns="0" bIns="0">
+                        <a:noAutofit/>
+                      </wps:bodyPr>
+                    </wps:wsp>
+                  </a:graphicData>
+                </a:graphic>
+              </wp:anchor>
+            </w:drawing>
+          </mc:Choice>
+          <mc:Fallback>
+            <w:pict>
+              <v:rect style="position:absolute;rotation:-0;width:449.75pt;height:308.8pt;mso-wrap-distance-left:0pt;mso-wrap-distance-right:0pt;mso-wrap-distance-top:0pt;mso-wrap-distance-bottom:0pt;margin-top:2.9pt;mso-position-vertical-relative:text;margin-left:9pt;mso-position-horizontal:center;mso-position-horizontal-relative:text">
+                <v:textbox inset="0in,0in,0in,0in">
+                  <w:txbxContent>
+                    <w:p>
+                      <w:pPr>
+                        <w:pStyle w:val="Style18"/>
+                        <w:spacing w:before="120" w:after="120"/>
+                        <w:rPr/>
+                      </w:pPr>
+                      <w:r>
+                        <w:rPr/>
+                        <w:drawing>
+                          <wp:inline distT="0" distB="0" distL="0" distR="0">
+                            <wp:extent cx="5711825" cy="3549015"/>
+                            <wp:effectExtent l="0" t="0" r="0" b="0"/>
+                            <wp:docPr id="57" name="Изображение18" descr=""/>
+                            <wp:cNvGraphicFramePr>
+                              <a:graphicFrameLocks xmlns:a="http://schemas.openxmlformats.org/drawingml/2006/main" noChangeAspect="1"/>
+                            </wp:cNvGraphicFramePr>
+                            <a:graphic xmlns:a="http://schemas.openxmlformats.org/drawingml/2006/main">
+                              <a:graphicData uri="http://schemas.openxmlformats.org/drawingml/2006/picture">
+                                <pic:pic xmlns:pic="http://schemas.openxmlformats.org/drawingml/2006/picture">
+                                  <pic:nvPicPr>
+                                    <pic:cNvPr id="57" name="Изображение18" descr=""/>
+                                    <pic:cNvPicPr>
+                                      <a:picLocks noChangeAspect="1" noChangeArrowheads="1"/>
+                                    </pic:cNvPicPr>
+                                  </pic:nvPicPr>
+                                  <pic:blipFill>
+                                    <a:blip r:embed="rId37"/>
+                                    <a:stretch>
+                                      <a:fillRect/>
+                                    </a:stretch>
+                                  </pic:blipFill>
+                                  <pic:spPr bwMode="auto">
+                                    <a:xfrm>
+                                      <a:off x="0" y="0"/>
+                                      <a:ext cx="5711825" cy="3549015"/>
+                                    </a:xfrm>
+                                    <a:prstGeom prst="rect">
+                                      <a:avLst/>
+                                    </a:prstGeom>
+                                  </pic:spPr>
+                                </pic:pic>
+                              </a:graphicData>
+                            </a:graphic>
+                          </wp:inline>
+                        </w:drawing>
+                        <w:t xml:space="preserve">Рисунок </w:t>
+                      </w:r>
+                      <w:r>
+                        <w:rPr/>
+                        <w:fldChar w:fldCharType="begin"/>
+                      </w:r>
+                      <w:r>
+                        <w:rPr/>
+                        <w:instrText xml:space="preserve"> SEQ Рисунок \* ARABIC </w:instrText>
+                      </w:r>
+                      <w:r>
+                        <w:rPr/>
+                        <w:fldChar w:fldCharType="separate"/>
+                      </w:r>
+                      <w:r>
+                        <w:rPr/>
+                        <w:t>18</w:t>
+                      </w:r>
+                      <w:r>
+                        <w:rPr/>
+                        <w:fldChar w:fldCharType="end"/>
+                      </w:r>
+                      <w:r>
+                        <w:rPr/>
+                        <w:t>: Ping Ubuntu</w:t>
+                      </w:r>
+                    </w:p>
+                  </w:txbxContent>
+                </v:textbox>
+                <w10:wrap type="square" side="largest"/>
+              </v:rect>
+            </w:pict>
+          </mc:Fallback>
+        </mc:AlternateContent>
+      </w:r>
+    </w:p>
+    <w:p>
+      <w:pPr>
+        <w:pStyle w:val="Heading2"/>
+        <w:numPr>
+          <w:ilvl w:val="0"/>
+          <w:numId w:val="0"/>
+        </w:numPr>
+        <w:ind w:firstLine="709"/>
+        <w:rPr/>
+      </w:pPr>
+      <w:bookmarkStart w:id="5" w:name="__RefHeading___Toc282_1261312235"/>
+      <w:bookmarkEnd w:id="5"/>
+      <w:r>
+        <w:rPr/>
+        <w:t>Создание снимка системы</w:t>
+      </w:r>
+    </w:p>
+    <w:p>
+      <w:pPr>
+        <w:pStyle w:val="BodyText"/>
+        <w:numPr>
+          <w:ilvl w:val="0"/>
+          <w:numId w:val="6"/>
+        </w:numPr>
+        <w:rPr/>
+      </w:pPr>
+      <w:r>
+        <w:rPr/>
+        <w:t>Создаем снимок исходного состояния.</w:t>
+      </w:r>
+    </w:p>
+    <w:p>
+      <w:pPr>
+        <w:pStyle w:val="BodyText"/>
+        <w:numPr>
+          <w:ilvl w:val="0"/>
+          <w:numId w:val="0"/>
+        </w:numPr>
+        <w:ind w:hanging="0" w:left="720"/>
+        <w:rPr/>
+      </w:pPr>
+      <w:r>
+        <w:rPr/>
+      </w:r>
+      <w:r>
+        <mc:AlternateContent>
+          <mc:Choice Requires="wps">
+            <w:drawing>
+              <wp:anchor behindDoc="0" distT="0" distB="0" distL="0" distR="0" simplePos="0" locked="0" layoutInCell="0" allowOverlap="1" relativeHeight="44">
+                <wp:simplePos x="0" y="0"/>
+                <wp:positionH relativeFrom="column">
+                  <wp:align>center</wp:align>
+                </wp:positionH>
+                <wp:positionV relativeFrom="paragraph">
+                  <wp:posOffset>635</wp:posOffset>
+                </wp:positionV>
+                <wp:extent cx="5711825" cy="1749425"/>
+                <wp:effectExtent l="0" t="0" r="0" b="0"/>
+                <wp:wrapSquare wrapText="largest"/>
+                <wp:docPr id="58" name="Врезка22"/>
+                <a:graphic xmlns:a="http://schemas.openxmlformats.org/drawingml/2006/main">
+                  <a:graphicData uri="http://schemas.microsoft.com/office/word/2010/wordprocessingShape">
+                    <wps:wsp>
+                      <wps:cNvSpPr txBox="1"/>
+                      <wps:spPr>
+                        <a:xfrm>
+                          <a:off x="0" y="0"/>
+                          <a:ext cx="5711825" cy="1749425"/>
+                        </a:xfrm>
+                        <a:prstGeom prst="rect"/>
+                        <a:solidFill>
+                          <a:srgbClr val="FFFFFF"/>
+                        </a:solidFill>
+                      </wps:spPr>
+                      <wps:txbx>
+                        <w:txbxContent>
+                          <w:p>
+                            <w:pPr>
+                              <w:pStyle w:val="Style18"/>
+                              <w:spacing w:before="120" w:after="120"/>
+                              <w:rPr/>
+                            </w:pPr>
+                            <w:r>
+                              <w:rPr/>
+                              <w:drawing>
+                                <wp:inline distT="0" distB="0" distL="0" distR="0">
+                                  <wp:extent cx="5711825" cy="1376680"/>
+                                  <wp:effectExtent l="0" t="0" r="0" b="0"/>
+                                  <wp:docPr id="59" name="Изображение19" descr=""/>
+                                  <wp:cNvGraphicFramePr>
+                                    <a:graphicFrameLocks xmlns:a="http://schemas.openxmlformats.org/drawingml/2006/main" noChangeAspect="1"/>
+                                  </wp:cNvGraphicFramePr>
+                                  <a:graphic xmlns:a="http://schemas.openxmlformats.org/drawingml/2006/main">
+                                    <a:graphicData uri="http://schemas.openxmlformats.org/drawingml/2006/picture">
+                                      <pic:pic xmlns:pic="http://schemas.openxmlformats.org/drawingml/2006/picture">
+                                        <pic:nvPicPr>
+                                          <pic:cNvPr id="59" name="Изображение19" descr=""/>
+                                          <pic:cNvPicPr>
+                                            <a:picLocks noChangeAspect="1" noChangeArrowheads="1"/>
+                                          </pic:cNvPicPr>
+                                        </pic:nvPicPr>
+                                        <pic:blipFill>
+                                          <a:blip r:embed="rId38"/>
+                                          <a:stretch>
+                                            <a:fillRect/>
+                                          </a:stretch>
+                                        </pic:blipFill>
+                                        <pic:spPr bwMode="auto">
+                                          <a:xfrm>
+                                            <a:off x="0" y="0"/>
+                                            <a:ext cx="5711825" cy="1376680"/>
+                                          </a:xfrm>
+                                          <a:prstGeom prst="rect">
+                                            <a:avLst/>
+                                          </a:prstGeom>
+                                        </pic:spPr>
+                                      </pic:pic>
+                                    </a:graphicData>
+                                  </a:graphic>
+                                </wp:inline>
+                              </w:drawing>
+                              <w:t xml:space="preserve">Рисунок </w:t>
+                            </w:r>
+                            <w:r>
+                              <w:rPr/>
+                              <w:fldChar w:fldCharType="begin"/>
+                            </w:r>
+                            <w:r>
+                              <w:rPr/>
+                              <w:instrText xml:space="preserve"> SEQ Рисунок \* ARABIC </w:instrText>
+                            </w:r>
+                            <w:r>
+                              <w:rPr/>
+                              <w:fldChar w:fldCharType="separate"/>
+                            </w:r>
+                            <w:r>
+                              <w:rPr/>
+                              <w:t>19</w:t>
+                            </w:r>
+                            <w:r>
+                              <w:rPr/>
+                              <w:fldChar w:fldCharType="end"/>
+                            </w:r>
+                            <w:r>
+                              <w:rPr/>
+                              <w:t xml:space="preserve">: Снимок </w:t>
+                            </w:r>
+                            <w:r>
+                              <w:rPr/>
+                              <w:t>сотсояния</w:t>
+                            </w:r>
+                            <w:r>
+                              <w:rPr/>
+                              <w:t xml:space="preserve"> - Новая ОС Windows</w:t>
+                            </w:r>
+                          </w:p>
+                        </w:txbxContent>
+                      </wps:txbx>
+                      <wps:bodyPr anchor="t" lIns="0" tIns="0" rIns="0" bIns="0">
+                        <a:noAutofit/>
+                      </wps:bodyPr>
+                    </wps:wsp>
+                  </a:graphicData>
+                </a:graphic>
+              </wp:anchor>
+            </w:drawing>
+          </mc:Choice>
+          <mc:Fallback>
+            <w:pict>
+              <v:rect style="position:absolute;rotation:-0;width:449.75pt;height:137.75pt;mso-wrap-distance-left:0pt;mso-wrap-distance-right:0pt;mso-wrap-distance-top:0pt;mso-wrap-distance-bottom:0pt;margin-top:0pt;mso-position-vertical:top;mso-position-vertical-relative:text;margin-left:9pt;mso-position-horizontal:center;mso-position-horizontal-relative:text">
+                <v:textbox inset="0in,0in,0in,0in">
+                  <w:txbxContent>
+                    <w:p>
+                      <w:pPr>
+                        <w:pStyle w:val="Style18"/>
+                        <w:spacing w:before="120" w:after="120"/>
+                        <w:rPr/>
+                      </w:pPr>
+                      <w:r>
+                        <w:rPr/>
+                        <w:drawing>
+                          <wp:inline distT="0" distB="0" distL="0" distR="0">
+                            <wp:extent cx="5711825" cy="1376680"/>
+                            <wp:effectExtent l="0" t="0" r="0" b="0"/>
+                            <wp:docPr id="60" name="Изображение19" descr=""/>
+                            <wp:cNvGraphicFramePr>
+                              <a:graphicFrameLocks xmlns:a="http://schemas.openxmlformats.org/drawingml/2006/main" noChangeAspect="1"/>
+                            </wp:cNvGraphicFramePr>
+                            <a:graphic xmlns:a="http://schemas.openxmlformats.org/drawingml/2006/main">
+                              <a:graphicData uri="http://schemas.openxmlformats.org/drawingml/2006/picture">
+                                <pic:pic xmlns:pic="http://schemas.openxmlformats.org/drawingml/2006/picture">
+                                  <pic:nvPicPr>
+                                    <pic:cNvPr id="60" name="Изображение19" descr=""/>
+                                    <pic:cNvPicPr>
+                                      <a:picLocks noChangeAspect="1" noChangeArrowheads="1"/>
+                                    </pic:cNvPicPr>
+                                  </pic:nvPicPr>
+                                  <pic:blipFill>
+                                    <a:blip r:embed="rId39"/>
+                                    <a:stretch>
+                                      <a:fillRect/>
+                                    </a:stretch>
+                                  </pic:blipFill>
+                                  <pic:spPr bwMode="auto">
+                                    <a:xfrm>
+                                      <a:off x="0" y="0"/>
+                                      <a:ext cx="5711825" cy="1376680"/>
+                                    </a:xfrm>
+                                    <a:prstGeom prst="rect">
+                                      <a:avLst/>
+                                    </a:prstGeom>
+                                  </pic:spPr>
+                                </pic:pic>
+                              </a:graphicData>
+                            </a:graphic>
+                          </wp:inline>
+                        </w:drawing>
+                        <w:t xml:space="preserve">Рисунок </w:t>
+                      </w:r>
+                      <w:r>
+                        <w:rPr/>
+                        <w:fldChar w:fldCharType="begin"/>
+                      </w:r>
+                      <w:r>
+                        <w:rPr/>
+                        <w:instrText xml:space="preserve"> SEQ Рисунок \* ARABIC </w:instrText>
+                      </w:r>
+                      <w:r>
+                        <w:rPr/>
+                        <w:fldChar w:fldCharType="separate"/>
+                      </w:r>
+                      <w:r>
+                        <w:rPr/>
+                        <w:t>19</w:t>
+                      </w:r>
+                      <w:r>
+                        <w:rPr/>
+                        <w:fldChar w:fldCharType="end"/>
+                      </w:r>
+                      <w:r>
+                        <w:rPr/>
+                        <w:t xml:space="preserve">: Снимок </w:t>
+                      </w:r>
+                      <w:r>
+                        <w:rPr/>
+                        <w:t>сотсояния</w:t>
+                      </w:r>
+                      <w:r>
+                        <w:rPr/>
+                        <w:t xml:space="preserve"> - Новая ОС Windows</w:t>
+                      </w:r>
+                    </w:p>
+                  </w:txbxContent>
+                </v:textbox>
+                <w10:wrap type="square" side="largest"/>
+              </v:rect>
+            </w:pict>
+          </mc:Fallback>
+        </mc:AlternateContent>
+      </w:r>
+    </w:p>
+    <w:p>
+      <w:pPr>
+        <w:pStyle w:val="BodyText"/>
+        <w:numPr>
+          <w:ilvl w:val="0"/>
+          <w:numId w:val="6"/>
+        </w:numPr>
+        <w:rPr>
+          <w:lang w:val="ru-RU"/>
+        </w:rPr>
+      </w:pPr>
+      <w:r>
+        <w:rPr>
+          <w:lang w:val="ru-RU"/>
+        </w:rPr>
+        <w:t xml:space="preserve">Устанавливаем </w:t>
+      </w:r>
+      <w:r>
+        <w:rPr>
+          <w:lang w:val="en-US"/>
+        </w:rPr>
+        <w:t xml:space="preserve">FireFox </w:t>
+      </w:r>
+      <w:r>
+        <w:rPr>
+          <w:lang w:val="ru-RU"/>
+        </w:rPr>
+        <w:t>и делаем снимок состояния.</w:t>
+      </w:r>
+    </w:p>
+    <w:p>
+      <w:pPr>
+        <w:pStyle w:val="BodyText"/>
+        <w:numPr>
+          <w:ilvl w:val="0"/>
+          <w:numId w:val="0"/>
+        </w:numPr>
+        <w:ind w:hanging="0" w:left="720"/>
+        <w:rPr>
+          <w:lang w:val="ru-RU"/>
+        </w:rPr>
+      </w:pPr>
+      <w:r>
+        <w:rPr>
+          <w:lang w:val="ru-RU"/>
+        </w:rPr>
+      </w:r>
+      <w:r>
+        <mc:AlternateContent>
+          <mc:Choice Requires="wps">
+            <w:drawing>
+              <wp:anchor behindDoc="0" distT="0" distB="0" distL="0" distR="0" simplePos="0" locked="0" layoutInCell="0" allowOverlap="1" relativeHeight="46">
+                <wp:simplePos x="0" y="0"/>
+                <wp:positionH relativeFrom="column">
+                  <wp:align>center</wp:align>
+                </wp:positionH>
+                <wp:positionV relativeFrom="paragraph">
+                  <wp:posOffset>635</wp:posOffset>
+                </wp:positionV>
+                <wp:extent cx="5711825" cy="3401060"/>
+                <wp:effectExtent l="0" t="0" r="0" b="0"/>
+                <wp:wrapSquare wrapText="largest"/>
+                <wp:docPr id="61" name="Врезка23"/>
+                <a:graphic xmlns:a="http://schemas.openxmlformats.org/drawingml/2006/main">
+                  <a:graphicData uri="http://schemas.microsoft.com/office/word/2010/wordprocessingShape">
+                    <wps:wsp>
+                      <wps:cNvSpPr txBox="1"/>
+                      <wps:spPr>
+                        <a:xfrm>
+                          <a:off x="0" y="0"/>
+                          <a:ext cx="5711825" cy="3401060"/>
+                        </a:xfrm>
+                        <a:prstGeom prst="rect"/>
+                        <a:solidFill>
+                          <a:srgbClr val="FFFFFF"/>
+                        </a:solidFill>
+                      </wps:spPr>
+                      <wps:txbx>
+                        <w:txbxContent>
+                          <w:p>
+                            <w:pPr>
+                              <w:pStyle w:val="Style18"/>
+                              <w:spacing w:before="120" w:after="120"/>
+                              <w:rPr/>
+                            </w:pPr>
+                            <w:r>
+                              <w:rPr/>
+                              <w:drawing>
+                                <wp:inline distT="0" distB="0" distL="0" distR="0">
+                                  <wp:extent cx="5711825" cy="3028315"/>
+                                  <wp:effectExtent l="0" t="0" r="0" b="0"/>
+                                  <wp:docPr id="62" name="Изображение20" descr=""/>
+                                  <wp:cNvGraphicFramePr>
+                                    <a:graphicFrameLocks xmlns:a="http://schemas.openxmlformats.org/drawingml/2006/main" noChangeAspect="1"/>
+                                  </wp:cNvGraphicFramePr>
+                                  <a:graphic xmlns:a="http://schemas.openxmlformats.org/drawingml/2006/main">
+                                    <a:graphicData uri="http://schemas.openxmlformats.org/drawingml/2006/picture">
+                                      <pic:pic xmlns:pic="http://schemas.openxmlformats.org/drawingml/2006/picture">
+                                        <pic:nvPicPr>
+                                          <pic:cNvPr id="62" name="Изображение20" descr=""/>
+                                          <pic:cNvPicPr>
+                                            <a:picLocks noChangeAspect="1" noChangeArrowheads="1"/>
+                                          </pic:cNvPicPr>
+                                        </pic:nvPicPr>
+                                        <pic:blipFill>
+                                          <a:blip r:embed="rId40"/>
+                                          <a:stretch>
+                                            <a:fillRect/>
+                                          </a:stretch>
+                                        </pic:blipFill>
+                                        <pic:spPr bwMode="auto">
+                                          <a:xfrm>
+                                            <a:off x="0" y="0"/>
+                                            <a:ext cx="5711825" cy="3028315"/>
+                                          </a:xfrm>
+                                          <a:prstGeom prst="rect">
+                                            <a:avLst/>
+                                          </a:prstGeom>
+                                        </pic:spPr>
+                                      </pic:pic>
+                                    </a:graphicData>
+                                  </a:graphic>
+                                </wp:inline>
+                              </w:drawing>
+                              <w:t xml:space="preserve">Рисунок </w:t>
+                            </w:r>
+                            <w:r>
+                              <w:rPr/>
+                              <w:fldChar w:fldCharType="begin"/>
+                            </w:r>
+                            <w:r>
+                              <w:rPr/>
+                              <w:instrText xml:space="preserve"> SEQ Рисунок \* ARABIC </w:instrText>
+                            </w:r>
+                            <w:r>
+                              <w:rPr/>
+                              <w:fldChar w:fldCharType="separate"/>
+                            </w:r>
+                            <w:r>
+                              <w:rPr/>
+                              <w:t>20</w:t>
+                            </w:r>
+                            <w:r>
+                              <w:rPr/>
+                              <w:fldChar w:fldCharType="end"/>
+                            </w:r>
+                            <w:r>
+                              <w:rPr/>
+                              <w:t xml:space="preserve">: Снимок </w:t>
+                            </w:r>
+                            <w:r>
+                              <w:rPr/>
+                              <w:t>состояния</w:t>
+                            </w:r>
+                            <w:r>
+                              <w:rPr/>
+                              <w:t xml:space="preserve"> - ОС Windows + FireFox</w:t>
+                            </w:r>
+                          </w:p>
+                        </w:txbxContent>
+                      </wps:txbx>
+                      <wps:bodyPr anchor="t" lIns="0" tIns="0" rIns="0" bIns="0">
+                        <a:noAutofit/>
+                      </wps:bodyPr>
+                    </wps:wsp>
+                  </a:graphicData>
+                </a:graphic>
+              </wp:anchor>
+            </w:drawing>
+          </mc:Choice>
+          <mc:Fallback>
+            <w:pict>
+              <v:rect style="position:absolute;rotation:-0;width:449.75pt;height:267.8pt;mso-wrap-distance-left:0pt;mso-wrap-distance-right:0pt;mso-wrap-distance-top:0pt;mso-wrap-distance-bottom:0pt;margin-top:0pt;mso-position-vertical:top;mso-position-vertical-relative:text;margin-left:9pt;mso-position-horizontal:center;mso-position-horizontal-relative:text">
+                <v:textbox inset="0in,0in,0in,0in">
+                  <w:txbxContent>
+                    <w:p>
+                      <w:pPr>
+                        <w:pStyle w:val="Style18"/>
+                        <w:spacing w:before="120" w:after="120"/>
+                        <w:rPr/>
+                      </w:pPr>
+                      <w:r>
+                        <w:rPr/>
+                        <w:drawing>
+                          <wp:inline distT="0" distB="0" distL="0" distR="0">
+                            <wp:extent cx="5711825" cy="3028315"/>
+                            <wp:effectExtent l="0" t="0" r="0" b="0"/>
+                            <wp:docPr id="63" name="Изображение20" descr=""/>
+                            <wp:cNvGraphicFramePr>
+                              <a:graphicFrameLocks xmlns:a="http://schemas.openxmlformats.org/drawingml/2006/main" noChangeAspect="1"/>
+                            </wp:cNvGraphicFramePr>
+                            <a:graphic xmlns:a="http://schemas.openxmlformats.org/drawingml/2006/main">
+                              <a:graphicData uri="http://schemas.openxmlformats.org/drawingml/2006/picture">
+                                <pic:pic xmlns:pic="http://schemas.openxmlformats.org/drawingml/2006/picture">
+                                  <pic:nvPicPr>
+                                    <pic:cNvPr id="63" name="Изображение20" descr=""/>
+                                    <pic:cNvPicPr>
+                                      <a:picLocks noChangeAspect="1" noChangeArrowheads="1"/>
+                                    </pic:cNvPicPr>
+                                  </pic:nvPicPr>
+                                  <pic:blipFill>
+                                    <a:blip r:embed="rId41"/>
+                                    <a:stretch>
+                                      <a:fillRect/>
+                                    </a:stretch>
+                                  </pic:blipFill>
+                                  <pic:spPr bwMode="auto">
+                                    <a:xfrm>
+                                      <a:off x="0" y="0"/>
+                                      <a:ext cx="5711825" cy="3028315"/>
+                                    </a:xfrm>
+                                    <a:prstGeom prst="rect">
+                                      <a:avLst/>
+                                    </a:prstGeom>
+                                  </pic:spPr>
+                                </pic:pic>
+                              </a:graphicData>
+                            </a:graphic>
+                          </wp:inline>
+                        </w:drawing>
+                        <w:t xml:space="preserve">Рисунок </w:t>
+                      </w:r>
+                      <w:r>
+                        <w:rPr/>
+                        <w:fldChar w:fldCharType="begin"/>
+                      </w:r>
+                      <w:r>
+                        <w:rPr/>
+                        <w:instrText xml:space="preserve"> SEQ Рисунок \* ARABIC </w:instrText>
+                      </w:r>
+                      <w:r>
+                        <w:rPr/>
+                        <w:fldChar w:fldCharType="separate"/>
+                      </w:r>
+                      <w:r>
+                        <w:rPr/>
+                        <w:t>20</w:t>
+                      </w:r>
+                      <w:r>
+                        <w:rPr/>
+                        <w:fldChar w:fldCharType="end"/>
+                      </w:r>
+                      <w:r>
+                        <w:rPr/>
+                        <w:t xml:space="preserve">: Снимок </w:t>
+                      </w:r>
+                      <w:r>
+                        <w:rPr/>
+                        <w:t>состояния</w:t>
+                      </w:r>
+                      <w:r>
+                        <w:rPr/>
+                        <w:t xml:space="preserve"> - ОС Windows + FireFox</w:t>
+                      </w:r>
+                    </w:p>
+                  </w:txbxContent>
+                </v:textbox>
+                <w10:wrap type="square" side="largest"/>
+              </v:rect>
+            </w:pict>
+          </mc:Fallback>
+        </mc:AlternateContent>
+      </w:r>
+    </w:p>
+    <w:p>
+      <w:pPr>
+        <w:pStyle w:val="BodyText"/>
+        <w:widowControl/>
+        <w:numPr>
+          <w:ilvl w:val="0"/>
+          <w:numId w:val="0"/>
+        </w:numPr>
+        <w:suppressAutoHyphens w:val="true"/>
+        <w:spacing w:lineRule="auto" w:line="360"/>
+        <w:ind w:firstLine="709"/>
+        <w:jc w:val="both"/>
+        <w:rPr>
+          <w:lang w:val="ru-RU"/>
+        </w:rPr>
+      </w:pPr>
+      <w:r>
+        <w:rPr>
+          <w:lang w:val="ru-RU"/>
+        </w:rPr>
+      </w:r>
+      <w:r>
+        <w:br w:type="page"/>
+      </w:r>
+    </w:p>
+    <w:p>
+      <w:pPr>
+        <w:pStyle w:val="BodyText"/>
+        <w:numPr>
+          <w:ilvl w:val="0"/>
+          <w:numId w:val="6"/>
+        </w:numPr>
+        <w:rPr>
+          <w:lang w:val="ru-RU"/>
+        </w:rPr>
+      </w:pPr>
+      <w:r>
+        <w:rPr>
+          <w:lang w:val="ru-RU"/>
+        </w:rPr>
+        <w:t>Возвращаем снимок исходного состояния, устанавливаем МойОфис и делаем снимок нового состояния.</w:t>
+      </w:r>
+    </w:p>
+    <w:p>
+      <w:pPr>
+        <w:pStyle w:val="BodyText"/>
+        <w:numPr>
+          <w:ilvl w:val="0"/>
+          <w:numId w:val="6"/>
+        </w:numPr>
+        <w:rPr>
+          <w:lang w:val="ru-RU"/>
+        </w:rPr>
+      </w:pPr>
+      <w:r>
+        <w:rPr>
+          <w:lang w:val="ru-RU"/>
+        </w:rPr>
+        <w:t xml:space="preserve">Восстанавливаем снимок состояния ОС </w:t>
+      </w:r>
+      <w:r>
+        <w:rPr>
+          <w:lang w:val="en-US"/>
+        </w:rPr>
+        <w:t xml:space="preserve">Windows + FireFox </w:t>
+      </w:r>
+      <w:r>
+        <w:rPr>
+          <w:lang w:val="ru-RU"/>
+        </w:rPr>
+        <w:t>и запускаем гостевую ОС.</w:t>
+      </w:r>
+      <w:r>
+        <mc:AlternateContent>
+          <mc:Choice Requires="wps">
+            <w:drawing>
+              <wp:anchor behindDoc="0" distT="0" distB="0" distL="0" distR="0" simplePos="0" locked="0" layoutInCell="0" allowOverlap="1" relativeHeight="48">
+                <wp:simplePos x="0" y="0"/>
+                <wp:positionH relativeFrom="column">
+                  <wp:align>center</wp:align>
+                </wp:positionH>
+                <wp:positionV relativeFrom="paragraph">
+                  <wp:posOffset>635</wp:posOffset>
+                </wp:positionV>
+                <wp:extent cx="5516880" cy="3338195"/>
+                <wp:effectExtent l="0" t="0" r="0" b="0"/>
+                <wp:wrapSquare wrapText="largest"/>
+                <wp:docPr id="64" name="Врезка24"/>
+                <a:graphic xmlns:a="http://schemas.openxmlformats.org/drawingml/2006/main">
+                  <a:graphicData uri="http://schemas.microsoft.com/office/word/2010/wordprocessingShape">
+                    <wps:wsp>
+                      <wps:cNvSpPr txBox="1"/>
+                      <wps:spPr>
+                        <a:xfrm>
+                          <a:off x="0" y="0"/>
+                          <a:ext cx="5516880" cy="3338195"/>
+                        </a:xfrm>
+                        <a:prstGeom prst="rect"/>
+                        <a:solidFill>
+                          <a:srgbClr val="FFFFFF"/>
+                        </a:solidFill>
+                      </wps:spPr>
+                      <wps:txbx>
+                        <w:txbxContent>
+                          <w:p>
+                            <w:pPr>
+                              <w:pStyle w:val="Style18"/>
+                              <w:spacing w:before="120" w:after="120"/>
+                              <w:rPr/>
+                            </w:pPr>
+                            <w:r>
+                              <w:rPr/>
+                              <w:drawing>
+                                <wp:inline distT="0" distB="0" distL="0" distR="0">
+                                  <wp:extent cx="5711825" cy="3040380"/>
+                                  <wp:effectExtent l="0" t="0" r="0" b="0"/>
+                                  <wp:docPr id="65" name="Изображение21" descr=""/>
+                                  <wp:cNvGraphicFramePr>
+                                    <a:graphicFrameLocks xmlns:a="http://schemas.openxmlformats.org/drawingml/2006/main" noChangeAspect="1"/>
+                                  </wp:cNvGraphicFramePr>
+                                  <a:graphic xmlns:a="http://schemas.openxmlformats.org/drawingml/2006/main">
+                                    <a:graphicData uri="http://schemas.openxmlformats.org/drawingml/2006/picture">
+                                      <pic:pic xmlns:pic="http://schemas.openxmlformats.org/drawingml/2006/picture">
+                                        <pic:nvPicPr>
+                                          <pic:cNvPr id="65" name="Изображение21" descr=""/>
+                                          <pic:cNvPicPr>
+                                            <a:picLocks noChangeAspect="1" noChangeArrowheads="1"/>
+                                          </pic:cNvPicPr>
+                                        </pic:nvPicPr>
+                                        <pic:blipFill>
+                                          <a:blip r:embed="rId42"/>
+                                          <a:stretch>
+                                            <a:fillRect/>
+                                          </a:stretch>
+                                        </pic:blipFill>
+                                        <pic:spPr bwMode="auto">
+                                          <a:xfrm>
+                                            <a:off x="0" y="0"/>
+                                            <a:ext cx="5711825" cy="3040380"/>
+                                          </a:xfrm>
+                                          <a:prstGeom prst="rect">
+                                            <a:avLst/>
+                                          </a:prstGeom>
+                                        </pic:spPr>
+                                      </pic:pic>
+                                    </a:graphicData>
+                                  </a:graphic>
+                                </wp:inline>
+                              </w:drawing>
+                              <w:t xml:space="preserve">Рисунок </w:t>
+                            </w:r>
+                            <w:r>
+                              <w:rPr/>
+                              <w:fldChar w:fldCharType="begin"/>
+                            </w:r>
+                            <w:r>
+                              <w:rPr/>
+                              <w:instrText xml:space="preserve"> SEQ Рисунок \* ARABIC </w:instrText>
+                            </w:r>
+                            <w:r>
+                              <w:rPr/>
+                              <w:fldChar w:fldCharType="separate"/>
+                            </w:r>
+                            <w:r>
+                              <w:rPr/>
+                              <w:t>21</w:t>
+                            </w:r>
+                            <w:r>
+                              <w:rPr/>
+                              <w:fldChar w:fldCharType="end"/>
+                            </w:r>
+                            <w:r>
+                              <w:rPr/>
+                              <w:t>: Снимок состояния - ОС Windows + МойОфис</w:t>
+                            </w:r>
+                          </w:p>
+                        </w:txbxContent>
+                      </wps:txbx>
+                      <wps:bodyPr anchor="t" lIns="0" tIns="0" rIns="0" bIns="0">
+                        <a:noAutofit/>
+                      </wps:bodyPr>
+                    </wps:wsp>
+                  </a:graphicData>
+                </a:graphic>
+              </wp:anchor>
+            </w:drawing>
+          </mc:Choice>
+          <mc:Fallback>
+            <w:pict>
+              <v:rect style="position:absolute;rotation:-0;width:434.4pt;height:262.85pt;mso-wrap-distance-left:0pt;mso-wrap-distance-right:0pt;mso-wrap-distance-top:0pt;mso-wrap-distance-bottom:0pt;margin-top:0pt;mso-position-vertical:top;mso-position-vertical-relative:text;margin-left:16.65pt;mso-position-horizontal:center;mso-position-horizontal-relative:text">
+                <v:textbox inset="0in,0in,0in,0in">
+                  <w:txbxContent>
+                    <w:p>
+                      <w:pPr>
+                        <w:pStyle w:val="Style18"/>
+                        <w:spacing w:before="120" w:after="120"/>
+                        <w:rPr/>
+                      </w:pPr>
+                      <w:r>
+                        <w:rPr/>
+                        <w:drawing>
+                          <wp:inline distT="0" distB="0" distL="0" distR="0">
+                            <wp:extent cx="5711825" cy="3040380"/>
+                            <wp:effectExtent l="0" t="0" r="0" b="0"/>
+                            <wp:docPr id="66" name="Изображение21" descr=""/>
+                            <wp:cNvGraphicFramePr>
+                              <a:graphicFrameLocks xmlns:a="http://schemas.openxmlformats.org/drawingml/2006/main" noChangeAspect="1"/>
+                            </wp:cNvGraphicFramePr>
+                            <a:graphic xmlns:a="http://schemas.openxmlformats.org/drawingml/2006/main">
+                              <a:graphicData uri="http://schemas.openxmlformats.org/drawingml/2006/picture">
+                                <pic:pic xmlns:pic="http://schemas.openxmlformats.org/drawingml/2006/picture">
+                                  <pic:nvPicPr>
+                                    <pic:cNvPr id="66" name="Изображение21" descr=""/>
+                                    <pic:cNvPicPr>
+                                      <a:picLocks noChangeAspect="1" noChangeArrowheads="1"/>
+                                    </pic:cNvPicPr>
+                                  </pic:nvPicPr>
+                                  <pic:blipFill>
+                                    <a:blip r:embed="rId43"/>
+                                    <a:stretch>
+                                      <a:fillRect/>
+                                    </a:stretch>
+                                  </pic:blipFill>
+                                  <pic:spPr bwMode="auto">
+                                    <a:xfrm>
+                                      <a:off x="0" y="0"/>
+                                      <a:ext cx="5711825" cy="3040380"/>
+                                    </a:xfrm>
+                                    <a:prstGeom prst="rect">
+                                      <a:avLst/>
+                                    </a:prstGeom>
+                                  </pic:spPr>
+                                </pic:pic>
+                              </a:graphicData>
+                            </a:graphic>
+                          </wp:inline>
+                        </w:drawing>
+                        <w:t xml:space="preserve">Рисунок </w:t>
+                      </w:r>
+                      <w:r>
+                        <w:rPr/>
+                        <w:fldChar w:fldCharType="begin"/>
+                      </w:r>
+                      <w:r>
+                        <w:rPr/>
+                        <w:instrText xml:space="preserve"> SEQ Рисунок \* ARABIC </w:instrText>
+                      </w:r>
+                      <w:r>
+                        <w:rPr/>
+                        <w:fldChar w:fldCharType="separate"/>
+                      </w:r>
+                      <w:r>
+                        <w:rPr/>
+                        <w:t>21</w:t>
+                      </w:r>
+                      <w:r>
+                        <w:rPr/>
+                        <w:fldChar w:fldCharType="end"/>
+                      </w:r>
+                      <w:r>
+                        <w:rPr/>
+                        <w:t>: Снимок состояния - ОС Windows + МойОфис</w:t>
+                      </w:r>
+                    </w:p>
+                  </w:txbxContent>
+                </v:textbox>
+                <w10:wrap type="square" side="largest"/>
+              </v:rect>
+            </w:pict>
+          </mc:Fallback>
+        </mc:AlternateContent>
+      </w:r>
+    </w:p>
+    <w:p>
+      <w:pPr>
+        <w:pStyle w:val="BodyText"/>
+        <w:numPr>
+          <w:ilvl w:val="0"/>
+          <w:numId w:val="0"/>
+        </w:numPr>
+        <w:ind w:hanging="0" w:left="720"/>
+        <w:rPr/>
+      </w:pPr>
+      <w:r>
+        <w:rPr/>
+      </w:r>
+      <w:r>
+        <w:br w:type="page"/>
+      </w:r>
+      <w:r>
+        <mc:AlternateContent>
+          <mc:Choice Requires="wps">
+            <w:drawing>
+              <wp:anchor behindDoc="0" distT="0" distB="0" distL="0" distR="0" simplePos="0" locked="0" layoutInCell="0" allowOverlap="1" relativeHeight="50">
+                <wp:simplePos x="0" y="0"/>
+                <wp:positionH relativeFrom="column">
+                  <wp:align>center</wp:align>
+                </wp:positionH>
+                <wp:positionV relativeFrom="paragraph">
+                  <wp:posOffset>635</wp:posOffset>
+                </wp:positionV>
+                <wp:extent cx="5267325" cy="3255010"/>
+                <wp:effectExtent l="0" t="0" r="0" b="0"/>
+                <wp:wrapSquare wrapText="largest"/>
+                <wp:docPr id="67" name="Врезка25"/>
+                <a:graphic xmlns:a="http://schemas.openxmlformats.org/drawingml/2006/main">
+                  <a:graphicData uri="http://schemas.microsoft.com/office/word/2010/wordprocessingShape">
+                    <wps:wsp>
+                      <wps:cNvSpPr txBox="1"/>
+                      <wps:spPr>
+                        <a:xfrm>
+                          <a:off x="0" y="0"/>
+                          <a:ext cx="5267325" cy="3255010"/>
+                        </a:xfrm>
+                        <a:prstGeom prst="rect"/>
+                        <a:solidFill>
+                          <a:srgbClr val="FFFFFF"/>
+                        </a:solidFill>
+                      </wps:spPr>
+                      <wps:txbx>
+                        <w:txbxContent>
+                          <w:p>
+                            <w:pPr>
+                              <w:pStyle w:val="Style18"/>
+                              <w:spacing w:before="120" w:after="120"/>
+                              <w:rPr/>
+                            </w:pPr>
+                            <w:r>
+                              <w:rPr/>
+                              <w:drawing>
+                                <wp:inline distT="0" distB="0" distL="0" distR="0">
+                                  <wp:extent cx="5711825" cy="3040380"/>
+                                  <wp:effectExtent l="0" t="0" r="0" b="0"/>
+                                  <wp:docPr id="68" name="Изображение22" descr=""/>
+                                  <wp:cNvGraphicFramePr>
+                                    <a:graphicFrameLocks xmlns:a="http://schemas.openxmlformats.org/drawingml/2006/main" noChangeAspect="1"/>
+                                  </wp:cNvGraphicFramePr>
+                                  <a:graphic xmlns:a="http://schemas.openxmlformats.org/drawingml/2006/main">
+                                    <a:graphicData uri="http://schemas.openxmlformats.org/drawingml/2006/picture">
+                                      <pic:pic xmlns:pic="http://schemas.openxmlformats.org/drawingml/2006/picture">
+                                        <pic:nvPicPr>
+                                          <pic:cNvPr id="68" name="Изображение22" descr=""/>
+                                          <pic:cNvPicPr>
+                                            <a:picLocks noChangeAspect="1" noChangeArrowheads="1"/>
+                                          </pic:cNvPicPr>
+                                        </pic:nvPicPr>
+                                        <pic:blipFill>
+                                          <a:blip r:embed="rId44"/>
+                                          <a:stretch>
+                                            <a:fillRect/>
+                                          </a:stretch>
+                                        </pic:blipFill>
+                                        <pic:spPr bwMode="auto">
+                                          <a:xfrm>
+                                            <a:off x="0" y="0"/>
+                                            <a:ext cx="5711825" cy="3040380"/>
+                                          </a:xfrm>
+                                          <a:prstGeom prst="rect">
+                                            <a:avLst/>
+                                          </a:prstGeom>
+                                        </pic:spPr>
+                                      </pic:pic>
+                                    </a:graphicData>
+                                  </a:graphic>
+                                </wp:inline>
+                              </w:drawing>
+                              <w:t xml:space="preserve">Рисунок </w:t>
+                            </w:r>
+                            <w:r>
+                              <w:rPr/>
+                              <w:fldChar w:fldCharType="begin"/>
+                            </w:r>
+                            <w:r>
+                              <w:rPr/>
+                              <w:instrText xml:space="preserve"> SEQ Рисунок \* ARABIC </w:instrText>
+                            </w:r>
+                            <w:r>
+                              <w:rPr/>
+                              <w:fldChar w:fldCharType="separate"/>
+                            </w:r>
+                            <w:r>
+                              <w:rPr/>
+                              <w:t>22</w:t>
+                            </w:r>
+                            <w:r>
+                              <w:rPr/>
+                              <w:fldChar w:fldCharType="end"/>
+                            </w:r>
+                            <w:r>
+                              <w:rPr/>
+                              <w:t>: Восстановление состояния ОС Windows + FireFox</w:t>
+                            </w:r>
+                          </w:p>
+                        </w:txbxContent>
+                      </wps:txbx>
+                      <wps:bodyPr anchor="t" lIns="0" tIns="0" rIns="0" bIns="0">
+                        <a:noAutofit/>
+                      </wps:bodyPr>
+                    </wps:wsp>
+                  </a:graphicData>
+                </a:graphic>
+              </wp:anchor>
+            </w:drawing>
+          </mc:Choice>
+          <mc:Fallback>
+            <w:pict>
+              <v:rect style="position:absolute;rotation:-0;width:414.75pt;height:256.3pt;mso-wrap-distance-left:0pt;mso-wrap-distance-right:0pt;mso-wrap-distance-top:0pt;mso-wrap-distance-bottom:0pt;margin-top:0pt;mso-position-vertical:top;mso-position-vertical-relative:text;margin-left:26.5pt;mso-position-horizontal:center;mso-position-horizontal-relative:text">
+                <v:textbox inset="0in,0in,0in,0in">
+                  <w:txbxContent>
+                    <w:p>
+                      <w:pPr>
+                        <w:pStyle w:val="Style18"/>
+                        <w:spacing w:before="120" w:after="120"/>
+                        <w:rPr/>
+                      </w:pPr>
+                      <w:r>
+                        <w:rPr/>
+                        <w:drawing>
+                          <wp:inline distT="0" distB="0" distL="0" distR="0">
+                            <wp:extent cx="5711825" cy="3040380"/>
+                            <wp:effectExtent l="0" t="0" r="0" b="0"/>
+                            <wp:docPr id="69" name="Изображение22" descr=""/>
+                            <wp:cNvGraphicFramePr>
+                              <a:graphicFrameLocks xmlns:a="http://schemas.openxmlformats.org/drawingml/2006/main" noChangeAspect="1"/>
+                            </wp:cNvGraphicFramePr>
+                            <a:graphic xmlns:a="http://schemas.openxmlformats.org/drawingml/2006/main">
+                              <a:graphicData uri="http://schemas.openxmlformats.org/drawingml/2006/picture">
+                                <pic:pic xmlns:pic="http://schemas.openxmlformats.org/drawingml/2006/picture">
+                                  <pic:nvPicPr>
+                                    <pic:cNvPr id="69" name="Изображение22" descr=""/>
+                                    <pic:cNvPicPr>
+                                      <a:picLocks noChangeAspect="1" noChangeArrowheads="1"/>
+                                    </pic:cNvPicPr>
+                                  </pic:nvPicPr>
+                                  <pic:blipFill>
+                                    <a:blip r:embed="rId45"/>
+                                    <a:stretch>
+                                      <a:fillRect/>
+                                    </a:stretch>
+                                  </pic:blipFill>
+                                  <pic:spPr bwMode="auto">
+                                    <a:xfrm>
+                                      <a:off x="0" y="0"/>
+                                      <a:ext cx="5711825" cy="3040380"/>
+                                    </a:xfrm>
+                                    <a:prstGeom prst="rect">
+                                      <a:avLst/>
+                                    </a:prstGeom>
+                                  </pic:spPr>
+                                </pic:pic>
+                              </a:graphicData>
+                            </a:graphic>
+                          </wp:inline>
+                        </w:drawing>
+                        <w:t xml:space="preserve">Рисунок </w:t>
+                      </w:r>
+                      <w:r>
+                        <w:rPr/>
+                        <w:fldChar w:fldCharType="begin"/>
+                      </w:r>
+                      <w:r>
+                        <w:rPr/>
+                        <w:instrText xml:space="preserve"> SEQ Рисунок \* ARABIC </w:instrText>
+                      </w:r>
+                      <w:r>
+                        <w:rPr/>
+                        <w:fldChar w:fldCharType="separate"/>
+                      </w:r>
+                      <w:r>
+                        <w:rPr/>
+                        <w:t>22</w:t>
+                      </w:r>
+                      <w:r>
+                        <w:rPr/>
+                        <w:fldChar w:fldCharType="end"/>
+                      </w:r>
+                      <w:r>
+                        <w:rPr/>
+                        <w:t>: Восстановление состояния ОС Windows + FireFox</w:t>
+                      </w:r>
+                    </w:p>
+                  </w:txbxContent>
+                </v:textbox>
+                <w10:wrap type="square" side="largest"/>
+              </v:rect>
+            </w:pict>
+          </mc:Fallback>
+        </mc:AlternateContent>
+      </w:r>
+    </w:p>
+    <w:p>
+      <w:pPr>
+        <w:pStyle w:val="Heading2"/>
+        <w:numPr>
+          <w:ilvl w:val="0"/>
+          <w:numId w:val="0"/>
+        </w:numPr>
+        <w:ind w:firstLine="709"/>
+        <w:rPr/>
+      </w:pPr>
+      <w:bookmarkStart w:id="6" w:name="__RefHeading___Toc284_1261312235"/>
+      <w:bookmarkEnd w:id="6"/>
+      <w:r>
+        <w:rPr/>
+        <w:t>Создание общей папки и буфер обмена</w:t>
+      </w:r>
+    </w:p>
+    <w:p>
+      <w:pPr>
+        <w:pStyle w:val="BodyText"/>
+        <w:numPr>
+          <w:ilvl w:val="0"/>
+          <w:numId w:val="7"/>
+        </w:numPr>
+        <w:rPr>
+          <w:lang w:val="ru-RU"/>
+        </w:rPr>
+      </w:pPr>
+      <w:r>
+        <w:rPr>
+          <w:lang w:val="ru-RU"/>
+        </w:rPr>
+        <w:t xml:space="preserve">Подключаем общую папку </w:t>
+      </w:r>
+      <w:r>
+        <w:rPr>
+          <w:lang w:val="en-US"/>
+        </w:rPr>
+        <w:t xml:space="preserve">Public </w:t>
+      </w:r>
+      <w:r>
+        <w:rPr>
+          <w:lang w:val="ru-RU"/>
+        </w:rPr>
+        <w:t>к гостевым ОС.</w:t>
+      </w:r>
+    </w:p>
+    <w:p>
+      <w:pPr>
+        <w:pStyle w:val="BodyText"/>
+        <w:numPr>
+          <w:ilvl w:val="0"/>
+          <w:numId w:val="7"/>
+        </w:numPr>
+        <w:rPr>
+          <w:lang w:val="ru-RU"/>
+        </w:rPr>
+      </w:pPr>
+      <w:r>
+        <w:rPr>
+          <w:lang w:val="ru-RU"/>
+        </w:rPr>
+        <w:t xml:space="preserve">Устанавливаем двунаправленный режим для буфера обмена и </w:t>
+      </w:r>
+      <w:r>
+        <w:rPr>
+          <w:lang w:val="en-US"/>
+        </w:rPr>
+        <w:t>Drag-and-Drop.</w:t>
+      </w:r>
+      <w:r>
+        <mc:AlternateContent>
+          <mc:Choice Requires="wps">
+            <w:drawing>
+              <wp:anchor behindDoc="0" distT="0" distB="0" distL="0" distR="0" simplePos="0" locked="0" layoutInCell="0" allowOverlap="1" relativeHeight="52">
+                <wp:simplePos x="0" y="0"/>
+                <wp:positionH relativeFrom="column">
+                  <wp:posOffset>539750</wp:posOffset>
+                </wp:positionH>
+                <wp:positionV relativeFrom="paragraph">
+                  <wp:posOffset>-131445</wp:posOffset>
+                </wp:positionV>
+                <wp:extent cx="4927600" cy="3200400"/>
+                <wp:effectExtent l="0" t="0" r="0" b="0"/>
+                <wp:wrapTopAndBottom/>
+                <wp:docPr id="70" name="Врезка26"/>
+                <a:graphic xmlns:a="http://schemas.openxmlformats.org/drawingml/2006/main">
+                  <a:graphicData uri="http://schemas.microsoft.com/office/word/2010/wordprocessingShape">
+                    <wps:wsp>
+                      <wps:cNvSpPr txBox="1"/>
+                      <wps:spPr>
+                        <a:xfrm>
+                          <a:off x="0" y="0"/>
+                          <a:ext cx="4927600" cy="3200400"/>
+                        </a:xfrm>
+                        <a:prstGeom prst="rect"/>
+                        <a:solidFill>
+                          <a:srgbClr val="FFFFFF"/>
+                        </a:solidFill>
+                      </wps:spPr>
+                      <wps:txbx>
+                        <w:txbxContent>
+                          <w:p>
+                            <w:pPr>
+                              <w:pStyle w:val="Style18"/>
+                              <w:spacing w:before="120" w:after="120"/>
+                              <w:rPr/>
+                            </w:pPr>
+                            <w:r>
+                              <w:rPr/>
+                              <w:drawing>
+                                <wp:inline distT="0" distB="0" distL="0" distR="0">
+                                  <wp:extent cx="5711825" cy="3277870"/>
+                                  <wp:effectExtent l="0" t="0" r="0" b="0"/>
+                                  <wp:docPr id="71" name="Изображение23" descr=""/>
+                                  <wp:cNvGraphicFramePr>
+                                    <a:graphicFrameLocks xmlns:a="http://schemas.openxmlformats.org/drawingml/2006/main" noChangeAspect="1"/>
+                                  </wp:cNvGraphicFramePr>
+                                  <a:graphic xmlns:a="http://schemas.openxmlformats.org/drawingml/2006/main">
+                                    <a:graphicData uri="http://schemas.openxmlformats.org/drawingml/2006/picture">
+                                      <pic:pic xmlns:pic="http://schemas.openxmlformats.org/drawingml/2006/picture">
+                                        <pic:nvPicPr>
+                                          <pic:cNvPr id="71" name="Изображение23" descr=""/>
+                                          <pic:cNvPicPr>
+                                            <a:picLocks noChangeAspect="1" noChangeArrowheads="1"/>
+                                          </pic:cNvPicPr>
+                                        </pic:nvPicPr>
+                                        <pic:blipFill>
+                                          <a:blip r:embed="rId46"/>
+                                          <a:stretch>
+                                            <a:fillRect/>
+                                          </a:stretch>
+                                        </pic:blipFill>
+                                        <pic:spPr bwMode="auto">
+                                          <a:xfrm>
+                                            <a:off x="0" y="0"/>
+                                            <a:ext cx="5711825" cy="3277870"/>
+                                          </a:xfrm>
+                                          <a:prstGeom prst="rect">
+                                            <a:avLst/>
+                                          </a:prstGeom>
+                                        </pic:spPr>
+                                      </pic:pic>
+                                    </a:graphicData>
+                                  </a:graphic>
+                                </wp:inline>
+                              </w:drawing>
+                              <w:t xml:space="preserve">Рисунок </w:t>
+                            </w:r>
+                            <w:r>
+                              <w:rPr/>
+                              <w:fldChar w:fldCharType="begin"/>
+                            </w:r>
+                            <w:r>
+                              <w:rPr/>
+                              <w:instrText xml:space="preserve"> SEQ Рисунок \* ARABIC </w:instrText>
+                            </w:r>
+                            <w:r>
+                              <w:rPr/>
+                              <w:fldChar w:fldCharType="separate"/>
+                            </w:r>
+                            <w:r>
+                              <w:rPr/>
+                              <w:t>23</w:t>
+                            </w:r>
+                            <w:r>
+                              <w:rPr/>
+                              <w:fldChar w:fldCharType="end"/>
+                            </w:r>
+                            <w:r>
+                              <w:rPr/>
+                              <w:t>: Подключение общей папки</w:t>
+                            </w:r>
+                          </w:p>
+                        </w:txbxContent>
+                      </wps:txbx>
+                      <wps:bodyPr anchor="t" lIns="0" tIns="0" rIns="0" bIns="0">
+                        <a:noAutofit/>
+                      </wps:bodyPr>
+                    </wps:wsp>
+                  </a:graphicData>
+                </a:graphic>
+              </wp:anchor>
+            </w:drawing>
+          </mc:Choice>
+          <mc:Fallback>
+            <w:pict>
+              <v:rect style="position:absolute;rotation:-0;width:388pt;height:252pt;mso-wrap-distance-left:0pt;mso-wrap-distance-right:0pt;mso-wrap-distance-top:0pt;mso-wrap-distance-bottom:0pt;margin-top:-10.35pt;mso-position-vertical-relative:text;margin-left:42.5pt;mso-position-horizontal-relative:text">
+                <v:textbox inset="0in,0in,0in,0in">
+                  <w:txbxContent>
+                    <w:p>
+                      <w:pPr>
+                        <w:pStyle w:val="Style18"/>
+                        <w:spacing w:before="120" w:after="120"/>
+                        <w:rPr/>
+                      </w:pPr>
+                      <w:r>
+                        <w:rPr/>
+                        <w:drawing>
+                          <wp:inline distT="0" distB="0" distL="0" distR="0">
+                            <wp:extent cx="5711825" cy="3277870"/>
+                            <wp:effectExtent l="0" t="0" r="0" b="0"/>
+                            <wp:docPr id="72" name="Изображение23" descr=""/>
+                            <wp:cNvGraphicFramePr>
+                              <a:graphicFrameLocks xmlns:a="http://schemas.openxmlformats.org/drawingml/2006/main" noChangeAspect="1"/>
+                            </wp:cNvGraphicFramePr>
+                            <a:graphic xmlns:a="http://schemas.openxmlformats.org/drawingml/2006/main">
+                              <a:graphicData uri="http://schemas.openxmlformats.org/drawingml/2006/picture">
+                                <pic:pic xmlns:pic="http://schemas.openxmlformats.org/drawingml/2006/picture">
+                                  <pic:nvPicPr>
+                                    <pic:cNvPr id="72" name="Изображение23" descr=""/>
+                                    <pic:cNvPicPr>
+                                      <a:picLocks noChangeAspect="1" noChangeArrowheads="1"/>
+                                    </pic:cNvPicPr>
+                                  </pic:nvPicPr>
+                                  <pic:blipFill>
+                                    <a:blip r:embed="rId47"/>
+                                    <a:stretch>
+                                      <a:fillRect/>
+                                    </a:stretch>
+                                  </pic:blipFill>
+                                  <pic:spPr bwMode="auto">
+                                    <a:xfrm>
+                                      <a:off x="0" y="0"/>
+                                      <a:ext cx="5711825" cy="3277870"/>
+                                    </a:xfrm>
+                                    <a:prstGeom prst="rect">
+                                      <a:avLst/>
+                                    </a:prstGeom>
+                                  </pic:spPr>
+                                </pic:pic>
+                              </a:graphicData>
+                            </a:graphic>
+                          </wp:inline>
+                        </w:drawing>
+                        <w:t xml:space="preserve">Рисунок </w:t>
+                      </w:r>
+                      <w:r>
+                        <w:rPr/>
+                        <w:fldChar w:fldCharType="begin"/>
+                      </w:r>
+                      <w:r>
+                        <w:rPr/>
+                        <w:instrText xml:space="preserve"> SEQ Рисунок \* ARABIC </w:instrText>
+                      </w:r>
+                      <w:r>
+                        <w:rPr/>
+                        <w:fldChar w:fldCharType="separate"/>
+                      </w:r>
+                      <w:r>
+                        <w:rPr/>
+                        <w:t>23</w:t>
+                      </w:r>
+                      <w:r>
+                        <w:rPr/>
+                        <w:fldChar w:fldCharType="end"/>
+                      </w:r>
+                      <w:r>
+                        <w:rPr/>
+                        <w:t>: Подключение общей папки</w:t>
+                      </w:r>
+                    </w:p>
+                  </w:txbxContent>
+                </v:textbox>
+                <w10:wrap type="topAndBottom"/>
+              </v:rect>
+            </w:pict>
+          </mc:Fallback>
+        </mc:AlternateContent>
+      </w:r>
+    </w:p>
+    <w:p>
+      <w:pPr>
+        <w:pStyle w:val="BodyText"/>
+        <w:widowControl/>
+        <w:numPr>
+          <w:ilvl w:val="0"/>
+          <w:numId w:val="0"/>
+        </w:numPr>
+        <w:suppressAutoHyphens w:val="true"/>
+        <w:spacing w:lineRule="auto" w:line="360"/>
+        <w:ind w:firstLine="709"/>
+        <w:jc w:val="both"/>
+        <w:rPr/>
+      </w:pPr>
+      <w:r>
+        <w:rPr/>
+      </w:r>
+      <w:r>
+        <w:br w:type="page"/>
+      </w:r>
+      <w:r>
+        <mc:AlternateContent>
+          <mc:Choice Requires="wps">
+            <w:drawing>
+              <wp:anchor behindDoc="0" distT="0" distB="0" distL="0" distR="0" simplePos="0" locked="0" layoutInCell="0" allowOverlap="1" relativeHeight="54">
+                <wp:simplePos x="0" y="0"/>
+                <wp:positionH relativeFrom="column">
+                  <wp:align>center</wp:align>
+                </wp:positionH>
+                <wp:positionV relativeFrom="paragraph">
+                  <wp:posOffset>-96520</wp:posOffset>
+                </wp:positionV>
+                <wp:extent cx="4674870" cy="3064510"/>
+                <wp:effectExtent l="0" t="0" r="0" b="0"/>
+                <wp:wrapSquare wrapText="largest"/>
+                <wp:docPr id="73" name="Врезка27"/>
+                <a:graphic xmlns:a="http://schemas.openxmlformats.org/drawingml/2006/main">
+                  <a:graphicData uri="http://schemas.microsoft.com/office/word/2010/wordprocessingShape">
+                    <wps:wsp>
+                      <wps:cNvSpPr txBox="1"/>
+                      <wps:spPr>
+                        <a:xfrm>
+                          <a:off x="0" y="0"/>
+                          <a:ext cx="4674870" cy="3064510"/>
+                        </a:xfrm>
+                        <a:prstGeom prst="rect"/>
+                        <a:solidFill>
+                          <a:srgbClr val="FFFFFF"/>
+                        </a:solidFill>
+                      </wps:spPr>
+                      <wps:txbx>
+                        <w:txbxContent>
+                          <w:p>
+                            <w:pPr>
+                              <w:pStyle w:val="Style18"/>
+                              <w:spacing w:before="120" w:after="120"/>
+                              <w:rPr/>
+                            </w:pPr>
+                            <w:r>
+                              <w:rPr/>
+                              <w:drawing>
+                                <wp:inline distT="0" distB="0" distL="0" distR="0">
+                                  <wp:extent cx="5711825" cy="3289300"/>
+                                  <wp:effectExtent l="0" t="0" r="0" b="0"/>
+                                  <wp:docPr id="74" name="Изображение24" descr=""/>
+                                  <wp:cNvGraphicFramePr>
+                                    <a:graphicFrameLocks xmlns:a="http://schemas.openxmlformats.org/drawingml/2006/main" noChangeAspect="1"/>
+                                  </wp:cNvGraphicFramePr>
+                                  <a:graphic xmlns:a="http://schemas.openxmlformats.org/drawingml/2006/main">
+                                    <a:graphicData uri="http://schemas.openxmlformats.org/drawingml/2006/picture">
+                                      <pic:pic xmlns:pic="http://schemas.openxmlformats.org/drawingml/2006/picture">
+                                        <pic:nvPicPr>
+                                          <pic:cNvPr id="74" name="Изображение24" descr=""/>
+                                          <pic:cNvPicPr>
+                                            <a:picLocks noChangeAspect="1" noChangeArrowheads="1"/>
+                                          </pic:cNvPicPr>
+                                        </pic:nvPicPr>
+                                        <pic:blipFill>
+                                          <a:blip r:embed="rId48"/>
+                                          <a:stretch>
+                                            <a:fillRect/>
+                                          </a:stretch>
+                                        </pic:blipFill>
+                                        <pic:spPr bwMode="auto">
+                                          <a:xfrm>
+                                            <a:off x="0" y="0"/>
+                                            <a:ext cx="5711825" cy="3289300"/>
+                                          </a:xfrm>
+                                          <a:prstGeom prst="rect">
+                                            <a:avLst/>
+                                          </a:prstGeom>
+                                        </pic:spPr>
+                                      </pic:pic>
+                                    </a:graphicData>
+                                  </a:graphic>
+                                </wp:inline>
+                              </w:drawing>
+                              <w:t xml:space="preserve">Рисунок </w:t>
+                            </w:r>
+                            <w:r>
+                              <w:rPr/>
+                              <w:fldChar w:fldCharType="begin"/>
+                            </w:r>
+                            <w:r>
+                              <w:rPr/>
+                              <w:instrText xml:space="preserve"> SEQ Рисунок \* ARABIC </w:instrText>
+                            </w:r>
+                            <w:r>
+                              <w:rPr/>
+                              <w:fldChar w:fldCharType="separate"/>
+                            </w:r>
+                            <w:r>
+                              <w:rPr/>
+                              <w:t>24</w:t>
+                            </w:r>
+                            <w:r>
+                              <w:rPr/>
+                              <w:fldChar w:fldCharType="end"/>
+                            </w:r>
+                            <w:r>
+                              <w:rPr/>
+                              <w:t>: Настройка Буфера и Drag-and-Drop</w:t>
+                            </w:r>
+                          </w:p>
+                        </w:txbxContent>
+                      </wps:txbx>
+                      <wps:bodyPr anchor="t" lIns="0" tIns="0" rIns="0" bIns="0">
+                        <a:noAutofit/>
+                      </wps:bodyPr>
+                    </wps:wsp>
+                  </a:graphicData>
+                </a:graphic>
+              </wp:anchor>
+            </w:drawing>
+          </mc:Choice>
+          <mc:Fallback>
+            <w:pict>
+              <v:rect style="position:absolute;rotation:-0;width:368.1pt;height:241.3pt;mso-wrap-distance-left:0pt;mso-wrap-distance-right:0pt;mso-wrap-distance-top:0pt;mso-wrap-distance-bottom:0pt;margin-top:-7.6pt;mso-position-vertical-relative:text;margin-left:49.8pt;mso-position-horizontal:center;mso-position-horizontal-relative:text">
+                <v:textbox inset="0in,0in,0in,0in">
+                  <w:txbxContent>
+                    <w:p>
+                      <w:pPr>
+                        <w:pStyle w:val="Style18"/>
+                        <w:spacing w:before="120" w:after="120"/>
+                        <w:rPr/>
+                      </w:pPr>
+                      <w:r>
+                        <w:rPr/>
+                        <w:drawing>
+                          <wp:inline distT="0" distB="0" distL="0" distR="0">
+                            <wp:extent cx="5711825" cy="3289300"/>
+                            <wp:effectExtent l="0" t="0" r="0" b="0"/>
+                            <wp:docPr id="75" name="Изображение24" descr=""/>
+                            <wp:cNvGraphicFramePr>
+                              <a:graphicFrameLocks xmlns:a="http://schemas.openxmlformats.org/drawingml/2006/main" noChangeAspect="1"/>
+                            </wp:cNvGraphicFramePr>
+                            <a:graphic xmlns:a="http://schemas.openxmlformats.org/drawingml/2006/main">
+                              <a:graphicData uri="http://schemas.openxmlformats.org/drawingml/2006/picture">
+                                <pic:pic xmlns:pic="http://schemas.openxmlformats.org/drawingml/2006/picture">
+                                  <pic:nvPicPr>
+                                    <pic:cNvPr id="75" name="Изображение24" descr=""/>
+                                    <pic:cNvPicPr>
+                                      <a:picLocks noChangeAspect="1" noChangeArrowheads="1"/>
+                                    </pic:cNvPicPr>
+                                  </pic:nvPicPr>
+                                  <pic:blipFill>
+                                    <a:blip r:embed="rId49"/>
+                                    <a:stretch>
+                                      <a:fillRect/>
+                                    </a:stretch>
+                                  </pic:blipFill>
+                                  <pic:spPr bwMode="auto">
+                                    <a:xfrm>
+                                      <a:off x="0" y="0"/>
+                                      <a:ext cx="5711825" cy="3289300"/>
+                                    </a:xfrm>
+                                    <a:prstGeom prst="rect">
+                                      <a:avLst/>
+                                    </a:prstGeom>
+                                  </pic:spPr>
+                                </pic:pic>
+                              </a:graphicData>
+                            </a:graphic>
+                          </wp:inline>
+                        </w:drawing>
+                        <w:t xml:space="preserve">Рисунок </w:t>
+                      </w:r>
+                      <w:r>
+                        <w:rPr/>
+                        <w:fldChar w:fldCharType="begin"/>
+                      </w:r>
+                      <w:r>
+                        <w:rPr/>
+                        <w:instrText xml:space="preserve"> SEQ Рисунок \* ARABIC </w:instrText>
+                      </w:r>
+                      <w:r>
+                        <w:rPr/>
+                        <w:fldChar w:fldCharType="separate"/>
+                      </w:r>
+                      <w:r>
+                        <w:rPr/>
+                        <w:t>24</w:t>
+                      </w:r>
+                      <w:r>
+                        <w:rPr/>
+                        <w:fldChar w:fldCharType="end"/>
+                      </w:r>
+                      <w:r>
+                        <w:rPr/>
+                        <w:t>: Настройка Буфера и Drag-and-Drop</w:t>
+                      </w:r>
+                    </w:p>
+                  </w:txbxContent>
+                </v:textbox>
+                <w10:wrap type="square" side="largest"/>
+              </v:rect>
+            </w:pict>
+          </mc:Fallback>
+        </mc:AlternateContent>
+      </w:r>
+    </w:p>
+    <w:p>
+      <w:pPr>
+        <w:pStyle w:val="Heading2"/>
+        <w:numPr>
+          <w:ilvl w:val="0"/>
+          <w:numId w:val="0"/>
+        </w:numPr>
+        <w:ind w:firstLine="709"/>
+        <w:rPr/>
+      </w:pPr>
+      <w:bookmarkStart w:id="7" w:name="__RefHeading___Toc286_1261312235"/>
+      <w:bookmarkEnd w:id="7"/>
+      <w:r>
+        <w:rPr/>
+        <w:t>Командная строка</w:t>
+      </w:r>
+    </w:p>
+    <w:p>
+      <w:pPr>
+        <w:pStyle w:val="BodyText"/>
+        <w:numPr>
+          <w:ilvl w:val="0"/>
+          <w:numId w:val="8"/>
+        </w:numPr>
+        <w:rPr>
+          <w:lang w:val="ru-RU"/>
+        </w:rPr>
+      </w:pPr>
+      <w:r>
+        <w:rPr>
+          <w:lang w:val="ru-RU"/>
+        </w:rPr>
+        <w:t>Просмотр списка машин через терминал.</w:t>
+      </w:r>
+    </w:p>
+    <w:p>
+      <w:pPr>
+        <w:pStyle w:val="BodyText"/>
+        <w:numPr>
+          <w:ilvl w:val="0"/>
+          <w:numId w:val="0"/>
+        </w:numPr>
+        <w:ind w:hanging="0" w:left="720"/>
+        <w:rPr>
+          <w:lang w:val="ru-RU"/>
+        </w:rPr>
+      </w:pPr>
+      <w:r>
+        <w:rPr>
+          <w:lang w:val="ru-RU"/>
+        </w:rPr>
+      </w:r>
+      <w:r>
+        <mc:AlternateContent>
+          <mc:Choice Requires="wps">
+            <w:drawing>
+              <wp:anchor behindDoc="0" distT="0" distB="0" distL="0" distR="0" simplePos="0" locked="0" layoutInCell="0" allowOverlap="1" relativeHeight="56">
+                <wp:simplePos x="0" y="0"/>
+                <wp:positionH relativeFrom="column">
+                  <wp:align>center</wp:align>
+                </wp:positionH>
+                <wp:positionV relativeFrom="paragraph">
+                  <wp:posOffset>635</wp:posOffset>
+                </wp:positionV>
+                <wp:extent cx="5711825" cy="1487170"/>
+                <wp:effectExtent l="0" t="0" r="0" b="0"/>
+                <wp:wrapSquare wrapText="largest"/>
+                <wp:docPr id="76" name="Врезка28"/>
+                <a:graphic xmlns:a="http://schemas.openxmlformats.org/drawingml/2006/main">
+                  <a:graphicData uri="http://schemas.microsoft.com/office/word/2010/wordprocessingShape">
+                    <wps:wsp>
+                      <wps:cNvSpPr txBox="1"/>
+                      <wps:spPr>
+                        <a:xfrm>
+                          <a:off x="0" y="0"/>
+                          <a:ext cx="5711825" cy="1487170"/>
+                        </a:xfrm>
+                        <a:prstGeom prst="rect"/>
+                        <a:solidFill>
+                          <a:srgbClr val="FFFFFF"/>
+                        </a:solidFill>
+                      </wps:spPr>
+                      <wps:txbx>
+                        <w:txbxContent>
+                          <w:p>
+                            <w:pPr>
+                              <w:pStyle w:val="Style18"/>
+                              <w:spacing w:before="120" w:after="120"/>
+                              <w:rPr/>
+                            </w:pPr>
+                            <w:r>
+                              <w:rPr/>
+                              <w:drawing>
+                                <wp:inline distT="0" distB="0" distL="0" distR="0">
+                                  <wp:extent cx="5711825" cy="1114425"/>
+                                  <wp:effectExtent l="0" t="0" r="0" b="0"/>
+                                  <wp:docPr id="77" name="Изображение25" descr=""/>
+                                  <wp:cNvGraphicFramePr>
+                                    <a:graphicFrameLocks xmlns:a="http://schemas.openxmlformats.org/drawingml/2006/main" noChangeAspect="1"/>
+                                  </wp:cNvGraphicFramePr>
+                                  <a:graphic xmlns:a="http://schemas.openxmlformats.org/drawingml/2006/main">
+                                    <a:graphicData uri="http://schemas.openxmlformats.org/drawingml/2006/picture">
+                                      <pic:pic xmlns:pic="http://schemas.openxmlformats.org/drawingml/2006/picture">
+                                        <pic:nvPicPr>
+                                          <pic:cNvPr id="77" name="Изображение25" descr=""/>
+                                          <pic:cNvPicPr>
+                                            <a:picLocks noChangeAspect="1" noChangeArrowheads="1"/>
+                                          </pic:cNvPicPr>
+                                        </pic:nvPicPr>
+                                        <pic:blipFill>
+                                          <a:blip r:embed="rId50"/>
+                                          <a:stretch>
+                                            <a:fillRect/>
+                                          </a:stretch>
+                                        </pic:blipFill>
+                                        <pic:spPr bwMode="auto">
+                                          <a:xfrm>
+                                            <a:off x="0" y="0"/>
+                                            <a:ext cx="5711825" cy="1114425"/>
+                                          </a:xfrm>
+                                          <a:prstGeom prst="rect">
+                                            <a:avLst/>
+                                          </a:prstGeom>
+                                        </pic:spPr>
+                                      </pic:pic>
+                                    </a:graphicData>
+                                  </a:graphic>
+                                </wp:inline>
+                              </w:drawing>
+                              <w:t xml:space="preserve">Рисунок </w:t>
+                            </w:r>
+                            <w:r>
+                              <w:rPr/>
+                              <w:fldChar w:fldCharType="begin"/>
+                            </w:r>
+                            <w:r>
+                              <w:rPr/>
+                              <w:instrText xml:space="preserve"> SEQ Рисунок \* ARABIC </w:instrText>
+                            </w:r>
+                            <w:r>
+                              <w:rPr/>
+                              <w:fldChar w:fldCharType="separate"/>
+                            </w:r>
+                            <w:r>
+                              <w:rPr/>
+                              <w:t>25</w:t>
+                            </w:r>
+                            <w:r>
+                              <w:rPr/>
+                              <w:fldChar w:fldCharType="end"/>
+                            </w:r>
+                            <w:r>
+                              <w:rPr/>
+                              <w:t>: Просмотр списка машин</w:t>
+                            </w:r>
+                          </w:p>
+                        </w:txbxContent>
+                      </wps:txbx>
+                      <wps:bodyPr anchor="t" lIns="0" tIns="0" rIns="0" bIns="0">
+                        <a:noAutofit/>
+                      </wps:bodyPr>
+                    </wps:wsp>
+                  </a:graphicData>
+                </a:graphic>
+              </wp:anchor>
+            </w:drawing>
+          </mc:Choice>
+          <mc:Fallback>
+            <w:pict>
+              <v:rect style="position:absolute;rotation:-0;width:449.75pt;height:117.1pt;mso-wrap-distance-left:0pt;mso-wrap-distance-right:0pt;mso-wrap-distance-top:0pt;mso-wrap-distance-bottom:0pt;margin-top:0pt;mso-position-vertical:top;mso-position-vertical-relative:text;margin-left:9pt;mso-position-horizontal:center;mso-position-horizontal-relative:text">
+                <v:textbox inset="0in,0in,0in,0in">
+                  <w:txbxContent>
+                    <w:p>
+                      <w:pPr>
+                        <w:pStyle w:val="Style18"/>
+                        <w:spacing w:before="120" w:after="120"/>
+                        <w:rPr/>
+                      </w:pPr>
+                      <w:r>
+                        <w:rPr/>
+                        <w:drawing>
+                          <wp:inline distT="0" distB="0" distL="0" distR="0">
+                            <wp:extent cx="5711825" cy="1114425"/>
+                            <wp:effectExtent l="0" t="0" r="0" b="0"/>
+                            <wp:docPr id="78" name="Изображение25" descr=""/>
+                            <wp:cNvGraphicFramePr>
+                              <a:graphicFrameLocks xmlns:a="http://schemas.openxmlformats.org/drawingml/2006/main" noChangeAspect="1"/>
+                            </wp:cNvGraphicFramePr>
+                            <a:graphic xmlns:a="http://schemas.openxmlformats.org/drawingml/2006/main">
+                              <a:graphicData uri="http://schemas.openxmlformats.org/drawingml/2006/picture">
+                                <pic:pic xmlns:pic="http://schemas.openxmlformats.org/drawingml/2006/picture">
+                                  <pic:nvPicPr>
+                                    <pic:cNvPr id="78" name="Изображение25" descr=""/>
+                                    <pic:cNvPicPr>
+                                      <a:picLocks noChangeAspect="1" noChangeArrowheads="1"/>
+                                    </pic:cNvPicPr>
+                                  </pic:nvPicPr>
+                                  <pic:blipFill>
+                                    <a:blip r:embed="rId51"/>
+                                    <a:stretch>
+                                      <a:fillRect/>
+                                    </a:stretch>
+                                  </pic:blipFill>
+                                  <pic:spPr bwMode="auto">
+                                    <a:xfrm>
+                                      <a:off x="0" y="0"/>
+                                      <a:ext cx="5711825" cy="1114425"/>
+                                    </a:xfrm>
+                                    <a:prstGeom prst="rect">
+                                      <a:avLst/>
+                                    </a:prstGeom>
+                                  </pic:spPr>
+                                </pic:pic>
+                              </a:graphicData>
+                            </a:graphic>
+                          </wp:inline>
+                        </w:drawing>
+                        <w:t xml:space="preserve">Рисунок </w:t>
+                      </w:r>
+                      <w:r>
+                        <w:rPr/>
+                        <w:fldChar w:fldCharType="begin"/>
+                      </w:r>
+                      <w:r>
+                        <w:rPr/>
+                        <w:instrText xml:space="preserve"> SEQ Рисунок \* ARABIC </w:instrText>
+                      </w:r>
+                      <w:r>
+                        <w:rPr/>
+                        <w:fldChar w:fldCharType="separate"/>
+                      </w:r>
+                      <w:r>
+                        <w:rPr/>
+                        <w:t>25</w:t>
+                      </w:r>
+                      <w:r>
+                        <w:rPr/>
+                        <w:fldChar w:fldCharType="end"/>
+                      </w:r>
+                      <w:r>
+                        <w:rPr/>
+                        <w:t>: Просмотр списка машин</w:t>
+                      </w:r>
+                    </w:p>
+                  </w:txbxContent>
+                </v:textbox>
+                <w10:wrap type="square" side="largest"/>
+              </v:rect>
+            </w:pict>
+          </mc:Fallback>
+        </mc:AlternateContent>
+      </w:r>
+    </w:p>
+    <w:p>
+      <w:pPr>
+        <w:pStyle w:val="BodyText"/>
+        <w:numPr>
+          <w:ilvl w:val="0"/>
+          <w:numId w:val="8"/>
+        </w:numPr>
+        <w:rPr>
+          <w:lang w:val="ru-RU"/>
+        </w:rPr>
+      </w:pPr>
+      <w:r>
+        <w:rPr>
+          <w:lang w:val="ru-RU"/>
+        </w:rPr>
+        <w:t>Запуск виртуальной машины через терминал.</w:t>
+      </w:r>
+    </w:p>
+    <w:p>
+      <w:pPr>
+        <w:pStyle w:val="BodyText"/>
+        <w:numPr>
+          <w:ilvl w:val="0"/>
+          <w:numId w:val="0"/>
+        </w:numPr>
+        <w:ind w:hanging="0" w:left="720"/>
+        <w:rPr>
+          <w:lang w:val="ru-RU"/>
+        </w:rPr>
+      </w:pPr>
+      <w:r>
+        <w:rPr>
+          <w:lang w:val="ru-RU"/>
+        </w:rPr>
+      </w:r>
+      <w:r>
+        <mc:AlternateContent>
+          <mc:Choice Requires="wps">
+            <w:drawing>
+              <wp:anchor behindDoc="0" distT="0" distB="0" distL="0" distR="0" simplePos="0" locked="0" layoutInCell="0" allowOverlap="1" relativeHeight="58">
+                <wp:simplePos x="0" y="0"/>
+                <wp:positionH relativeFrom="column">
+                  <wp:align>center</wp:align>
+                </wp:positionH>
+                <wp:positionV relativeFrom="paragraph">
+                  <wp:posOffset>635</wp:posOffset>
+                </wp:positionV>
+                <wp:extent cx="5711825" cy="1693545"/>
+                <wp:effectExtent l="0" t="0" r="0" b="0"/>
+                <wp:wrapSquare wrapText="largest"/>
+                <wp:docPr id="79" name="Врезка29"/>
+                <a:graphic xmlns:a="http://schemas.openxmlformats.org/drawingml/2006/main">
+                  <a:graphicData uri="http://schemas.microsoft.com/office/word/2010/wordprocessingShape">
+                    <wps:wsp>
+                      <wps:cNvSpPr txBox="1"/>
+                      <wps:spPr>
+                        <a:xfrm>
+                          <a:off x="0" y="0"/>
+                          <a:ext cx="5711825" cy="1693545"/>
+                        </a:xfrm>
+                        <a:prstGeom prst="rect"/>
+                        <a:solidFill>
+                          <a:srgbClr val="FFFFFF"/>
+                        </a:solidFill>
+                      </wps:spPr>
+                      <wps:txbx>
+                        <w:txbxContent>
+                          <w:p>
+                            <w:pPr>
+                              <w:pStyle w:val="Style18"/>
+                              <w:spacing w:before="120" w:after="120"/>
+                              <w:rPr/>
+                            </w:pPr>
+                            <w:r>
+                              <w:rPr/>
+                              <w:drawing>
+                                <wp:inline distT="0" distB="0" distL="0" distR="0">
+                                  <wp:extent cx="5711825" cy="1320800"/>
+                                  <wp:effectExtent l="0" t="0" r="0" b="0"/>
+                                  <wp:docPr id="80" name="Изображение26" descr=""/>
+                                  <wp:cNvGraphicFramePr>
+                                    <a:graphicFrameLocks xmlns:a="http://schemas.openxmlformats.org/drawingml/2006/main" noChangeAspect="1"/>
+                                  </wp:cNvGraphicFramePr>
+                                  <a:graphic xmlns:a="http://schemas.openxmlformats.org/drawingml/2006/main">
+                                    <a:graphicData uri="http://schemas.openxmlformats.org/drawingml/2006/picture">
+                                      <pic:pic xmlns:pic="http://schemas.openxmlformats.org/drawingml/2006/picture">
+                                        <pic:nvPicPr>
+                                          <pic:cNvPr id="80" name="Изображение26" descr=""/>
+                                          <pic:cNvPicPr>
+                                            <a:picLocks noChangeAspect="1" noChangeArrowheads="1"/>
+                                          </pic:cNvPicPr>
+                                        </pic:nvPicPr>
+                                        <pic:blipFill>
+                                          <a:blip r:embed="rId52"/>
+                                          <a:stretch>
+                                            <a:fillRect/>
+                                          </a:stretch>
+                                        </pic:blipFill>
+                                        <pic:spPr bwMode="auto">
+                                          <a:xfrm>
+                                            <a:off x="0" y="0"/>
+                                            <a:ext cx="5711825" cy="1320800"/>
+                                          </a:xfrm>
+                                          <a:prstGeom prst="rect">
+                                            <a:avLst/>
+                                          </a:prstGeom>
+                                        </pic:spPr>
+                                      </pic:pic>
+                                    </a:graphicData>
+                                  </a:graphic>
+                                </wp:inline>
+                              </w:drawing>
+                              <w:t xml:space="preserve">Рисунок </w:t>
+                            </w:r>
+                            <w:r>
+                              <w:rPr/>
+                              <w:fldChar w:fldCharType="begin"/>
+                            </w:r>
+                            <w:r>
+                              <w:rPr/>
+                              <w:instrText xml:space="preserve"> SEQ Рисунок \* ARABIC </w:instrText>
+                            </w:r>
+                            <w:r>
+                              <w:rPr/>
+                              <w:fldChar w:fldCharType="separate"/>
+                            </w:r>
+                            <w:r>
+                              <w:rPr/>
+                              <w:t>26</w:t>
+                            </w:r>
+                            <w:r>
+                              <w:rPr/>
+                              <w:fldChar w:fldCharType="end"/>
+                            </w:r>
+                            <w:r>
+                              <w:rPr/>
+                              <w:t>: Запуск виртуальной машины</w:t>
+                            </w:r>
+                          </w:p>
+                        </w:txbxContent>
+                      </wps:txbx>
+                      <wps:bodyPr anchor="t" lIns="0" tIns="0" rIns="0" bIns="0">
+                        <a:noAutofit/>
+                      </wps:bodyPr>
+                    </wps:wsp>
+                  </a:graphicData>
+                </a:graphic>
+              </wp:anchor>
+            </w:drawing>
+          </mc:Choice>
+          <mc:Fallback>
+            <w:pict>
+              <v:rect style="position:absolute;rotation:-0;width:449.75pt;height:133.35pt;mso-wrap-distance-left:0pt;mso-wrap-distance-right:0pt;mso-wrap-distance-top:0pt;mso-wrap-distance-bottom:0pt;margin-top:0pt;mso-position-vertical:top;mso-position-vertical-relative:text;margin-left:9pt;mso-position-horizontal:center;mso-position-horizontal-relative:text">
+                <v:textbox inset="0in,0in,0in,0in">
+                  <w:txbxContent>
+                    <w:p>
+                      <w:pPr>
+                        <w:pStyle w:val="Style18"/>
+                        <w:spacing w:before="120" w:after="120"/>
+                        <w:rPr/>
+                      </w:pPr>
+                      <w:r>
+                        <w:rPr/>
+                        <w:drawing>
+                          <wp:inline distT="0" distB="0" distL="0" distR="0">
+                            <wp:extent cx="5711825" cy="1320800"/>
+                            <wp:effectExtent l="0" t="0" r="0" b="0"/>
+                            <wp:docPr id="81" name="Изображение26" descr=""/>
+                            <wp:cNvGraphicFramePr>
+                              <a:graphicFrameLocks xmlns:a="http://schemas.openxmlformats.org/drawingml/2006/main" noChangeAspect="1"/>
+                            </wp:cNvGraphicFramePr>
+                            <a:graphic xmlns:a="http://schemas.openxmlformats.org/drawingml/2006/main">
+                              <a:graphicData uri="http://schemas.openxmlformats.org/drawingml/2006/picture">
+                                <pic:pic xmlns:pic="http://schemas.openxmlformats.org/drawingml/2006/picture">
+                                  <pic:nvPicPr>
+                                    <pic:cNvPr id="81" name="Изображение26" descr=""/>
+                                    <pic:cNvPicPr>
+                                      <a:picLocks noChangeAspect="1" noChangeArrowheads="1"/>
+                                    </pic:cNvPicPr>
+                                  </pic:nvPicPr>
+                                  <pic:blipFill>
+                                    <a:blip r:embed="rId53"/>
+                                    <a:stretch>
+                                      <a:fillRect/>
+                                    </a:stretch>
+                                  </pic:blipFill>
+                                  <pic:spPr bwMode="auto">
+                                    <a:xfrm>
+                                      <a:off x="0" y="0"/>
+                                      <a:ext cx="5711825" cy="1320800"/>
+                                    </a:xfrm>
+                                    <a:prstGeom prst="rect">
+                                      <a:avLst/>
+                                    </a:prstGeom>
+                                  </pic:spPr>
+                                </pic:pic>
+                              </a:graphicData>
+                            </a:graphic>
+                          </wp:inline>
+                        </w:drawing>
+                        <w:t xml:space="preserve">Рисунок </w:t>
+                      </w:r>
+                      <w:r>
+                        <w:rPr/>
+                        <w:fldChar w:fldCharType="begin"/>
+                      </w:r>
+                      <w:r>
+                        <w:rPr/>
+                        <w:instrText xml:space="preserve"> SEQ Рисунок \* ARABIC </w:instrText>
+                      </w:r>
+                      <w:r>
+                        <w:rPr/>
+                        <w:fldChar w:fldCharType="separate"/>
+                      </w:r>
+                      <w:r>
+                        <w:rPr/>
+                        <w:t>26</w:t>
+                      </w:r>
+                      <w:r>
+                        <w:rPr/>
+                        <w:fldChar w:fldCharType="end"/>
+                      </w:r>
+                      <w:r>
+                        <w:rPr/>
+                        <w:t>: Запуск виртуальной машины</w:t>
+                      </w:r>
+                    </w:p>
+                  </w:txbxContent>
+                </v:textbox>
+                <w10:wrap type="square" side="largest"/>
+              </v:rect>
+            </w:pict>
+          </mc:Fallback>
+        </mc:AlternateContent>
+      </w:r>
+    </w:p>
+    <w:p>
+      <w:pPr>
+        <w:pStyle w:val="BodyText"/>
+        <w:numPr>
+          <w:ilvl w:val="0"/>
+          <w:numId w:val="8"/>
+        </w:numPr>
+        <w:rPr>
+          <w:lang w:val="ru-RU"/>
+        </w:rPr>
+      </w:pPr>
+      <w:r>
+        <w:rPr>
+          <w:lang w:val="ru-RU"/>
+        </w:rPr>
+        <w:t>Просмотр запущенных машин.</w:t>
+      </w:r>
+    </w:p>
+    <w:p>
+      <w:pPr>
+        <w:pStyle w:val="BodyText"/>
+        <w:ind w:hanging="0"/>
+        <w:rPr>
+          <w:lang w:val="ru-RU"/>
+        </w:rPr>
+      </w:pPr>
+      <w:r>
+        <w:rPr>
+          <w:lang w:val="ru-RU"/>
+        </w:rPr>
+      </w:r>
+      <w:r>
+        <mc:AlternateContent>
+          <mc:Choice Requires="wps">
+            <w:drawing>
+              <wp:anchor behindDoc="0" distT="0" distB="0" distL="0" distR="0" simplePos="0" locked="0" layoutInCell="0" allowOverlap="1" relativeHeight="60">
+                <wp:simplePos x="0" y="0"/>
+                <wp:positionH relativeFrom="column">
+                  <wp:align>center</wp:align>
+                </wp:positionH>
+                <wp:positionV relativeFrom="paragraph">
+                  <wp:posOffset>635</wp:posOffset>
+                </wp:positionV>
+                <wp:extent cx="5711825" cy="1143000"/>
+                <wp:effectExtent l="0" t="0" r="0" b="0"/>
+                <wp:wrapSquare wrapText="largest"/>
+                <wp:docPr id="82" name="Врезка30"/>
+                <a:graphic xmlns:a="http://schemas.openxmlformats.org/drawingml/2006/main">
+                  <a:graphicData uri="http://schemas.microsoft.com/office/word/2010/wordprocessingShape">
+                    <wps:wsp>
+                      <wps:cNvSpPr txBox="1"/>
+                      <wps:spPr>
+                        <a:xfrm>
+                          <a:off x="0" y="0"/>
+                          <a:ext cx="5711825" cy="1143000"/>
+                        </a:xfrm>
+                        <a:prstGeom prst="rect"/>
+                        <a:solidFill>
+                          <a:srgbClr val="FFFFFF"/>
+                        </a:solidFill>
+                      </wps:spPr>
+                      <wps:txbx>
+                        <w:txbxContent>
+                          <w:p>
+                            <w:pPr>
+                              <w:pStyle w:val="Style18"/>
+                              <w:spacing w:before="120" w:after="120"/>
+                              <w:rPr/>
+                            </w:pPr>
+                            <w:r>
+                              <w:rPr/>
+                              <w:drawing>
+                                <wp:inline distT="0" distB="0" distL="0" distR="0">
+                                  <wp:extent cx="5711825" cy="770255"/>
+                                  <wp:effectExtent l="0" t="0" r="0" b="0"/>
+                                  <wp:docPr id="83" name="Изображение27" descr=""/>
+                                  <wp:cNvGraphicFramePr>
+                                    <a:graphicFrameLocks xmlns:a="http://schemas.openxmlformats.org/drawingml/2006/main" noChangeAspect="1"/>
+                                  </wp:cNvGraphicFramePr>
+                                  <a:graphic xmlns:a="http://schemas.openxmlformats.org/drawingml/2006/main">
+                                    <a:graphicData uri="http://schemas.openxmlformats.org/drawingml/2006/picture">
+                                      <pic:pic xmlns:pic="http://schemas.openxmlformats.org/drawingml/2006/picture">
+                                        <pic:nvPicPr>
+                                          <pic:cNvPr id="83" name="Изображение27" descr=""/>
+                                          <pic:cNvPicPr>
+                                            <a:picLocks noChangeAspect="1" noChangeArrowheads="1"/>
+                                          </pic:cNvPicPr>
+                                        </pic:nvPicPr>
+                                        <pic:blipFill>
+                                          <a:blip r:embed="rId54"/>
+                                          <a:stretch>
+                                            <a:fillRect/>
+                                          </a:stretch>
+                                        </pic:blipFill>
+                                        <pic:spPr bwMode="auto">
+                                          <a:xfrm>
+                                            <a:off x="0" y="0"/>
+                                            <a:ext cx="5711825" cy="770255"/>
+                                          </a:xfrm>
+                                          <a:prstGeom prst="rect">
+                                            <a:avLst/>
+                                          </a:prstGeom>
+                                        </pic:spPr>
+                                      </pic:pic>
+                                    </a:graphicData>
+                                  </a:graphic>
+                                </wp:inline>
+                              </w:drawing>
+                              <w:t xml:space="preserve">Рисунок </w:t>
+                            </w:r>
+                            <w:r>
+                              <w:rPr/>
+                              <w:fldChar w:fldCharType="begin"/>
+                            </w:r>
+                            <w:r>
+                              <w:rPr/>
+                              <w:instrText xml:space="preserve"> SEQ Рисунок \* ARABIC </w:instrText>
+                            </w:r>
+                            <w:r>
+                              <w:rPr/>
+                              <w:fldChar w:fldCharType="separate"/>
+                            </w:r>
+                            <w:r>
+                              <w:rPr/>
+                              <w:t>27</w:t>
+                            </w:r>
+                            <w:r>
+                              <w:rPr/>
+                              <w:fldChar w:fldCharType="end"/>
+                            </w:r>
+                            <w:r>
+                              <w:rPr/>
+                              <w:t>: Просмотр списка запущенных машин</w:t>
+                            </w:r>
+                          </w:p>
+                        </w:txbxContent>
+                      </wps:txbx>
+                      <wps:bodyPr anchor="t" lIns="0" tIns="0" rIns="0" bIns="0">
+                        <a:noAutofit/>
+                      </wps:bodyPr>
+                    </wps:wsp>
+                  </a:graphicData>
+                </a:graphic>
+              </wp:anchor>
+            </w:drawing>
+          </mc:Choice>
+          <mc:Fallback>
+            <w:pict>
+              <v:rect style="position:absolute;rotation:-0;width:449.75pt;height:90pt;mso-wrap-distance-left:0pt;mso-wrap-distance-right:0pt;mso-wrap-distance-top:0pt;mso-wrap-distance-bottom:0pt;margin-top:0pt;mso-position-vertical:top;mso-position-vertical-relative:text;margin-left:9pt;mso-position-horizontal:center;mso-position-horizontal-relative:text">
+                <v:textbox inset="0in,0in,0in,0in">
+                  <w:txbxContent>
+                    <w:p>
+                      <w:pPr>
+                        <w:pStyle w:val="Style18"/>
+                        <w:spacing w:before="120" w:after="120"/>
+                        <w:rPr/>
+                      </w:pPr>
+                      <w:r>
+                        <w:rPr/>
+                        <w:drawing>
+                          <wp:inline distT="0" distB="0" distL="0" distR="0">
+                            <wp:extent cx="5711825" cy="770255"/>
+                            <wp:effectExtent l="0" t="0" r="0" b="0"/>
+                            <wp:docPr id="84" name="Изображение27" descr=""/>
+                            <wp:cNvGraphicFramePr>
+                              <a:graphicFrameLocks xmlns:a="http://schemas.openxmlformats.org/drawingml/2006/main" noChangeAspect="1"/>
+                            </wp:cNvGraphicFramePr>
+                            <a:graphic xmlns:a="http://schemas.openxmlformats.org/drawingml/2006/main">
+                              <a:graphicData uri="http://schemas.openxmlformats.org/drawingml/2006/picture">
+                                <pic:pic xmlns:pic="http://schemas.openxmlformats.org/drawingml/2006/picture">
+                                  <pic:nvPicPr>
+                                    <pic:cNvPr id="84" name="Изображение27" descr=""/>
+                                    <pic:cNvPicPr>
+                                      <a:picLocks noChangeAspect="1" noChangeArrowheads="1"/>
+                                    </pic:cNvPicPr>
+                                  </pic:nvPicPr>
+                                  <pic:blipFill>
+                                    <a:blip r:embed="rId55"/>
+                                    <a:stretch>
+                                      <a:fillRect/>
+                                    </a:stretch>
+                                  </pic:blipFill>
+                                  <pic:spPr bwMode="auto">
+                                    <a:xfrm>
+                                      <a:off x="0" y="0"/>
+                                      <a:ext cx="5711825" cy="770255"/>
+                                    </a:xfrm>
+                                    <a:prstGeom prst="rect">
+                                      <a:avLst/>
+                                    </a:prstGeom>
+                                  </pic:spPr>
+                                </pic:pic>
+                              </a:graphicData>
+                            </a:graphic>
+                          </wp:inline>
+                        </w:drawing>
+                        <w:t xml:space="preserve">Рисунок </w:t>
+                      </w:r>
+                      <w:r>
+                        <w:rPr/>
+                        <w:fldChar w:fldCharType="begin"/>
+                      </w:r>
+                      <w:r>
+                        <w:rPr/>
+                        <w:instrText xml:space="preserve"> SEQ Рисунок \* ARABIC </w:instrText>
+                      </w:r>
+                      <w:r>
+                        <w:rPr/>
+                        <w:fldChar w:fldCharType="separate"/>
+                      </w:r>
+                      <w:r>
+                        <w:rPr/>
+                        <w:t>27</w:t>
+                      </w:r>
+                      <w:r>
+                        <w:rPr/>
+                        <w:fldChar w:fldCharType="end"/>
+                      </w:r>
+                      <w:r>
+                        <w:rPr/>
+                        <w:t>: Просмотр списка запущенных машин</w:t>
+                      </w:r>
+                    </w:p>
+                  </w:txbxContent>
+                </v:textbox>
+                <w10:wrap type="square" side="largest"/>
+              </v:rect>
+            </w:pict>
+          </mc:Fallback>
+        </mc:AlternateContent>
+      </w:r>
+    </w:p>
+    <w:p>
+      <w:pPr>
+        <w:pStyle w:val="BodyText"/>
+        <w:widowControl/>
+        <w:numPr>
+          <w:ilvl w:val="0"/>
+          <w:numId w:val="0"/>
+        </w:numPr>
+        <w:suppressAutoHyphens w:val="true"/>
+        <w:spacing w:lineRule="auto" w:line="360"/>
+        <w:ind w:firstLine="709"/>
+        <w:jc w:val="both"/>
+        <w:rPr>
+          <w:lang w:val="ru-RU"/>
+        </w:rPr>
+      </w:pPr>
+      <w:r>
+        <w:rPr>
+          <w:lang w:val="ru-RU"/>
+        </w:rPr>
+      </w:r>
+      <w:r>
+        <w:br w:type="page"/>
+      </w:r>
+    </w:p>
+    <w:p>
+      <w:pPr>
+        <w:pStyle w:val="BodyText"/>
+        <w:numPr>
+          <w:ilvl w:val="0"/>
+          <w:numId w:val="8"/>
+        </w:numPr>
+        <w:rPr>
+          <w:lang w:val="ru-RU"/>
+        </w:rPr>
+      </w:pPr>
+      <w:r>
+        <w:rPr>
+          <w:lang w:val="ru-RU"/>
+        </w:rPr>
+        <w:t>Просмотр параметров виртуальной машины.</w:t>
+      </w:r>
+    </w:p>
+    <w:p>
+      <w:pPr>
+        <w:pStyle w:val="BodyText"/>
+        <w:numPr>
+          <w:ilvl w:val="0"/>
+          <w:numId w:val="8"/>
+        </w:numPr>
+        <w:rPr>
+          <w:lang w:val="ru-RU"/>
+        </w:rPr>
+      </w:pPr>
+      <w:r>
+        <w:rPr>
+          <w:lang w:val="ru-RU"/>
+        </w:rPr>
+        <w:t>Составить скрипт для запуска виртуальных машин.</w:t>
+      </w:r>
+      <w:r>
+        <mc:AlternateContent>
+          <mc:Choice Requires="wps">
+            <w:drawing>
+              <wp:anchor behindDoc="0" distT="0" distB="0" distL="0" distR="0" simplePos="0" locked="0" layoutInCell="0" allowOverlap="1" relativeHeight="62">
+                <wp:simplePos x="0" y="0"/>
+                <wp:positionH relativeFrom="column">
+                  <wp:align>center</wp:align>
+                </wp:positionH>
+                <wp:positionV relativeFrom="paragraph">
+                  <wp:posOffset>-143510</wp:posOffset>
+                </wp:positionV>
+                <wp:extent cx="5711825" cy="3919220"/>
+                <wp:effectExtent l="0" t="0" r="0" b="0"/>
+                <wp:wrapSquare wrapText="largest"/>
+                <wp:docPr id="85" name="Врезка31"/>
+                <a:graphic xmlns:a="http://schemas.openxmlformats.org/drawingml/2006/main">
+                  <a:graphicData uri="http://schemas.microsoft.com/office/word/2010/wordprocessingShape">
+                    <wps:wsp>
+                      <wps:cNvSpPr txBox="1"/>
+                      <wps:spPr>
+                        <a:xfrm>
+                          <a:off x="0" y="0"/>
+                          <a:ext cx="5711825" cy="3919220"/>
+                        </a:xfrm>
+                        <a:prstGeom prst="rect"/>
+                        <a:solidFill>
+                          <a:srgbClr val="FFFFFF"/>
+                        </a:solidFill>
+                      </wps:spPr>
+                      <wps:txbx>
+                        <w:txbxContent>
+                          <w:p>
+                            <w:pPr>
+                              <w:pStyle w:val="Style18"/>
+                              <w:spacing w:before="120" w:after="120"/>
+                              <w:rPr/>
+                            </w:pPr>
+                            <w:r>
+                              <w:rPr/>
+                              <w:drawing>
+                                <wp:inline distT="0" distB="0" distL="0" distR="0">
+                                  <wp:extent cx="5711825" cy="3546475"/>
+                                  <wp:effectExtent l="0" t="0" r="0" b="0"/>
+                                  <wp:docPr id="86" name="Изображение28" descr=""/>
+                                  <wp:cNvGraphicFramePr>
+                                    <a:graphicFrameLocks xmlns:a="http://schemas.openxmlformats.org/drawingml/2006/main" noChangeAspect="1"/>
+                                  </wp:cNvGraphicFramePr>
+                                  <a:graphic xmlns:a="http://schemas.openxmlformats.org/drawingml/2006/main">
+                                    <a:graphicData uri="http://schemas.openxmlformats.org/drawingml/2006/picture">
+                                      <pic:pic xmlns:pic="http://schemas.openxmlformats.org/drawingml/2006/picture">
+                                        <pic:nvPicPr>
+                                          <pic:cNvPr id="86" name="Изображение28" descr=""/>
+                                          <pic:cNvPicPr>
+                                            <a:picLocks noChangeAspect="1" noChangeArrowheads="1"/>
+                                          </pic:cNvPicPr>
+                                        </pic:nvPicPr>
+                                        <pic:blipFill>
+                                          <a:blip r:embed="rId56"/>
+                                          <a:stretch>
+                                            <a:fillRect/>
+                                          </a:stretch>
+                                        </pic:blipFill>
+                                        <pic:spPr bwMode="auto">
+                                          <a:xfrm>
+                                            <a:off x="0" y="0"/>
+                                            <a:ext cx="5711825" cy="3546475"/>
+                                          </a:xfrm>
+                                          <a:prstGeom prst="rect">
+                                            <a:avLst/>
+                                          </a:prstGeom>
+                                        </pic:spPr>
+                                      </pic:pic>
+                                    </a:graphicData>
+                                  </a:graphic>
+                                </wp:inline>
+                              </w:drawing>
+                              <w:t xml:space="preserve">Рисунок </w:t>
+                            </w:r>
+                            <w:r>
+                              <w:rPr/>
+                              <w:fldChar w:fldCharType="begin"/>
+                            </w:r>
+                            <w:r>
+                              <w:rPr/>
+                              <w:instrText xml:space="preserve"> SEQ Рисунок \* ARABIC </w:instrText>
+                            </w:r>
+                            <w:r>
+                              <w:rPr/>
+                              <w:fldChar w:fldCharType="separate"/>
+                            </w:r>
+                            <w:r>
+                              <w:rPr/>
+                              <w:t>28</w:t>
+                            </w:r>
+                            <w:r>
+                              <w:rPr/>
+                              <w:fldChar w:fldCharType="end"/>
+                            </w:r>
+                            <w:r>
+                              <w:rPr/>
+                              <w:t>: Просмотр параметров виртуальной машины</w:t>
+                            </w:r>
+                          </w:p>
+                        </w:txbxContent>
+                      </wps:txbx>
+                      <wps:bodyPr anchor="t" lIns="0" tIns="0" rIns="0" bIns="0">
+                        <a:noAutofit/>
+                      </wps:bodyPr>
+                    </wps:wsp>
+                  </a:graphicData>
+                </a:graphic>
+              </wp:anchor>
+            </w:drawing>
+          </mc:Choice>
+          <mc:Fallback>
+            <w:pict>
+              <v:rect style="position:absolute;rotation:-0;width:449.75pt;height:308.6pt;mso-wrap-distance-left:0pt;mso-wrap-distance-right:0pt;mso-wrap-distance-top:0pt;mso-wrap-distance-bottom:0pt;margin-top:-11.3pt;mso-position-vertical-relative:text;margin-left:9pt;mso-position-horizontal:center;mso-position-horizontal-relative:text">
+                <v:textbox inset="0in,0in,0in,0in">
+                  <w:txbxContent>
+                    <w:p>
+                      <w:pPr>
+                        <w:pStyle w:val="Style18"/>
+                        <w:spacing w:before="120" w:after="120"/>
+                        <w:rPr/>
+                      </w:pPr>
+                      <w:r>
+                        <w:rPr/>
+                        <w:drawing>
+                          <wp:inline distT="0" distB="0" distL="0" distR="0">
+                            <wp:extent cx="5711825" cy="3546475"/>
+                            <wp:effectExtent l="0" t="0" r="0" b="0"/>
+                            <wp:docPr id="87" name="Изображение28" descr=""/>
+                            <wp:cNvGraphicFramePr>
+                              <a:graphicFrameLocks xmlns:a="http://schemas.openxmlformats.org/drawingml/2006/main" noChangeAspect="1"/>
+                            </wp:cNvGraphicFramePr>
+                            <a:graphic xmlns:a="http://schemas.openxmlformats.org/drawingml/2006/main">
+                              <a:graphicData uri="http://schemas.openxmlformats.org/drawingml/2006/picture">
+                                <pic:pic xmlns:pic="http://schemas.openxmlformats.org/drawingml/2006/picture">
+                                  <pic:nvPicPr>
+                                    <pic:cNvPr id="87" name="Изображение28" descr=""/>
+                                    <pic:cNvPicPr>
+                                      <a:picLocks noChangeAspect="1" noChangeArrowheads="1"/>
+                                    </pic:cNvPicPr>
+                                  </pic:nvPicPr>
+                                  <pic:blipFill>
+                                    <a:blip r:embed="rId57"/>
+                                    <a:stretch>
+                                      <a:fillRect/>
+                                    </a:stretch>
+                                  </pic:blipFill>
+                                  <pic:spPr bwMode="auto">
+                                    <a:xfrm>
+                                      <a:off x="0" y="0"/>
+                                      <a:ext cx="5711825" cy="3546475"/>
+                                    </a:xfrm>
+                                    <a:prstGeom prst="rect">
+                                      <a:avLst/>
+                                    </a:prstGeom>
+                                  </pic:spPr>
+                                </pic:pic>
+                              </a:graphicData>
+                            </a:graphic>
+                          </wp:inline>
+                        </w:drawing>
+                        <w:t xml:space="preserve">Рисунок </w:t>
+                      </w:r>
+                      <w:r>
+                        <w:rPr/>
+                        <w:fldChar w:fldCharType="begin"/>
+                      </w:r>
+                      <w:r>
+                        <w:rPr/>
+                        <w:instrText xml:space="preserve"> SEQ Рисунок \* ARABIC </w:instrText>
+                      </w:r>
+                      <w:r>
+                        <w:rPr/>
+                        <w:fldChar w:fldCharType="separate"/>
+                      </w:r>
+                      <w:r>
+                        <w:rPr/>
+                        <w:t>28</w:t>
+                      </w:r>
+                      <w:r>
+                        <w:rPr/>
+                        <w:fldChar w:fldCharType="end"/>
+                      </w:r>
+                      <w:r>
+                        <w:rPr/>
+                        <w:t>: Просмотр параметров виртуальной машины</w:t>
+                      </w:r>
+                    </w:p>
+                  </w:txbxContent>
+                </v:textbox>
+                <w10:wrap type="square" side="largest"/>
+              </v:rect>
+            </w:pict>
+          </mc:Fallback>
+        </mc:AlternateContent>
+      </w:r>
+    </w:p>
+    <w:p>
+      <w:pPr>
+        <w:pStyle w:val="BodyText"/>
+        <w:ind w:hanging="0"/>
+        <w:rPr>
+          <w:lang w:val="ru-RU"/>
+        </w:rPr>
+      </w:pPr>
+      <w:r>
+        <w:rPr>
+          <w:lang w:val="ru-RU"/>
+        </w:rPr>
+      </w:r>
+      <w:r>
+        <w:br w:type="page"/>
+      </w:r>
+      <w:r>
+        <mc:AlternateContent>
+          <mc:Choice Requires="wps">
+            <w:drawing>
+              <wp:anchor behindDoc="0" distT="0" distB="0" distL="0" distR="0" simplePos="0" locked="0" layoutInCell="0" allowOverlap="1" relativeHeight="64">
+                <wp:simplePos x="0" y="0"/>
+                <wp:positionH relativeFrom="column">
+                  <wp:align>center</wp:align>
+                </wp:positionH>
+                <wp:positionV relativeFrom="paragraph">
+                  <wp:posOffset>635</wp:posOffset>
+                </wp:positionV>
+                <wp:extent cx="4486910" cy="2506345"/>
+                <wp:effectExtent l="0" t="0" r="0" b="0"/>
+                <wp:wrapSquare wrapText="largest"/>
+                <wp:docPr id="88" name="Врезка32"/>
+                <a:graphic xmlns:a="http://schemas.openxmlformats.org/drawingml/2006/main">
+                  <a:graphicData uri="http://schemas.microsoft.com/office/word/2010/wordprocessingShape">
+                    <wps:wsp>
+                      <wps:cNvSpPr txBox="1"/>
+                      <wps:spPr>
+                        <a:xfrm>
+                          <a:off x="0" y="0"/>
+                          <a:ext cx="4486910" cy="2506345"/>
+                        </a:xfrm>
+                        <a:prstGeom prst="rect"/>
+                        <a:solidFill>
+                          <a:srgbClr val="FFFFFF"/>
+                        </a:solidFill>
+                      </wps:spPr>
+                      <wps:txbx>
+                        <w:txbxContent>
+                          <w:p>
+                            <w:pPr>
+                              <w:pStyle w:val="Style18"/>
+                              <w:spacing w:before="120" w:after="120"/>
+                              <w:rPr/>
+                            </w:pPr>
+                            <w:r>
+                              <w:rPr/>
+                              <w:drawing>
+                                <wp:inline distT="0" distB="0" distL="0" distR="0">
+                                  <wp:extent cx="4486910" cy="2133600"/>
+                                  <wp:effectExtent l="0" t="0" r="0" b="0"/>
+                                  <wp:docPr id="89" name="Изображение29" descr=""/>
+                                  <wp:cNvGraphicFramePr>
+                                    <a:graphicFrameLocks xmlns:a="http://schemas.openxmlformats.org/drawingml/2006/main" noChangeAspect="1"/>
+                                  </wp:cNvGraphicFramePr>
+                                  <a:graphic xmlns:a="http://schemas.openxmlformats.org/drawingml/2006/main">
+                                    <a:graphicData uri="http://schemas.openxmlformats.org/drawingml/2006/picture">
+                                      <pic:pic xmlns:pic="http://schemas.openxmlformats.org/drawingml/2006/picture">
+                                        <pic:nvPicPr>
+                                          <pic:cNvPr id="89" name="Изображение29" descr=""/>
+                                          <pic:cNvPicPr>
+                                            <a:picLocks noChangeAspect="1" noChangeArrowheads="1"/>
+                                          </pic:cNvPicPr>
+                                        </pic:nvPicPr>
+                                        <pic:blipFill>
+                                          <a:blip r:embed="rId58"/>
+                                          <a:stretch>
+                                            <a:fillRect/>
+                                          </a:stretch>
+                                        </pic:blipFill>
+                                        <pic:spPr bwMode="auto">
+                                          <a:xfrm>
+                                            <a:off x="0" y="0"/>
+                                            <a:ext cx="4486910" cy="2133600"/>
+                                          </a:xfrm>
+                                          <a:prstGeom prst="rect">
+                                            <a:avLst/>
+                                          </a:prstGeom>
+                                        </pic:spPr>
+                                      </pic:pic>
+                                    </a:graphicData>
+                                  </a:graphic>
+                                </wp:inline>
+                              </w:drawing>
+                              <w:t xml:space="preserve">Рисунок </w:t>
+                            </w:r>
+                            <w:r>
+                              <w:rPr/>
+                              <w:fldChar w:fldCharType="begin"/>
+                            </w:r>
+                            <w:r>
+                              <w:rPr/>
+                              <w:instrText xml:space="preserve"> SEQ Рисунок \* ARABIC </w:instrText>
+                            </w:r>
+                            <w:r>
+                              <w:rPr/>
+                              <w:fldChar w:fldCharType="separate"/>
+                            </w:r>
+                            <w:r>
+                              <w:rPr/>
+                              <w:t>29</w:t>
+                            </w:r>
+                            <w:r>
+                              <w:rPr/>
+                              <w:fldChar w:fldCharType="end"/>
+                            </w:r>
+                            <w:r>
+                              <w:rPr/>
+                              <w:t>: Скрипт для запуска виртуальных машин</w:t>
+                            </w:r>
+                          </w:p>
+                        </w:txbxContent>
+                      </wps:txbx>
+                      <wps:bodyPr anchor="t" lIns="0" tIns="0" rIns="0" bIns="0">
+                        <a:noAutofit/>
+                      </wps:bodyPr>
+                    </wps:wsp>
+                  </a:graphicData>
+                </a:graphic>
+              </wp:anchor>
+            </w:drawing>
+          </mc:Choice>
+          <mc:Fallback>
+            <w:pict>
+              <v:rect style="position:absolute;rotation:-0;width:353.3pt;height:197.35pt;mso-wrap-distance-left:0pt;mso-wrap-distance-right:0pt;mso-wrap-distance-top:0pt;mso-wrap-distance-bottom:0pt;margin-top:0pt;mso-position-vertical:top;mso-position-vertical-relative:text;margin-left:57.2pt;mso-position-horizontal:center;mso-position-horizontal-relative:text">
+                <v:textbox inset="0in,0in,0in,0in">
+                  <w:txbxContent>
+                    <w:p>
+                      <w:pPr>
+                        <w:pStyle w:val="Style18"/>
+                        <w:spacing w:before="120" w:after="120"/>
+                        <w:rPr/>
+                      </w:pPr>
+                      <w:r>
+                        <w:rPr/>
+                        <w:drawing>
+                          <wp:inline distT="0" distB="0" distL="0" distR="0">
+                            <wp:extent cx="4486910" cy="2133600"/>
+                            <wp:effectExtent l="0" t="0" r="0" b="0"/>
+                            <wp:docPr id="90" name="Изображение29" descr=""/>
+                            <wp:cNvGraphicFramePr>
+                              <a:graphicFrameLocks xmlns:a="http://schemas.openxmlformats.org/drawingml/2006/main" noChangeAspect="1"/>
+                            </wp:cNvGraphicFramePr>
+                            <a:graphic xmlns:a="http://schemas.openxmlformats.org/drawingml/2006/main">
+                              <a:graphicData uri="http://schemas.openxmlformats.org/drawingml/2006/picture">
+                                <pic:pic xmlns:pic="http://schemas.openxmlformats.org/drawingml/2006/picture">
+                                  <pic:nvPicPr>
+                                    <pic:cNvPr id="90" name="Изображение29" descr=""/>
+                                    <pic:cNvPicPr>
+                                      <a:picLocks noChangeAspect="1" noChangeArrowheads="1"/>
+                                    </pic:cNvPicPr>
+                                  </pic:nvPicPr>
+                                  <pic:blipFill>
+                                    <a:blip r:embed="rId59"/>
+                                    <a:stretch>
+                                      <a:fillRect/>
+                                    </a:stretch>
+                                  </pic:blipFill>
+                                  <pic:spPr bwMode="auto">
+                                    <a:xfrm>
+                                      <a:off x="0" y="0"/>
+                                      <a:ext cx="4486910" cy="2133600"/>
+                                    </a:xfrm>
+                                    <a:prstGeom prst="rect">
+                                      <a:avLst/>
+                                    </a:prstGeom>
+                                  </pic:spPr>
+                                </pic:pic>
+                              </a:graphicData>
+                            </a:graphic>
+                          </wp:inline>
+                        </w:drawing>
+                        <w:t xml:space="preserve">Рисунок </w:t>
+                      </w:r>
+                      <w:r>
+                        <w:rPr/>
+                        <w:fldChar w:fldCharType="begin"/>
+                      </w:r>
+                      <w:r>
+                        <w:rPr/>
+                        <w:instrText xml:space="preserve"> SEQ Рисунок \* ARABIC </w:instrText>
+                      </w:r>
+                      <w:r>
+                        <w:rPr/>
+                        <w:fldChar w:fldCharType="separate"/>
+                      </w:r>
+                      <w:r>
+                        <w:rPr/>
+                        <w:t>29</w:t>
+                      </w:r>
+                      <w:r>
+                        <w:rPr/>
+                        <w:fldChar w:fldCharType="end"/>
+                      </w:r>
+                      <w:r>
+                        <w:rPr/>
+                        <w:t>: Скрипт для запуска виртуальных машин</w:t>
+                      </w:r>
+                    </w:p>
+                  </w:txbxContent>
+                </v:textbox>
+                <w10:wrap type="square" side="largest"/>
+              </v:rect>
+            </w:pict>
+          </mc:Fallback>
+        </mc:AlternateContent>
       </w:r>
     </w:p>
     <w:p>
@@ -854,8 +8428,8 @@
           <w:rFonts w:ascii="Times New Roman" w:hAnsi="Times New Roman"/>
         </w:rPr>
       </w:pPr>
-      <w:bookmarkStart w:id="2" w:name="__RefHeading___Toc524_1614521587_Копия_4"/>
-      <w:bookmarkEnd w:id="2"/>
+      <w:bookmarkStart w:id="8" w:name="__RefHeading___Toc524_1614521587_Копия_4"/>
+      <w:bookmarkEnd w:id="8"/>
       <w:r>
         <w:rPr>
           <w:rFonts w:eastAsia="Times New Roman" w:cs="Times New Roman"/>
@@ -879,16 +8453,16 @@
       </w:pPr>
       <w:r>
         <w:rPr/>
-        <w:t>В ходе работы.</w:t>
+        <w:t>В ходе лабораторной работы были изучены основные возможности работы с виртуальными машинами. Была выполнена установка и настройка гостевой операционной системы, настроено сетевое взаимодействие с использованием режимов внутренней сети и NAT, а также рассмотрены снимки состояния, общие папки и взаимодействие с виртуальной машиной через командную строку</w:t>
       </w:r>
     </w:p>
     <w:sectPr>
-      <w:headerReference w:type="even" r:id="rId2"/>
-      <w:headerReference w:type="default" r:id="rId3"/>
-      <w:headerReference w:type="first" r:id="rId4"/>
-      <w:footerReference w:type="even" r:id="rId5"/>
-      <w:footerReference w:type="default" r:id="rId6"/>
-      <w:footerReference w:type="first" r:id="rId7"/>
+      <w:headerReference w:type="even" r:id="rId60"/>
+      <w:headerReference w:type="default" r:id="rId61"/>
+      <w:headerReference w:type="first" r:id="rId62"/>
+      <w:footerReference w:type="even" r:id="rId63"/>
+      <w:footerReference w:type="default" r:id="rId64"/>
+      <w:footerReference w:type="first" r:id="rId65"/>
       <w:type w:val="nextPage"/>
       <w:pgSz w:w="11906" w:h="16838"/>
       <w:pgMar w:left="1701" w:right="850" w:gutter="0" w:header="1134" w:top="1548" w:footer="1134" w:bottom="1548"/>
@@ -982,7 +8556,7 @@
           </w:r>
           <w:r>
             <w:rPr/>
-            <w:t>5</w:t>
+            <w:t>20</w:t>
           </w:r>
           <w:r>
             <w:rPr/>
@@ -1332,6 +8906,982 @@
   <w:abstractNum w:abstractNumId="1">
     <w:lvl w:ilvl="0">
       <w:start w:val="1"/>
+      <w:numFmt w:val="decimal"/>
+      <w:lvlText w:val="%1."/>
+      <w:lvlJc w:val="left"/>
+      <w:pPr>
+        <w:tabs>
+          <w:tab w:val="num" w:pos="720"/>
+        </w:tabs>
+        <w:ind w:left="720" w:hanging="360"/>
+      </w:pPr>
+      <w:rPr/>
+    </w:lvl>
+    <w:lvl w:ilvl="1">
+      <w:start w:val="1"/>
+      <w:numFmt w:val="bullet"/>
+      <w:lvlText w:val="◦"/>
+      <w:lvlJc w:val="left"/>
+      <w:pPr>
+        <w:tabs>
+          <w:tab w:val="num" w:pos="1080"/>
+        </w:tabs>
+        <w:ind w:left="1080" w:hanging="360"/>
+      </w:pPr>
+      <w:rPr>
+        <w:rFonts w:ascii="OpenSymbol" w:hAnsi="OpenSymbol" w:cs="OpenSymbol" w:hint="default"/>
+      </w:rPr>
+    </w:lvl>
+    <w:lvl w:ilvl="2">
+      <w:start w:val="1"/>
+      <w:numFmt w:val="decimal"/>
+      <w:lvlText w:val="%3."/>
+      <w:lvlJc w:val="left"/>
+      <w:pPr>
+        <w:tabs>
+          <w:tab w:val="num" w:pos="1440"/>
+        </w:tabs>
+        <w:ind w:left="1440" w:hanging="360"/>
+      </w:pPr>
+      <w:rPr/>
+    </w:lvl>
+    <w:lvl w:ilvl="3">
+      <w:start w:val="1"/>
+      <w:numFmt w:val="decimal"/>
+      <w:lvlText w:val="%4."/>
+      <w:lvlJc w:val="left"/>
+      <w:pPr>
+        <w:tabs>
+          <w:tab w:val="num" w:pos="1800"/>
+        </w:tabs>
+        <w:ind w:left="1800" w:hanging="360"/>
+      </w:pPr>
+      <w:rPr/>
+    </w:lvl>
+    <w:lvl w:ilvl="4">
+      <w:start w:val="1"/>
+      <w:numFmt w:val="decimal"/>
+      <w:lvlText w:val="%5."/>
+      <w:lvlJc w:val="left"/>
+      <w:pPr>
+        <w:tabs>
+          <w:tab w:val="num" w:pos="2160"/>
+        </w:tabs>
+        <w:ind w:left="2160" w:hanging="360"/>
+      </w:pPr>
+      <w:rPr/>
+    </w:lvl>
+    <w:lvl w:ilvl="5">
+      <w:start w:val="1"/>
+      <w:numFmt w:val="decimal"/>
+      <w:lvlText w:val="%6"/>
+      <w:lvlJc w:val="left"/>
+      <w:pPr>
+        <w:tabs>
+          <w:tab w:val="num" w:pos="2520"/>
+        </w:tabs>
+        <w:ind w:left="2520" w:hanging="360"/>
+      </w:pPr>
+      <w:rPr/>
+    </w:lvl>
+    <w:lvl w:ilvl="6">
+      <w:start w:val="1"/>
+      <w:numFmt w:val="decimal"/>
+      <w:lvlText w:val="%7"/>
+      <w:lvlJc w:val="left"/>
+      <w:pPr>
+        <w:tabs>
+          <w:tab w:val="num" w:pos="2880"/>
+        </w:tabs>
+        <w:ind w:left="2880" w:hanging="360"/>
+      </w:pPr>
+      <w:rPr/>
+    </w:lvl>
+    <w:lvl w:ilvl="7">
+      <w:start w:val="1"/>
+      <w:numFmt w:val="decimal"/>
+      <w:lvlText w:val="%8"/>
+      <w:lvlJc w:val="left"/>
+      <w:pPr>
+        <w:tabs>
+          <w:tab w:val="num" w:pos="3240"/>
+        </w:tabs>
+        <w:ind w:left="3240" w:hanging="360"/>
+      </w:pPr>
+      <w:rPr/>
+    </w:lvl>
+    <w:lvl w:ilvl="8">
+      <w:start w:val="1"/>
+      <w:numFmt w:val="decimal"/>
+      <w:lvlText w:val="%9"/>
+      <w:lvlJc w:val="left"/>
+      <w:pPr>
+        <w:tabs>
+          <w:tab w:val="num" w:pos="3600"/>
+        </w:tabs>
+        <w:ind w:left="3600" w:hanging="360"/>
+      </w:pPr>
+      <w:rPr/>
+    </w:lvl>
+  </w:abstractNum>
+  <w:abstractNum w:abstractNumId="2">
+    <w:lvl w:ilvl="0">
+      <w:start w:val="1"/>
+      <w:numFmt w:val="decimal"/>
+      <w:lvlText w:val="%1."/>
+      <w:lvlJc w:val="left"/>
+      <w:pPr>
+        <w:tabs>
+          <w:tab w:val="num" w:pos="720"/>
+        </w:tabs>
+        <w:ind w:left="720" w:hanging="360"/>
+      </w:pPr>
+      <w:rPr/>
+    </w:lvl>
+    <w:lvl w:ilvl="1">
+      <w:start w:val="1"/>
+      <w:numFmt w:val="bullet"/>
+      <w:lvlText w:val="◦"/>
+      <w:lvlJc w:val="left"/>
+      <w:pPr>
+        <w:tabs>
+          <w:tab w:val="num" w:pos="1080"/>
+        </w:tabs>
+        <w:ind w:left="1080" w:hanging="360"/>
+      </w:pPr>
+      <w:rPr>
+        <w:rFonts w:ascii="OpenSymbol" w:hAnsi="OpenSymbol" w:cs="OpenSymbol" w:hint="default"/>
+      </w:rPr>
+    </w:lvl>
+    <w:lvl w:ilvl="2">
+      <w:start w:val="1"/>
+      <w:numFmt w:val="decimal"/>
+      <w:lvlText w:val="%3."/>
+      <w:lvlJc w:val="left"/>
+      <w:pPr>
+        <w:tabs>
+          <w:tab w:val="num" w:pos="1440"/>
+        </w:tabs>
+        <w:ind w:left="1440" w:hanging="360"/>
+      </w:pPr>
+      <w:rPr/>
+    </w:lvl>
+    <w:lvl w:ilvl="3">
+      <w:start w:val="1"/>
+      <w:numFmt w:val="decimal"/>
+      <w:lvlText w:val="%4."/>
+      <w:lvlJc w:val="left"/>
+      <w:pPr>
+        <w:tabs>
+          <w:tab w:val="num" w:pos="1800"/>
+        </w:tabs>
+        <w:ind w:left="1800" w:hanging="360"/>
+      </w:pPr>
+      <w:rPr/>
+    </w:lvl>
+    <w:lvl w:ilvl="4">
+      <w:start w:val="1"/>
+      <w:numFmt w:val="decimal"/>
+      <w:lvlText w:val="%5."/>
+      <w:lvlJc w:val="left"/>
+      <w:pPr>
+        <w:tabs>
+          <w:tab w:val="num" w:pos="2160"/>
+        </w:tabs>
+        <w:ind w:left="2160" w:hanging="360"/>
+      </w:pPr>
+      <w:rPr/>
+    </w:lvl>
+    <w:lvl w:ilvl="5">
+      <w:start w:val="1"/>
+      <w:numFmt w:val="decimal"/>
+      <w:lvlText w:val="%6."/>
+      <w:lvlJc w:val="left"/>
+      <w:pPr>
+        <w:tabs>
+          <w:tab w:val="num" w:pos="2520"/>
+        </w:tabs>
+        <w:ind w:left="2520" w:hanging="360"/>
+      </w:pPr>
+      <w:rPr/>
+    </w:lvl>
+    <w:lvl w:ilvl="6">
+      <w:start w:val="1"/>
+      <w:numFmt w:val="decimal"/>
+      <w:lvlText w:val="%7."/>
+      <w:lvlJc w:val="left"/>
+      <w:pPr>
+        <w:tabs>
+          <w:tab w:val="num" w:pos="2880"/>
+        </w:tabs>
+        <w:ind w:left="2880" w:hanging="360"/>
+      </w:pPr>
+      <w:rPr/>
+    </w:lvl>
+    <w:lvl w:ilvl="7">
+      <w:start w:val="1"/>
+      <w:numFmt w:val="decimal"/>
+      <w:lvlText w:val="%8."/>
+      <w:lvlJc w:val="left"/>
+      <w:pPr>
+        <w:tabs>
+          <w:tab w:val="num" w:pos="3240"/>
+        </w:tabs>
+        <w:ind w:left="3240" w:hanging="360"/>
+      </w:pPr>
+      <w:rPr/>
+    </w:lvl>
+    <w:lvl w:ilvl="8">
+      <w:start w:val="1"/>
+      <w:numFmt w:val="decimal"/>
+      <w:lvlText w:val="%9."/>
+      <w:lvlJc w:val="left"/>
+      <w:pPr>
+        <w:tabs>
+          <w:tab w:val="num" w:pos="3600"/>
+        </w:tabs>
+        <w:ind w:left="3600" w:hanging="360"/>
+      </w:pPr>
+      <w:rPr/>
+    </w:lvl>
+  </w:abstractNum>
+  <w:abstractNum w:abstractNumId="3">
+    <w:lvl w:ilvl="0">
+      <w:start w:val="1"/>
+      <w:numFmt w:val="bullet"/>
+      <w:lvlText w:val=""/>
+      <w:lvlJc w:val="left"/>
+      <w:pPr>
+        <w:tabs>
+          <w:tab w:val="num" w:pos="720"/>
+        </w:tabs>
+        <w:ind w:left="720" w:hanging="360"/>
+      </w:pPr>
+      <w:rPr>
+        <w:rFonts w:ascii="Symbol" w:hAnsi="Symbol" w:cs="Symbol" w:hint="default"/>
+      </w:rPr>
+    </w:lvl>
+    <w:lvl w:ilvl="1">
+      <w:start w:val="1"/>
+      <w:numFmt w:val="bullet"/>
+      <w:lvlText w:val="◦"/>
+      <w:lvlJc w:val="left"/>
+      <w:pPr>
+        <w:tabs>
+          <w:tab w:val="num" w:pos="1080"/>
+        </w:tabs>
+        <w:ind w:left="1080" w:hanging="360"/>
+      </w:pPr>
+      <w:rPr>
+        <w:rFonts w:ascii="OpenSymbol" w:hAnsi="OpenSymbol" w:cs="OpenSymbol" w:hint="default"/>
+      </w:rPr>
+    </w:lvl>
+    <w:lvl w:ilvl="2">
+      <w:start w:val="1"/>
+      <w:numFmt w:val="bullet"/>
+      <w:lvlText w:val="▪"/>
+      <w:lvlJc w:val="left"/>
+      <w:pPr>
+        <w:tabs>
+          <w:tab w:val="num" w:pos="1440"/>
+        </w:tabs>
+        <w:ind w:left="1440" w:hanging="360"/>
+      </w:pPr>
+      <w:rPr>
+        <w:rFonts w:ascii="OpenSymbol" w:hAnsi="OpenSymbol" w:cs="OpenSymbol" w:hint="default"/>
+      </w:rPr>
+    </w:lvl>
+    <w:lvl w:ilvl="3">
+      <w:start w:val="1"/>
+      <w:numFmt w:val="bullet"/>
+      <w:lvlText w:val=""/>
+      <w:lvlJc w:val="left"/>
+      <w:pPr>
+        <w:tabs>
+          <w:tab w:val="num" w:pos="1800"/>
+        </w:tabs>
+        <w:ind w:left="1800" w:hanging="360"/>
+      </w:pPr>
+      <w:rPr>
+        <w:rFonts w:ascii="Symbol" w:hAnsi="Symbol" w:cs="Symbol" w:hint="default"/>
+      </w:rPr>
+    </w:lvl>
+    <w:lvl w:ilvl="4">
+      <w:start w:val="1"/>
+      <w:numFmt w:val="bullet"/>
+      <w:lvlText w:val="◦"/>
+      <w:lvlJc w:val="left"/>
+      <w:pPr>
+        <w:tabs>
+          <w:tab w:val="num" w:pos="2160"/>
+        </w:tabs>
+        <w:ind w:left="2160" w:hanging="360"/>
+      </w:pPr>
+      <w:rPr>
+        <w:rFonts w:ascii="OpenSymbol" w:hAnsi="OpenSymbol" w:cs="OpenSymbol" w:hint="default"/>
+      </w:rPr>
+    </w:lvl>
+    <w:lvl w:ilvl="5">
+      <w:start w:val="1"/>
+      <w:numFmt w:val="bullet"/>
+      <w:lvlText w:val="▪"/>
+      <w:lvlJc w:val="left"/>
+      <w:pPr>
+        <w:tabs>
+          <w:tab w:val="num" w:pos="2520"/>
+        </w:tabs>
+        <w:ind w:left="2520" w:hanging="360"/>
+      </w:pPr>
+      <w:rPr>
+        <w:rFonts w:ascii="OpenSymbol" w:hAnsi="OpenSymbol" w:cs="OpenSymbol" w:hint="default"/>
+      </w:rPr>
+    </w:lvl>
+    <w:lvl w:ilvl="6">
+      <w:start w:val="1"/>
+      <w:numFmt w:val="bullet"/>
+      <w:lvlText w:val=""/>
+      <w:lvlJc w:val="left"/>
+      <w:pPr>
+        <w:tabs>
+          <w:tab w:val="num" w:pos="2880"/>
+        </w:tabs>
+        <w:ind w:left="2880" w:hanging="360"/>
+      </w:pPr>
+      <w:rPr>
+        <w:rFonts w:ascii="Symbol" w:hAnsi="Symbol" w:cs="Symbol" w:hint="default"/>
+      </w:rPr>
+    </w:lvl>
+    <w:lvl w:ilvl="7">
+      <w:start w:val="1"/>
+      <w:numFmt w:val="bullet"/>
+      <w:lvlText w:val="◦"/>
+      <w:lvlJc w:val="left"/>
+      <w:pPr>
+        <w:tabs>
+          <w:tab w:val="num" w:pos="3240"/>
+        </w:tabs>
+        <w:ind w:left="3240" w:hanging="360"/>
+      </w:pPr>
+      <w:rPr>
+        <w:rFonts w:ascii="OpenSymbol" w:hAnsi="OpenSymbol" w:cs="OpenSymbol" w:hint="default"/>
+      </w:rPr>
+    </w:lvl>
+    <w:lvl w:ilvl="8">
+      <w:start w:val="1"/>
+      <w:numFmt w:val="bullet"/>
+      <w:lvlText w:val="▪"/>
+      <w:lvlJc w:val="left"/>
+      <w:pPr>
+        <w:tabs>
+          <w:tab w:val="num" w:pos="3600"/>
+        </w:tabs>
+        <w:ind w:left="3600" w:hanging="360"/>
+      </w:pPr>
+      <w:rPr>
+        <w:rFonts w:ascii="OpenSymbol" w:hAnsi="OpenSymbol" w:cs="OpenSymbol" w:hint="default"/>
+      </w:rPr>
+    </w:lvl>
+  </w:abstractNum>
+  <w:abstractNum w:abstractNumId="4">
+    <w:lvl w:ilvl="0">
+      <w:start w:val="1"/>
+      <w:numFmt w:val="decimal"/>
+      <w:lvlText w:val="%1."/>
+      <w:lvlJc w:val="left"/>
+      <w:pPr>
+        <w:tabs>
+          <w:tab w:val="num" w:pos="720"/>
+        </w:tabs>
+        <w:ind w:left="720" w:hanging="360"/>
+      </w:pPr>
+      <w:rPr/>
+    </w:lvl>
+    <w:lvl w:ilvl="1">
+      <w:start w:val="1"/>
+      <w:numFmt w:val="bullet"/>
+      <w:lvlText w:val="◦"/>
+      <w:lvlJc w:val="left"/>
+      <w:pPr>
+        <w:tabs>
+          <w:tab w:val="num" w:pos="1080"/>
+        </w:tabs>
+        <w:ind w:left="1080" w:hanging="360"/>
+      </w:pPr>
+      <w:rPr>
+        <w:rFonts w:ascii="OpenSymbol" w:hAnsi="OpenSymbol" w:cs="OpenSymbol" w:hint="default"/>
+      </w:rPr>
+    </w:lvl>
+    <w:lvl w:ilvl="2">
+      <w:start w:val="1"/>
+      <w:numFmt w:val="decimal"/>
+      <w:lvlText w:val="%3."/>
+      <w:lvlJc w:val="left"/>
+      <w:pPr>
+        <w:tabs>
+          <w:tab w:val="num" w:pos="1440"/>
+        </w:tabs>
+        <w:ind w:left="1440" w:hanging="360"/>
+      </w:pPr>
+      <w:rPr/>
+    </w:lvl>
+    <w:lvl w:ilvl="3">
+      <w:start w:val="1"/>
+      <w:numFmt w:val="decimal"/>
+      <w:lvlText w:val="%4."/>
+      <w:lvlJc w:val="left"/>
+      <w:pPr>
+        <w:tabs>
+          <w:tab w:val="num" w:pos="1800"/>
+        </w:tabs>
+        <w:ind w:left="1800" w:hanging="360"/>
+      </w:pPr>
+      <w:rPr/>
+    </w:lvl>
+    <w:lvl w:ilvl="4">
+      <w:start w:val="1"/>
+      <w:numFmt w:val="decimal"/>
+      <w:lvlText w:val="%5."/>
+      <w:lvlJc w:val="left"/>
+      <w:pPr>
+        <w:tabs>
+          <w:tab w:val="num" w:pos="2160"/>
+        </w:tabs>
+        <w:ind w:left="2160" w:hanging="360"/>
+      </w:pPr>
+      <w:rPr/>
+    </w:lvl>
+    <w:lvl w:ilvl="5">
+      <w:start w:val="1"/>
+      <w:numFmt w:val="decimal"/>
+      <w:lvlText w:val="%6."/>
+      <w:lvlJc w:val="left"/>
+      <w:pPr>
+        <w:tabs>
+          <w:tab w:val="num" w:pos="2520"/>
+        </w:tabs>
+        <w:ind w:left="2520" w:hanging="360"/>
+      </w:pPr>
+      <w:rPr/>
+    </w:lvl>
+    <w:lvl w:ilvl="6">
+      <w:start w:val="1"/>
+      <w:numFmt w:val="decimal"/>
+      <w:lvlText w:val="%7."/>
+      <w:lvlJc w:val="left"/>
+      <w:pPr>
+        <w:tabs>
+          <w:tab w:val="num" w:pos="2880"/>
+        </w:tabs>
+        <w:ind w:left="2880" w:hanging="360"/>
+      </w:pPr>
+      <w:rPr/>
+    </w:lvl>
+    <w:lvl w:ilvl="7">
+      <w:start w:val="1"/>
+      <w:numFmt w:val="decimal"/>
+      <w:lvlText w:val="%8."/>
+      <w:lvlJc w:val="left"/>
+      <w:pPr>
+        <w:tabs>
+          <w:tab w:val="num" w:pos="3240"/>
+        </w:tabs>
+        <w:ind w:left="3240" w:hanging="360"/>
+      </w:pPr>
+      <w:rPr/>
+    </w:lvl>
+    <w:lvl w:ilvl="8">
+      <w:start w:val="1"/>
+      <w:numFmt w:val="decimal"/>
+      <w:lvlText w:val="%9."/>
+      <w:lvlJc w:val="left"/>
+      <w:pPr>
+        <w:tabs>
+          <w:tab w:val="num" w:pos="3600"/>
+        </w:tabs>
+        <w:ind w:left="3600" w:hanging="360"/>
+      </w:pPr>
+      <w:rPr/>
+    </w:lvl>
+  </w:abstractNum>
+  <w:abstractNum w:abstractNumId="5">
+    <w:lvl w:ilvl="0">
+      <w:start w:val="1"/>
+      <w:numFmt w:val="decimal"/>
+      <w:lvlText w:val="%1."/>
+      <w:lvlJc w:val="left"/>
+      <w:pPr>
+        <w:tabs>
+          <w:tab w:val="num" w:pos="720"/>
+        </w:tabs>
+        <w:ind w:left="720" w:hanging="360"/>
+      </w:pPr>
+      <w:rPr/>
+    </w:lvl>
+    <w:lvl w:ilvl="1">
+      <w:start w:val="1"/>
+      <w:numFmt w:val="decimal"/>
+      <w:lvlText w:val="%2."/>
+      <w:lvlJc w:val="left"/>
+      <w:pPr>
+        <w:tabs>
+          <w:tab w:val="num" w:pos="1080"/>
+        </w:tabs>
+        <w:ind w:left="1080" w:hanging="360"/>
+      </w:pPr>
+      <w:rPr/>
+    </w:lvl>
+    <w:lvl w:ilvl="2">
+      <w:start w:val="1"/>
+      <w:numFmt w:val="decimal"/>
+      <w:lvlText w:val="%3."/>
+      <w:lvlJc w:val="left"/>
+      <w:pPr>
+        <w:tabs>
+          <w:tab w:val="num" w:pos="1440"/>
+        </w:tabs>
+        <w:ind w:left="1440" w:hanging="360"/>
+      </w:pPr>
+      <w:rPr/>
+    </w:lvl>
+    <w:lvl w:ilvl="3">
+      <w:start w:val="1"/>
+      <w:numFmt w:val="decimal"/>
+      <w:lvlText w:val="%4."/>
+      <w:lvlJc w:val="left"/>
+      <w:pPr>
+        <w:tabs>
+          <w:tab w:val="num" w:pos="1800"/>
+        </w:tabs>
+        <w:ind w:left="1800" w:hanging="360"/>
+      </w:pPr>
+      <w:rPr/>
+    </w:lvl>
+    <w:lvl w:ilvl="4">
+      <w:start w:val="1"/>
+      <w:numFmt w:val="decimal"/>
+      <w:lvlText w:val="%5."/>
+      <w:lvlJc w:val="left"/>
+      <w:pPr>
+        <w:tabs>
+          <w:tab w:val="num" w:pos="2160"/>
+        </w:tabs>
+        <w:ind w:left="2160" w:hanging="360"/>
+      </w:pPr>
+      <w:rPr/>
+    </w:lvl>
+    <w:lvl w:ilvl="5">
+      <w:start w:val="1"/>
+      <w:numFmt w:val="decimal"/>
+      <w:lvlText w:val="%6."/>
+      <w:lvlJc w:val="left"/>
+      <w:pPr>
+        <w:tabs>
+          <w:tab w:val="num" w:pos="2520"/>
+        </w:tabs>
+        <w:ind w:left="2520" w:hanging="360"/>
+      </w:pPr>
+      <w:rPr/>
+    </w:lvl>
+    <w:lvl w:ilvl="6">
+      <w:start w:val="1"/>
+      <w:numFmt w:val="decimal"/>
+      <w:lvlText w:val="%7."/>
+      <w:lvlJc w:val="left"/>
+      <w:pPr>
+        <w:tabs>
+          <w:tab w:val="num" w:pos="2880"/>
+        </w:tabs>
+        <w:ind w:left="2880" w:hanging="360"/>
+      </w:pPr>
+      <w:rPr/>
+    </w:lvl>
+    <w:lvl w:ilvl="7">
+      <w:start w:val="1"/>
+      <w:numFmt w:val="decimal"/>
+      <w:lvlText w:val="%8."/>
+      <w:lvlJc w:val="left"/>
+      <w:pPr>
+        <w:tabs>
+          <w:tab w:val="num" w:pos="3240"/>
+        </w:tabs>
+        <w:ind w:left="3240" w:hanging="360"/>
+      </w:pPr>
+      <w:rPr/>
+    </w:lvl>
+    <w:lvl w:ilvl="8">
+      <w:start w:val="1"/>
+      <w:numFmt w:val="decimal"/>
+      <w:lvlText w:val="%9."/>
+      <w:lvlJc w:val="left"/>
+      <w:pPr>
+        <w:tabs>
+          <w:tab w:val="num" w:pos="3600"/>
+        </w:tabs>
+        <w:ind w:left="3600" w:hanging="360"/>
+      </w:pPr>
+      <w:rPr/>
+    </w:lvl>
+  </w:abstractNum>
+  <w:abstractNum w:abstractNumId="6">
+    <w:lvl w:ilvl="0">
+      <w:start w:val="1"/>
+      <w:numFmt w:val="decimal"/>
+      <w:lvlText w:val="%1."/>
+      <w:lvlJc w:val="left"/>
+      <w:pPr>
+        <w:tabs>
+          <w:tab w:val="num" w:pos="720"/>
+        </w:tabs>
+        <w:ind w:left="720" w:hanging="360"/>
+      </w:pPr>
+      <w:rPr/>
+    </w:lvl>
+    <w:lvl w:ilvl="1">
+      <w:start w:val="1"/>
+      <w:numFmt w:val="decimal"/>
+      <w:lvlText w:val="%2."/>
+      <w:lvlJc w:val="left"/>
+      <w:pPr>
+        <w:tabs>
+          <w:tab w:val="num" w:pos="1080"/>
+        </w:tabs>
+        <w:ind w:left="1080" w:hanging="360"/>
+      </w:pPr>
+      <w:rPr/>
+    </w:lvl>
+    <w:lvl w:ilvl="2">
+      <w:start w:val="1"/>
+      <w:numFmt w:val="decimal"/>
+      <w:lvlText w:val="%3."/>
+      <w:lvlJc w:val="left"/>
+      <w:pPr>
+        <w:tabs>
+          <w:tab w:val="num" w:pos="1440"/>
+        </w:tabs>
+        <w:ind w:left="1440" w:hanging="360"/>
+      </w:pPr>
+      <w:rPr/>
+    </w:lvl>
+    <w:lvl w:ilvl="3">
+      <w:start w:val="1"/>
+      <w:numFmt w:val="decimal"/>
+      <w:lvlText w:val="%4."/>
+      <w:lvlJc w:val="left"/>
+      <w:pPr>
+        <w:tabs>
+          <w:tab w:val="num" w:pos="1800"/>
+        </w:tabs>
+        <w:ind w:left="1800" w:hanging="360"/>
+      </w:pPr>
+      <w:rPr/>
+    </w:lvl>
+    <w:lvl w:ilvl="4">
+      <w:start w:val="1"/>
+      <w:numFmt w:val="decimal"/>
+      <w:lvlText w:val="%5."/>
+      <w:lvlJc w:val="left"/>
+      <w:pPr>
+        <w:tabs>
+          <w:tab w:val="num" w:pos="2160"/>
+        </w:tabs>
+        <w:ind w:left="2160" w:hanging="360"/>
+      </w:pPr>
+      <w:rPr/>
+    </w:lvl>
+    <w:lvl w:ilvl="5">
+      <w:start w:val="1"/>
+      <w:numFmt w:val="decimal"/>
+      <w:lvlText w:val="%6."/>
+      <w:lvlJc w:val="left"/>
+      <w:pPr>
+        <w:tabs>
+          <w:tab w:val="num" w:pos="2520"/>
+        </w:tabs>
+        <w:ind w:left="2520" w:hanging="360"/>
+      </w:pPr>
+      <w:rPr/>
+    </w:lvl>
+    <w:lvl w:ilvl="6">
+      <w:start w:val="1"/>
+      <w:numFmt w:val="decimal"/>
+      <w:lvlText w:val="%7."/>
+      <w:lvlJc w:val="left"/>
+      <w:pPr>
+        <w:tabs>
+          <w:tab w:val="num" w:pos="2880"/>
+        </w:tabs>
+        <w:ind w:left="2880" w:hanging="360"/>
+      </w:pPr>
+      <w:rPr/>
+    </w:lvl>
+    <w:lvl w:ilvl="7">
+      <w:start w:val="1"/>
+      <w:numFmt w:val="decimal"/>
+      <w:lvlText w:val="%8."/>
+      <w:lvlJc w:val="left"/>
+      <w:pPr>
+        <w:tabs>
+          <w:tab w:val="num" w:pos="3240"/>
+        </w:tabs>
+        <w:ind w:left="3240" w:hanging="360"/>
+      </w:pPr>
+      <w:rPr/>
+    </w:lvl>
+    <w:lvl w:ilvl="8">
+      <w:start w:val="1"/>
+      <w:numFmt w:val="decimal"/>
+      <w:lvlText w:val="%9."/>
+      <w:lvlJc w:val="left"/>
+      <w:pPr>
+        <w:tabs>
+          <w:tab w:val="num" w:pos="3600"/>
+        </w:tabs>
+        <w:ind w:left="3600" w:hanging="360"/>
+      </w:pPr>
+      <w:rPr/>
+    </w:lvl>
+  </w:abstractNum>
+  <w:abstractNum w:abstractNumId="7">
+    <w:lvl w:ilvl="0">
+      <w:start w:val="1"/>
+      <w:numFmt w:val="decimal"/>
+      <w:lvlText w:val="%1."/>
+      <w:lvlJc w:val="left"/>
+      <w:pPr>
+        <w:tabs>
+          <w:tab w:val="num" w:pos="720"/>
+        </w:tabs>
+        <w:ind w:left="720" w:hanging="360"/>
+      </w:pPr>
+      <w:rPr/>
+    </w:lvl>
+    <w:lvl w:ilvl="1">
+      <w:start w:val="1"/>
+      <w:numFmt w:val="decimal"/>
+      <w:lvlText w:val="%2."/>
+      <w:lvlJc w:val="left"/>
+      <w:pPr>
+        <w:tabs>
+          <w:tab w:val="num" w:pos="1080"/>
+        </w:tabs>
+        <w:ind w:left="1080" w:hanging="360"/>
+      </w:pPr>
+      <w:rPr/>
+    </w:lvl>
+    <w:lvl w:ilvl="2">
+      <w:start w:val="1"/>
+      <w:numFmt w:val="decimal"/>
+      <w:lvlText w:val="%3."/>
+      <w:lvlJc w:val="left"/>
+      <w:pPr>
+        <w:tabs>
+          <w:tab w:val="num" w:pos="1440"/>
+        </w:tabs>
+        <w:ind w:left="1440" w:hanging="360"/>
+      </w:pPr>
+      <w:rPr/>
+    </w:lvl>
+    <w:lvl w:ilvl="3">
+      <w:start w:val="1"/>
+      <w:numFmt w:val="decimal"/>
+      <w:lvlText w:val="%4."/>
+      <w:lvlJc w:val="left"/>
+      <w:pPr>
+        <w:tabs>
+          <w:tab w:val="num" w:pos="1800"/>
+        </w:tabs>
+        <w:ind w:left="1800" w:hanging="360"/>
+      </w:pPr>
+      <w:rPr/>
+    </w:lvl>
+    <w:lvl w:ilvl="4">
+      <w:start w:val="1"/>
+      <w:numFmt w:val="decimal"/>
+      <w:lvlText w:val="%5."/>
+      <w:lvlJc w:val="left"/>
+      <w:pPr>
+        <w:tabs>
+          <w:tab w:val="num" w:pos="2160"/>
+        </w:tabs>
+        <w:ind w:left="2160" w:hanging="360"/>
+      </w:pPr>
+      <w:rPr/>
+    </w:lvl>
+    <w:lvl w:ilvl="5">
+      <w:start w:val="1"/>
+      <w:numFmt w:val="decimal"/>
+      <w:lvlText w:val="%6."/>
+      <w:lvlJc w:val="left"/>
+      <w:pPr>
+        <w:tabs>
+          <w:tab w:val="num" w:pos="2520"/>
+        </w:tabs>
+        <w:ind w:left="2520" w:hanging="360"/>
+      </w:pPr>
+      <w:rPr/>
+    </w:lvl>
+    <w:lvl w:ilvl="6">
+      <w:start w:val="1"/>
+      <w:numFmt w:val="decimal"/>
+      <w:lvlText w:val="%7."/>
+      <w:lvlJc w:val="left"/>
+      <w:pPr>
+        <w:tabs>
+          <w:tab w:val="num" w:pos="2880"/>
+        </w:tabs>
+        <w:ind w:left="2880" w:hanging="360"/>
+      </w:pPr>
+      <w:rPr/>
+    </w:lvl>
+    <w:lvl w:ilvl="7">
+      <w:start w:val="1"/>
+      <w:numFmt w:val="decimal"/>
+      <w:lvlText w:val="%8."/>
+      <w:lvlJc w:val="left"/>
+      <w:pPr>
+        <w:tabs>
+          <w:tab w:val="num" w:pos="3240"/>
+        </w:tabs>
+        <w:ind w:left="3240" w:hanging="360"/>
+      </w:pPr>
+      <w:rPr/>
+    </w:lvl>
+    <w:lvl w:ilvl="8">
+      <w:start w:val="1"/>
+      <w:numFmt w:val="decimal"/>
+      <w:lvlText w:val="%9."/>
+      <w:lvlJc w:val="left"/>
+      <w:pPr>
+        <w:tabs>
+          <w:tab w:val="num" w:pos="3600"/>
+        </w:tabs>
+        <w:ind w:left="3600" w:hanging="360"/>
+      </w:pPr>
+      <w:rPr/>
+    </w:lvl>
+  </w:abstractNum>
+  <w:abstractNum w:abstractNumId="8">
+    <w:lvl w:ilvl="0">
+      <w:start w:val="1"/>
+      <w:numFmt w:val="decimal"/>
+      <w:lvlText w:val="%1."/>
+      <w:lvlJc w:val="left"/>
+      <w:pPr>
+        <w:tabs>
+          <w:tab w:val="num" w:pos="720"/>
+        </w:tabs>
+        <w:ind w:left="720" w:hanging="360"/>
+      </w:pPr>
+      <w:rPr/>
+    </w:lvl>
+    <w:lvl w:ilvl="1">
+      <w:start w:val="1"/>
+      <w:numFmt w:val="decimal"/>
+      <w:lvlText w:val="%2."/>
+      <w:lvlJc w:val="left"/>
+      <w:pPr>
+        <w:tabs>
+          <w:tab w:val="num" w:pos="1080"/>
+        </w:tabs>
+        <w:ind w:left="1080" w:hanging="360"/>
+      </w:pPr>
+      <w:rPr/>
+    </w:lvl>
+    <w:lvl w:ilvl="2">
+      <w:start w:val="1"/>
+      <w:numFmt w:val="decimal"/>
+      <w:lvlText w:val="%3."/>
+      <w:lvlJc w:val="left"/>
+      <w:pPr>
+        <w:tabs>
+          <w:tab w:val="num" w:pos="1440"/>
+        </w:tabs>
+        <w:ind w:left="1440" w:hanging="360"/>
+      </w:pPr>
+      <w:rPr/>
+    </w:lvl>
+    <w:lvl w:ilvl="3">
+      <w:start w:val="1"/>
+      <w:numFmt w:val="decimal"/>
+      <w:lvlText w:val="%4."/>
+      <w:lvlJc w:val="left"/>
+      <w:pPr>
+        <w:tabs>
+          <w:tab w:val="num" w:pos="1800"/>
+        </w:tabs>
+        <w:ind w:left="1800" w:hanging="360"/>
+      </w:pPr>
+      <w:rPr/>
+    </w:lvl>
+    <w:lvl w:ilvl="4">
+      <w:start w:val="1"/>
+      <w:numFmt w:val="decimal"/>
+      <w:lvlText w:val="%5."/>
+      <w:lvlJc w:val="left"/>
+      <w:pPr>
+        <w:tabs>
+          <w:tab w:val="num" w:pos="2160"/>
+        </w:tabs>
+        <w:ind w:left="2160" w:hanging="360"/>
+      </w:pPr>
+      <w:rPr/>
+    </w:lvl>
+    <w:lvl w:ilvl="5">
+      <w:start w:val="1"/>
+      <w:numFmt w:val="decimal"/>
+      <w:lvlText w:val="%6."/>
+      <w:lvlJc w:val="left"/>
+      <w:pPr>
+        <w:tabs>
+          <w:tab w:val="num" w:pos="2520"/>
+        </w:tabs>
+        <w:ind w:left="2520" w:hanging="360"/>
+      </w:pPr>
+      <w:rPr/>
+    </w:lvl>
+    <w:lvl w:ilvl="6">
+      <w:start w:val="1"/>
+      <w:numFmt w:val="decimal"/>
+      <w:lvlText w:val="%7."/>
+      <w:lvlJc w:val="left"/>
+      <w:pPr>
+        <w:tabs>
+          <w:tab w:val="num" w:pos="2880"/>
+        </w:tabs>
+        <w:ind w:left="2880" w:hanging="360"/>
+      </w:pPr>
+      <w:rPr/>
+    </w:lvl>
+    <w:lvl w:ilvl="7">
+      <w:start w:val="1"/>
+      <w:numFmt w:val="decimal"/>
+      <w:lvlText w:val="%8."/>
+      <w:lvlJc w:val="left"/>
+      <w:pPr>
+        <w:tabs>
+          <w:tab w:val="num" w:pos="3240"/>
+        </w:tabs>
+        <w:ind w:left="3240" w:hanging="360"/>
+      </w:pPr>
+      <w:rPr/>
+    </w:lvl>
+    <w:lvl w:ilvl="8">
+      <w:start w:val="1"/>
+      <w:numFmt w:val="decimal"/>
+      <w:lvlText w:val="%9."/>
+      <w:lvlJc w:val="left"/>
+      <w:pPr>
+        <w:tabs>
+          <w:tab w:val="num" w:pos="3600"/>
+        </w:tabs>
+        <w:ind w:left="3600" w:hanging="360"/>
+      </w:pPr>
+      <w:rPr/>
+    </w:lvl>
+  </w:abstractNum>
+  <w:abstractNum w:abstractNumId="9">
+    <w:lvl w:ilvl="0">
+      <w:start w:val="1"/>
       <w:numFmt w:val="none"/>
       <w:suff w:val="nothing"/>
       <w:lvlText w:val=""/>
@@ -1342,7 +9892,6 @@
         </w:tabs>
         <w:ind w:left="0" w:hanging="0"/>
       </w:pPr>
-      <w:rPr/>
     </w:lvl>
     <w:lvl w:ilvl="1">
       <w:start w:val="1"/>
@@ -1356,7 +9905,6 @@
         </w:tabs>
         <w:ind w:left="0" w:hanging="0"/>
       </w:pPr>
-      <w:rPr/>
     </w:lvl>
     <w:lvl w:ilvl="2">
       <w:start w:val="1"/>
@@ -1370,7 +9918,6 @@
         </w:tabs>
         <w:ind w:left="0" w:hanging="0"/>
       </w:pPr>
-      <w:rPr/>
     </w:lvl>
     <w:lvl w:ilvl="3">
       <w:start w:val="1"/>
@@ -1384,7 +9931,6 @@
         </w:tabs>
         <w:ind w:left="0" w:hanging="0"/>
       </w:pPr>
-      <w:rPr/>
     </w:lvl>
     <w:lvl w:ilvl="4">
       <w:start w:val="1"/>
@@ -1398,7 +9944,6 @@
         </w:tabs>
         <w:ind w:left="0" w:hanging="0"/>
       </w:pPr>
-      <w:rPr/>
     </w:lvl>
     <w:lvl w:ilvl="5">
       <w:start w:val="1"/>
@@ -1412,7 +9957,6 @@
         </w:tabs>
         <w:ind w:left="0" w:hanging="0"/>
       </w:pPr>
-      <w:rPr/>
     </w:lvl>
     <w:lvl w:ilvl="6">
       <w:start w:val="1"/>
@@ -1426,7 +9970,6 @@
         </w:tabs>
         <w:ind w:left="0" w:hanging="0"/>
       </w:pPr>
-      <w:rPr/>
     </w:lvl>
     <w:lvl w:ilvl="7">
       <w:start w:val="1"/>
@@ -1440,7 +9983,6 @@
         </w:tabs>
         <w:ind w:left="0" w:hanging="0"/>
       </w:pPr>
-      <w:rPr/>
     </w:lvl>
     <w:lvl w:ilvl="8">
       <w:start w:val="1"/>
@@ -1454,126 +9996,6 @@
         </w:tabs>
         <w:ind w:left="0" w:hanging="0"/>
       </w:pPr>
-      <w:rPr/>
-    </w:lvl>
-  </w:abstractNum>
-  <w:abstractNum w:abstractNumId="2">
-    <w:lvl w:ilvl="0">
-      <w:start w:val="1"/>
-      <w:numFmt w:val="none"/>
-      <w:suff w:val="nothing"/>
-      <w:lvlText w:val=""/>
-      <w:lvlJc w:val="left"/>
-      <w:pPr>
-        <w:tabs>
-          <w:tab w:val="num" w:pos="0"/>
-        </w:tabs>
-        <w:ind w:left="0" w:hanging="0"/>
-      </w:pPr>
-    </w:lvl>
-    <w:lvl w:ilvl="1">
-      <w:start w:val="1"/>
-      <w:numFmt w:val="none"/>
-      <w:suff w:val="nothing"/>
-      <w:lvlText w:val=""/>
-      <w:lvlJc w:val="left"/>
-      <w:pPr>
-        <w:tabs>
-          <w:tab w:val="num" w:pos="0"/>
-        </w:tabs>
-        <w:ind w:left="0" w:hanging="0"/>
-      </w:pPr>
-    </w:lvl>
-    <w:lvl w:ilvl="2">
-      <w:start w:val="1"/>
-      <w:numFmt w:val="none"/>
-      <w:suff w:val="nothing"/>
-      <w:lvlText w:val=""/>
-      <w:lvlJc w:val="left"/>
-      <w:pPr>
-        <w:tabs>
-          <w:tab w:val="num" w:pos="0"/>
-        </w:tabs>
-        <w:ind w:left="0" w:hanging="0"/>
-      </w:pPr>
-    </w:lvl>
-    <w:lvl w:ilvl="3">
-      <w:start w:val="1"/>
-      <w:numFmt w:val="none"/>
-      <w:suff w:val="nothing"/>
-      <w:lvlText w:val=""/>
-      <w:lvlJc w:val="left"/>
-      <w:pPr>
-        <w:tabs>
-          <w:tab w:val="num" w:pos="0"/>
-        </w:tabs>
-        <w:ind w:left="0" w:hanging="0"/>
-      </w:pPr>
-    </w:lvl>
-    <w:lvl w:ilvl="4">
-      <w:start w:val="1"/>
-      <w:numFmt w:val="none"/>
-      <w:suff w:val="nothing"/>
-      <w:lvlText w:val=""/>
-      <w:lvlJc w:val="left"/>
-      <w:pPr>
-        <w:tabs>
-          <w:tab w:val="num" w:pos="0"/>
-        </w:tabs>
-        <w:ind w:left="0" w:hanging="0"/>
-      </w:pPr>
-    </w:lvl>
-    <w:lvl w:ilvl="5">
-      <w:start w:val="1"/>
-      <w:numFmt w:val="none"/>
-      <w:suff w:val="nothing"/>
-      <w:lvlText w:val=""/>
-      <w:lvlJc w:val="left"/>
-      <w:pPr>
-        <w:tabs>
-          <w:tab w:val="num" w:pos="0"/>
-        </w:tabs>
-        <w:ind w:left="0" w:hanging="0"/>
-      </w:pPr>
-    </w:lvl>
-    <w:lvl w:ilvl="6">
-      <w:start w:val="1"/>
-      <w:numFmt w:val="none"/>
-      <w:suff w:val="nothing"/>
-      <w:lvlText w:val=""/>
-      <w:lvlJc w:val="left"/>
-      <w:pPr>
-        <w:tabs>
-          <w:tab w:val="num" w:pos="0"/>
-        </w:tabs>
-        <w:ind w:left="0" w:hanging="0"/>
-      </w:pPr>
-    </w:lvl>
-    <w:lvl w:ilvl="7">
-      <w:start w:val="1"/>
-      <w:numFmt w:val="none"/>
-      <w:suff w:val="nothing"/>
-      <w:lvlText w:val=""/>
-      <w:lvlJc w:val="left"/>
-      <w:pPr>
-        <w:tabs>
-          <w:tab w:val="num" w:pos="0"/>
-        </w:tabs>
-        <w:ind w:left="0" w:hanging="0"/>
-      </w:pPr>
-    </w:lvl>
-    <w:lvl w:ilvl="8">
-      <w:start w:val="1"/>
-      <w:numFmt w:val="none"/>
-      <w:suff w:val="nothing"/>
-      <w:lvlText w:val=""/>
-      <w:lvlJc w:val="left"/>
-      <w:pPr>
-        <w:tabs>
-          <w:tab w:val="num" w:pos="0"/>
-        </w:tabs>
-        <w:ind w:left="0" w:hanging="0"/>
-      </w:pPr>
     </w:lvl>
   </w:abstractNum>
   <w:num w:numId="1">
@@ -1581,6 +10003,27 @@
   </w:num>
   <w:num w:numId="2">
     <w:abstractNumId w:val="2"/>
+  </w:num>
+  <w:num w:numId="3">
+    <w:abstractNumId w:val="3"/>
+  </w:num>
+  <w:num w:numId="4">
+    <w:abstractNumId w:val="4"/>
+  </w:num>
+  <w:num w:numId="5">
+    <w:abstractNumId w:val="5"/>
+  </w:num>
+  <w:num w:numId="6">
+    <w:abstractNumId w:val="6"/>
+  </w:num>
+  <w:num w:numId="7">
+    <w:abstractNumId w:val="7"/>
+  </w:num>
+  <w:num w:numId="8">
+    <w:abstractNumId w:val="8"/>
+  </w:num>
+  <w:num w:numId="9">
+    <w:abstractNumId w:val="9"/>
   </w:num>
 </w:numbering>
 </file>
@@ -2378,7 +10821,12 @@
     <w:basedOn w:val="Caption11"/>
     <w:qFormat/>
     <w:pPr/>
-    <w:rPr/>
+    <w:rPr>
+      <w:i w:val="false"/>
+      <w:iCs w:val="false"/>
+      <w:sz w:val="28"/>
+      <w:szCs w:val="28"/>
+    </w:rPr>
   </w:style>
   <w:style w:type="paragraph" w:styleId="Style19">
     <w:name w:val="Содержимое врезки"/>
